--- a/Machine Learning/assessments/A3_交件/Huang_26254793_321513_A3.docx
+++ b/Machine Learning/assessments/A3_交件/Huang_26254793_321513_A3.docx
@@ -620,7 +620,7 @@
       <w:r>
         <w:fldChar w:fldCharType="separate"/>
       </w:r>
-      <w:hyperlink w:anchor="_Toc242439827" w:history="1">
+      <w:hyperlink w:anchor="_Toc242473403" w:history="1">
         <w:r>
           <w:rPr>
             <w:rStyle w:val="affa"/>
@@ -654,7 +654,7 @@
             <w:noProof/>
             <w:webHidden/>
           </w:rPr>
-          <w:instrText xml:space="preserve"> PAGEREF _Toc242439827 \h </w:instrText>
+          <w:instrText xml:space="preserve"> PAGEREF _Toc242473403 \h </w:instrText>
         </w:r>
         <w:r>
           <w:rPr>
@@ -695,7 +695,7 @@
           <w:noProof/>
         </w:rPr>
       </w:pPr>
-      <w:hyperlink w:anchor="_Toc242439828" w:history="1">
+      <w:hyperlink w:anchor="_Toc242473404" w:history="1">
         <w:r>
           <w:rPr>
             <w:rStyle w:val="affa"/>
@@ -743,7 +743,7 @@
             <w:noProof/>
             <w:webHidden/>
           </w:rPr>
-          <w:instrText xml:space="preserve"> PAGEREF _Toc242439828 \h </w:instrText>
+          <w:instrText xml:space="preserve"> PAGEREF _Toc242473404 \h </w:instrText>
         </w:r>
         <w:r>
           <w:rPr>
@@ -784,7 +784,7 @@
           <w:noProof/>
         </w:rPr>
       </w:pPr>
-      <w:hyperlink w:anchor="_Toc242439829" w:history="1">
+      <w:hyperlink w:anchor="_Toc242473405" w:history="1">
         <w:r>
           <w:rPr>
             <w:rStyle w:val="affa"/>
@@ -832,7 +832,7 @@
             <w:noProof/>
             <w:webHidden/>
           </w:rPr>
-          <w:instrText xml:space="preserve"> PAGEREF _Toc242439829 \h </w:instrText>
+          <w:instrText xml:space="preserve"> PAGEREF _Toc242473405 \h </w:instrText>
         </w:r>
         <w:r>
           <w:rPr>
@@ -873,7 +873,7 @@
           <w:noProof/>
         </w:rPr>
       </w:pPr>
-      <w:hyperlink w:anchor="_Toc242439830" w:history="1">
+      <w:hyperlink w:anchor="_Toc242473406" w:history="1">
         <w:r>
           <w:rPr>
             <w:rStyle w:val="affa"/>
@@ -907,7 +907,7 @@
             <w:noProof/>
             <w:webHidden/>
           </w:rPr>
-          <w:instrText xml:space="preserve"> PAGEREF _Toc242439830 \h </w:instrText>
+          <w:instrText xml:space="preserve"> PAGEREF _Toc242473406 \h </w:instrText>
         </w:r>
         <w:r>
           <w:rPr>
@@ -948,7 +948,7 @@
           <w:noProof/>
         </w:rPr>
       </w:pPr>
-      <w:hyperlink w:anchor="_Toc242439831" w:history="1">
+      <w:hyperlink w:anchor="_Toc242473407" w:history="1">
         <w:r>
           <w:rPr>
             <w:rStyle w:val="affa"/>
@@ -982,7 +982,7 @@
             <w:noProof/>
             <w:webHidden/>
           </w:rPr>
-          <w:instrText xml:space="preserve"> PAGEREF _Toc242439831 \h </w:instrText>
+          <w:instrText xml:space="preserve"> PAGEREF _Toc242473407 \h </w:instrText>
         </w:r>
         <w:r>
           <w:rPr>
@@ -1023,7 +1023,7 @@
           <w:noProof/>
         </w:rPr>
       </w:pPr>
-      <w:hyperlink w:anchor="_Toc242439832" w:history="1">
+      <w:hyperlink w:anchor="_Toc242473408" w:history="1">
         <w:r>
           <w:rPr>
             <w:rStyle w:val="affa"/>
@@ -1071,7 +1071,7 @@
             <w:noProof/>
             <w:webHidden/>
           </w:rPr>
-          <w:instrText xml:space="preserve"> PAGEREF _Toc242439832 \h </w:instrText>
+          <w:instrText xml:space="preserve"> PAGEREF _Toc242473408 \h </w:instrText>
         </w:r>
         <w:r>
           <w:rPr>
@@ -1112,7 +1112,7 @@
           <w:noProof/>
         </w:rPr>
       </w:pPr>
-      <w:hyperlink w:anchor="_Toc242439833" w:history="1">
+      <w:hyperlink w:anchor="_Toc242473409" w:history="1">
         <w:r>
           <w:rPr>
             <w:rStyle w:val="affa"/>
@@ -1146,7 +1146,7 @@
             <w:noProof/>
             <w:webHidden/>
           </w:rPr>
-          <w:instrText xml:space="preserve"> PAGEREF _Toc242439833 \h </w:instrText>
+          <w:instrText xml:space="preserve"> PAGEREF _Toc242473409 \h </w:instrText>
         </w:r>
         <w:r>
           <w:rPr>
@@ -1187,7 +1187,7 @@
           <w:noProof/>
         </w:rPr>
       </w:pPr>
-      <w:hyperlink w:anchor="_Toc242439834" w:history="1">
+      <w:hyperlink w:anchor="_Toc242473410" w:history="1">
         <w:r>
           <w:rPr>
             <w:rStyle w:val="affa"/>
@@ -1221,7 +1221,7 @@
             <w:noProof/>
             <w:webHidden/>
           </w:rPr>
-          <w:instrText xml:space="preserve"> PAGEREF _Toc242439834 \h </w:instrText>
+          <w:instrText xml:space="preserve"> PAGEREF _Toc242473410 \h </w:instrText>
         </w:r>
         <w:r>
           <w:rPr>
@@ -1262,7 +1262,7 @@
           <w:noProof/>
         </w:rPr>
       </w:pPr>
-      <w:hyperlink w:anchor="_Toc242439835" w:history="1">
+      <w:hyperlink w:anchor="_Toc242473411" w:history="1">
         <w:r>
           <w:rPr>
             <w:rStyle w:val="affa"/>
@@ -1296,7 +1296,7 @@
             <w:noProof/>
             <w:webHidden/>
           </w:rPr>
-          <w:instrText xml:space="preserve"> PAGEREF _Toc242439835 \h </w:instrText>
+          <w:instrText xml:space="preserve"> PAGEREF _Toc242473411 \h </w:instrText>
         </w:r>
         <w:r>
           <w:rPr>
@@ -1337,7 +1337,7 @@
           <w:noProof/>
         </w:rPr>
       </w:pPr>
-      <w:hyperlink w:anchor="_Toc242439836" w:history="1">
+      <w:hyperlink w:anchor="_Toc242473412" w:history="1">
         <w:r>
           <w:rPr>
             <w:rStyle w:val="affa"/>
@@ -1371,7 +1371,7 @@
             <w:noProof/>
             <w:webHidden/>
           </w:rPr>
-          <w:instrText xml:space="preserve"> PAGEREF _Toc242439836 \h </w:instrText>
+          <w:instrText xml:space="preserve"> PAGEREF _Toc242473412 \h </w:instrText>
         </w:r>
         <w:r>
           <w:rPr>
@@ -1412,7 +1412,7 @@
           <w:noProof/>
         </w:rPr>
       </w:pPr>
-      <w:hyperlink w:anchor="_Toc242439837" w:history="1">
+      <w:hyperlink w:anchor="_Toc242473413" w:history="1">
         <w:r>
           <w:rPr>
             <w:rStyle w:val="affa"/>
@@ -1460,7 +1460,7 @@
             <w:noProof/>
             <w:webHidden/>
           </w:rPr>
-          <w:instrText xml:space="preserve"> PAGEREF _Toc242439837 \h </w:instrText>
+          <w:instrText xml:space="preserve"> PAGEREF _Toc242473413 \h </w:instrText>
         </w:r>
         <w:r>
           <w:rPr>
@@ -1501,7 +1501,7 @@
           <w:noProof/>
         </w:rPr>
       </w:pPr>
-      <w:hyperlink w:anchor="_Toc242439838" w:history="1">
+      <w:hyperlink w:anchor="_Toc242473414" w:history="1">
         <w:r>
           <w:rPr>
             <w:rStyle w:val="affa"/>
@@ -1549,7 +1549,7 @@
             <w:noProof/>
             <w:webHidden/>
           </w:rPr>
-          <w:instrText xml:space="preserve"> PAGEREF _Toc242439838 \h </w:instrText>
+          <w:instrText xml:space="preserve"> PAGEREF _Toc242473414 \h </w:instrText>
         </w:r>
         <w:r>
           <w:rPr>
@@ -1590,7 +1590,7 @@
           <w:noProof/>
         </w:rPr>
       </w:pPr>
-      <w:hyperlink w:anchor="_Toc242439839" w:history="1">
+      <w:hyperlink w:anchor="_Toc242473415" w:history="1">
         <w:r>
           <w:rPr>
             <w:rStyle w:val="affa"/>
@@ -1624,7 +1624,7 @@
             <w:noProof/>
             <w:webHidden/>
           </w:rPr>
-          <w:instrText xml:space="preserve"> PAGEREF _Toc242439839 \h </w:instrText>
+          <w:instrText xml:space="preserve"> PAGEREF _Toc242473415 \h </w:instrText>
         </w:r>
         <w:r>
           <w:rPr>
@@ -1665,7 +1665,7 @@
           <w:noProof/>
         </w:rPr>
       </w:pPr>
-      <w:hyperlink w:anchor="_Toc242439840" w:history="1">
+      <w:hyperlink w:anchor="_Toc242473416" w:history="1">
         <w:r>
           <w:rPr>
             <w:rStyle w:val="affa"/>
@@ -1699,7 +1699,7 @@
             <w:noProof/>
             <w:webHidden/>
           </w:rPr>
-          <w:instrText xml:space="preserve"> PAGEREF _Toc242439840 \h </w:instrText>
+          <w:instrText xml:space="preserve"> PAGEREF _Toc242473416 \h </w:instrText>
         </w:r>
         <w:r>
           <w:rPr>
@@ -1740,7 +1740,7 @@
           <w:noProof/>
         </w:rPr>
       </w:pPr>
-      <w:hyperlink w:anchor="_Toc242439841" w:history="1">
+      <w:hyperlink w:anchor="_Toc242473417" w:history="1">
         <w:r>
           <w:rPr>
             <w:rStyle w:val="affa"/>
@@ -1774,7 +1774,7 @@
             <w:noProof/>
             <w:webHidden/>
           </w:rPr>
-          <w:instrText xml:space="preserve"> PAGEREF _Toc242439841 \h </w:instrText>
+          <w:instrText xml:space="preserve"> PAGEREF _Toc242473417 \h </w:instrText>
         </w:r>
         <w:r>
           <w:rPr>
@@ -1815,7 +1815,7 @@
           <w:noProof/>
         </w:rPr>
       </w:pPr>
-      <w:hyperlink w:anchor="_Toc242439842" w:history="1">
+      <w:hyperlink w:anchor="_Toc242473418" w:history="1">
         <w:r>
           <w:rPr>
             <w:rStyle w:val="affa"/>
@@ -1842,7 +1842,7 @@
             <w:noProof/>
             <w:webHidden/>
           </w:rPr>
-          <w:instrText xml:space="preserve"> PAGEREF _Toc242439842 \h </w:instrText>
+          <w:instrText xml:space="preserve"> PAGEREF _Toc242473418 \h </w:instrText>
         </w:r>
         <w:r>
           <w:rPr>
@@ -1883,7 +1883,7 @@
           <w:noProof/>
         </w:rPr>
       </w:pPr>
-      <w:hyperlink w:anchor="_Toc242439843" w:history="1">
+      <w:hyperlink w:anchor="_Toc242473419" w:history="1">
         <w:r>
           <w:rPr>
             <w:rStyle w:val="affa"/>
@@ -1910,7 +1910,7 @@
             <w:noProof/>
             <w:webHidden/>
           </w:rPr>
-          <w:instrText xml:space="preserve"> PAGEREF _Toc242439843 \h </w:instrText>
+          <w:instrText xml:space="preserve"> PAGEREF _Toc242473419 \h </w:instrText>
         </w:r>
         <w:r>
           <w:rPr>
@@ -1951,7 +1951,7 @@
           <w:noProof/>
         </w:rPr>
       </w:pPr>
-      <w:hyperlink w:anchor="_Toc242439844" w:history="1">
+      <w:hyperlink w:anchor="_Toc242473420" w:history="1">
         <w:r>
           <w:rPr>
             <w:rStyle w:val="affa"/>
@@ -1992,7 +1992,7 @@
             <w:noProof/>
             <w:webHidden/>
           </w:rPr>
-          <w:instrText xml:space="preserve"> PAGEREF _Toc242439844 \h </w:instrText>
+          <w:instrText xml:space="preserve"> PAGEREF _Toc242473420 \h </w:instrText>
         </w:r>
         <w:r>
           <w:rPr>
@@ -2033,7 +2033,7 @@
           <w:noProof/>
         </w:rPr>
       </w:pPr>
-      <w:hyperlink w:anchor="_Toc242439845" w:history="1">
+      <w:hyperlink w:anchor="_Toc242473421" w:history="1">
         <w:r>
           <w:rPr>
             <w:rStyle w:val="affa"/>
@@ -2074,7 +2074,7 @@
             <w:noProof/>
             <w:webHidden/>
           </w:rPr>
-          <w:instrText xml:space="preserve"> PAGEREF _Toc242439845 \h </w:instrText>
+          <w:instrText xml:space="preserve"> PAGEREF _Toc242473421 \h </w:instrText>
         </w:r>
         <w:r>
           <w:rPr>
@@ -2119,7 +2119,7 @@
       <w:pPr>
         <w:pStyle w:val="1"/>
       </w:pPr>
-      <w:bookmarkStart w:id="0" w:name="_Toc242439827"/>
+      <w:bookmarkStart w:id="0" w:name="_Toc242473403"/>
       <w:r>
         <w:rPr>
           <w:rFonts w:ascii="Times New Roman" w:eastAsia="新細明體" w:hAnsi="Times New Roman" w:cs="Times New Roman"/>
@@ -4852,7 +4852,7 @@
       <w:pPr>
         <w:pStyle w:val="1"/>
       </w:pPr>
-      <w:bookmarkStart w:id="1" w:name="_Toc242439828"/>
+      <w:bookmarkStart w:id="1" w:name="_Toc242473404"/>
       <w:r>
         <w:rPr>
           <w:rFonts w:ascii="Times New Roman" w:eastAsia="新細明體" w:hAnsi="Times New Roman" w:cs="Times New Roman"/>
@@ -8751,7 +8751,7 @@
       <w:pPr>
         <w:pStyle w:val="1"/>
       </w:pPr>
-      <w:bookmarkStart w:id="2" w:name="_Toc242439829"/>
+      <w:bookmarkStart w:id="2" w:name="_Toc242473405"/>
       <w:r>
         <w:rPr>
           <w:rFonts w:ascii="Times New Roman" w:eastAsia="新細明體" w:hAnsi="Times New Roman" w:cs="Times New Roman"/>
@@ -8782,7 +8782,7 @@
       <w:pPr>
         <w:pStyle w:val="21"/>
       </w:pPr>
-      <w:bookmarkStart w:id="3" w:name="_Toc242439830"/>
+      <w:bookmarkStart w:id="3" w:name="_Toc242473406"/>
       <w:r>
         <w:rPr>
           <w:rFonts w:ascii="Times New Roman" w:eastAsia="新細明體" w:hAnsi="Times New Roman" w:cs="Times New Roman"/>
@@ -9990,7 +9990,7 @@
           <w:noProof/>
         </w:rPr>
         <w:drawing>
-          <wp:inline distT="0" distB="0" distL="0" distR="0" wp14:anchorId="3CEB97DD" wp14:editId="352DE050">
+          <wp:inline distT="0" distB="0" distL="0" distR="0" wp14:anchorId="5E7C7F15" wp14:editId="692424DD">
             <wp:extent cx="5724000" cy="3982406"/>
             <wp:effectExtent l="0" t="0" r="0" b="0"/>
             <wp:docPr id="1" name="Picture 1"/>
@@ -10159,7 +10159,7 @@
       <w:pPr>
         <w:pStyle w:val="21"/>
       </w:pPr>
-      <w:bookmarkStart w:id="4" w:name="_Toc242439831"/>
+      <w:bookmarkStart w:id="4" w:name="_Toc242473407"/>
       <w:r>
         <w:rPr>
           <w:rFonts w:ascii="Times New Roman" w:eastAsia="新細明體" w:hAnsi="Times New Roman" w:cs="Times New Roman"/>
@@ -13919,7 +13919,7 @@
               <w:rPr>
                 <w:sz w:val="18"/>
               </w:rPr>
-              <w:t xml:space="preserve"> 0.140 </w:t>
+              <w:t xml:space="preserve"> 0.14 </w:t>
             </w:r>
             <w:r>
               <w:rPr>
@@ -13943,7 +13943,7 @@
               <w:rPr>
                 <w:sz w:val="18"/>
               </w:rPr>
-              <w:t xml:space="preserve"> 0.047 </w:t>
+              <w:t xml:space="preserve"> 0.05 </w:t>
             </w:r>
             <w:r>
               <w:rPr>
@@ -14064,7 +14064,7 @@
       <w:pPr>
         <w:pStyle w:val="21"/>
       </w:pPr>
-      <w:bookmarkStart w:id="5" w:name="_Toc242439832"/>
+      <w:bookmarkStart w:id="5" w:name="_Toc242473408"/>
       <w:r>
         <w:rPr>
           <w:rFonts w:ascii="Times New Roman" w:eastAsia="新細明體" w:hAnsi="Times New Roman" w:cs="Times New Roman"/>
@@ -14159,7 +14159,7 @@
         </w:rPr>
         <w:lastRenderedPageBreak/>
         <w:drawing>
-          <wp:inline distT="0" distB="0" distL="0" distR="0" wp14:anchorId="3C032D89" wp14:editId="60F6BDC1">
+          <wp:inline distT="0" distB="0" distL="0" distR="0" wp14:anchorId="2AA72321" wp14:editId="68FB7197">
             <wp:extent cx="5724000" cy="3169773"/>
             <wp:effectExtent l="0" t="0" r="0" b="0"/>
             <wp:docPr id="2" name="Picture 2"/>
@@ -14316,7 +14316,7 @@
       <w:pPr>
         <w:pStyle w:val="21"/>
       </w:pPr>
-      <w:bookmarkStart w:id="6" w:name="_Toc242439833"/>
+      <w:bookmarkStart w:id="6" w:name="_Toc242473409"/>
       <w:r>
         <w:rPr>
           <w:rFonts w:ascii="Times New Roman" w:eastAsia="新細明體" w:hAnsi="Times New Roman" w:cs="Times New Roman"/>
@@ -14423,7 +14423,7 @@
         </w:rPr>
         <w:lastRenderedPageBreak/>
         <w:drawing>
-          <wp:inline distT="0" distB="0" distL="0" distR="0" wp14:anchorId="74DA7EE9" wp14:editId="7D439CC3">
+          <wp:inline distT="0" distB="0" distL="0" distR="0" wp14:anchorId="1141AE70" wp14:editId="1FCDA67A">
             <wp:extent cx="5256000" cy="6815949"/>
             <wp:effectExtent l="0" t="0" r="0" b="0"/>
             <wp:docPr id="3" name="Picture 3"/>
@@ -14782,7 +14782,7 @@
           <w:noProof/>
         </w:rPr>
         <w:drawing>
-          <wp:inline distT="0" distB="0" distL="0" distR="0" wp14:anchorId="25E1E93D" wp14:editId="66BDA180">
+          <wp:inline distT="0" distB="0" distL="0" distR="0" wp14:anchorId="2F785B1B" wp14:editId="374BEAE8">
             <wp:extent cx="5724000" cy="3562609"/>
             <wp:effectExtent l="0" t="0" r="0" b="0"/>
             <wp:docPr id="4" name="Picture 4"/>
@@ -14927,7 +14927,7 @@
       <w:pPr>
         <w:pStyle w:val="21"/>
       </w:pPr>
-      <w:bookmarkStart w:id="7" w:name="_Toc242439834"/>
+      <w:bookmarkStart w:id="7" w:name="_Toc242473410"/>
       <w:r>
         <w:rPr>
           <w:rFonts w:ascii="Times New Roman" w:eastAsia="新細明體" w:hAnsi="Times New Roman" w:cs="Times New Roman"/>
@@ -15070,7 +15070,7 @@
         </w:rPr>
         <w:lastRenderedPageBreak/>
         <w:drawing>
-          <wp:inline distT="0" distB="0" distL="0" distR="0" wp14:anchorId="13E98B43" wp14:editId="01904211">
+          <wp:inline distT="0" distB="0" distL="0" distR="0" wp14:anchorId="767FA6C9" wp14:editId="1A2E6B6D">
             <wp:extent cx="5256000" cy="4957571"/>
             <wp:effectExtent l="0" t="0" r="0" b="0"/>
             <wp:docPr id="5" name="Picture 5"/>
@@ -16287,7 +16287,7 @@
       <w:pPr>
         <w:pStyle w:val="21"/>
       </w:pPr>
-      <w:bookmarkStart w:id="8" w:name="_Toc242439835"/>
+      <w:bookmarkStart w:id="8" w:name="_Toc242473411"/>
       <w:r>
         <w:rPr>
           <w:rFonts w:ascii="Times New Roman" w:eastAsia="新細明體" w:hAnsi="Times New Roman" w:cs="Times New Roman"/>
@@ -16399,7 +16399,7 @@
           <w:noProof/>
         </w:rPr>
         <w:drawing>
-          <wp:inline distT="0" distB="0" distL="0" distR="0" wp14:anchorId="1643268C" wp14:editId="292A8E52">
+          <wp:inline distT="0" distB="0" distL="0" distR="0" wp14:anchorId="01DBF890" wp14:editId="6EDB561F">
             <wp:extent cx="5328000" cy="5631878"/>
             <wp:effectExtent l="0" t="0" r="0" b="0"/>
             <wp:docPr id="6" name="Picture 6"/>
@@ -16532,7 +16532,7 @@
       <w:pPr>
         <w:pStyle w:val="21"/>
       </w:pPr>
-      <w:bookmarkStart w:id="9" w:name="_Toc242439836"/>
+      <w:bookmarkStart w:id="9" w:name="_Toc242473412"/>
       <w:r>
         <w:rPr>
           <w:rFonts w:ascii="Times New Roman" w:eastAsia="新細明體" w:hAnsi="Times New Roman" w:cs="Times New Roman"/>
@@ -16584,7 +16584,7 @@
       <w:pPr>
         <w:pStyle w:val="1"/>
       </w:pPr>
-      <w:bookmarkStart w:id="10" w:name="_Toc242439837"/>
+      <w:bookmarkStart w:id="10" w:name="_Toc242473413"/>
       <w:r>
         <w:rPr>
           <w:rFonts w:ascii="Times New Roman" w:eastAsia="新細明體" w:hAnsi="Times New Roman" w:cs="Times New Roman"/>
@@ -19084,7 +19084,7 @@
       <w:pPr>
         <w:pStyle w:val="1"/>
       </w:pPr>
-      <w:bookmarkStart w:id="11" w:name="_Toc242439838"/>
+      <w:bookmarkStart w:id="11" w:name="_Toc242473414"/>
       <w:r>
         <w:rPr>
           <w:rFonts w:ascii="Times New Roman" w:eastAsia="新細明體" w:hAnsi="Times New Roman" w:cs="Times New Roman"/>
@@ -19392,7 +19392,7 @@
       <w:pPr>
         <w:pStyle w:val="21"/>
       </w:pPr>
-      <w:bookmarkStart w:id="12" w:name="_Toc242439839"/>
+      <w:bookmarkStart w:id="12" w:name="_Toc242473415"/>
       <w:r>
         <w:rPr>
           <w:rFonts w:ascii="Times New Roman" w:eastAsia="新細明體" w:hAnsi="Times New Roman" w:cs="Times New Roman"/>
@@ -19425,7 +19425,7 @@
       <w:pPr>
         <w:pStyle w:val="21"/>
       </w:pPr>
-      <w:bookmarkStart w:id="13" w:name="_Toc242439840"/>
+      <w:bookmarkStart w:id="13" w:name="_Toc242473416"/>
       <w:r>
         <w:rPr>
           <w:rFonts w:ascii="Times New Roman" w:eastAsia="新細明體" w:hAnsi="Times New Roman" w:cs="Times New Roman"/>
@@ -19688,7 +19688,7 @@
       <w:pPr>
         <w:pStyle w:val="21"/>
       </w:pPr>
-      <w:bookmarkStart w:id="14" w:name="_Toc242439841"/>
+      <w:bookmarkStart w:id="14" w:name="_Toc242473417"/>
       <w:r>
         <w:rPr>
           <w:rFonts w:ascii="Times New Roman" w:eastAsia="新細明體" w:hAnsi="Times New Roman" w:cs="Times New Roman"/>
@@ -20995,7 +20995,7 @@
       <w:pPr>
         <w:pStyle w:val="1"/>
       </w:pPr>
-      <w:bookmarkStart w:id="15" w:name="_Toc242439842"/>
+      <w:bookmarkStart w:id="15" w:name="_Toc242473418"/>
       <w:r>
         <w:rPr>
           <w:rFonts w:ascii="Times New Roman" w:eastAsia="新細明體" w:hAnsi="Times New Roman" w:cs="Times New Roman"/>
@@ -21720,7 +21720,7 @@
         <w:pStyle w:val="1"/>
         <w:pageBreakBefore/>
       </w:pPr>
-      <w:bookmarkStart w:id="16" w:name="_Toc242439843"/>
+      <w:bookmarkStart w:id="16" w:name="_Toc242473419"/>
       <w:r>
         <w:rPr>
           <w:rFonts w:ascii="Times New Roman" w:eastAsia="新細明體" w:hAnsi="Times New Roman" w:cs="Times New Roman"/>
@@ -21820,7 +21820,7 @@
         <w:rPr>
           <w:i/>
         </w:rPr>
-        <w:t>单元三｜如何构建机器学习产品</w:t>
+        <w:t>單元三｜如何構建機器學習產品</w:t>
       </w:r>
       <w:r>
         <w:t xml:space="preserve"> [Module 3: How to build machine learning products] [Course module, 321513 Machine Learning]. Canvas. https://canvas.uts.edu.au/courses/40074/modules</w:t>
@@ -21849,7 +21849,7 @@
         <w:pStyle w:val="1"/>
         <w:pageBreakBefore/>
       </w:pPr>
-      <w:bookmarkStart w:id="17" w:name="_Toc242439844"/>
+      <w:bookmarkStart w:id="17" w:name="_Toc242473420"/>
       <w:r>
         <w:rPr>
           <w:rFonts w:ascii="Times New Roman" w:eastAsia="新細明體" w:hAnsi="Times New Roman" w:cs="Times New Roman"/>
@@ -23531,7 +23531,7 @@
       <w:pPr>
         <w:pStyle w:val="1"/>
       </w:pPr>
-      <w:bookmarkStart w:id="18" w:name="_Toc242439845"/>
+      <w:bookmarkStart w:id="18" w:name="_Toc242473421"/>
       <w:r>
         <w:rPr>
           <w:rFonts w:ascii="Times New Roman" w:eastAsia="新細明體" w:hAnsi="Times New Roman" w:cs="Times New Roman"/>
@@ -23564,7 +23564,7 @@
           <w:noProof/>
         </w:rPr>
         <w:drawing>
-          <wp:inline distT="0" distB="0" distL="0" distR="0" wp14:anchorId="60A2AD60" wp14:editId="5BE22C4E">
+          <wp:inline distT="0" distB="0" distL="0" distR="0" wp14:anchorId="6F83CABD" wp14:editId="2E059F96">
             <wp:extent cx="5364000" cy="4024521"/>
             <wp:effectExtent l="0" t="0" r="0" b="0"/>
             <wp:docPr id="7" name="Picture 7"/>
@@ -23669,7 +23669,7 @@
         </w:rPr>
         <w:lastRenderedPageBreak/>
         <w:drawing>
-          <wp:inline distT="0" distB="0" distL="0" distR="0" wp14:anchorId="0ECA8834" wp14:editId="0AD7DA88">
+          <wp:inline distT="0" distB="0" distL="0" distR="0" wp14:anchorId="28C7F8C3" wp14:editId="1A9F1E51">
             <wp:extent cx="5616000" cy="4438158"/>
             <wp:effectExtent l="0" t="0" r="0" b="0"/>
             <wp:docPr id="8" name="Picture 8"/>
@@ -23882,7 +23882,7 @@
         </w:rPr>
         <w:lastRenderedPageBreak/>
         <w:drawing>
-          <wp:inline distT="0" distB="0" distL="0" distR="0" wp14:anchorId="15E74A42" wp14:editId="651877F4">
+          <wp:inline distT="0" distB="0" distL="0" distR="0" wp14:anchorId="655ADC38" wp14:editId="69BF4588">
             <wp:extent cx="5724000" cy="3951291"/>
             <wp:effectExtent l="0" t="0" r="0" b="0"/>
             <wp:docPr id="9" name="Picture 9"/>
@@ -24347,31 +24347,31 @@
       </w:rPr>
     </w:lvl>
   </w:abstractNum>
-  <w:num w:numId="1" w16cid:durableId="950090878">
+  <w:num w:numId="1" w16cid:durableId="690957145">
     <w:abstractNumId w:val="8"/>
   </w:num>
-  <w:num w:numId="2" w16cid:durableId="505098485">
+  <w:num w:numId="2" w16cid:durableId="1256746643">
     <w:abstractNumId w:val="6"/>
   </w:num>
-  <w:num w:numId="3" w16cid:durableId="755787688">
+  <w:num w:numId="3" w16cid:durableId="1491679165">
     <w:abstractNumId w:val="5"/>
   </w:num>
-  <w:num w:numId="4" w16cid:durableId="1319727032">
+  <w:num w:numId="4" w16cid:durableId="1896156830">
     <w:abstractNumId w:val="4"/>
   </w:num>
-  <w:num w:numId="5" w16cid:durableId="248395760">
+  <w:num w:numId="5" w16cid:durableId="281040099">
     <w:abstractNumId w:val="7"/>
   </w:num>
-  <w:num w:numId="6" w16cid:durableId="363025008">
+  <w:num w:numId="6" w16cid:durableId="565726095">
     <w:abstractNumId w:val="3"/>
   </w:num>
-  <w:num w:numId="7" w16cid:durableId="754940726">
+  <w:num w:numId="7" w16cid:durableId="1016152156">
     <w:abstractNumId w:val="2"/>
   </w:num>
-  <w:num w:numId="8" w16cid:durableId="1232547816">
+  <w:num w:numId="8" w16cid:durableId="2067291320">
     <w:abstractNumId w:val="1"/>
   </w:num>
-  <w:num w:numId="9" w16cid:durableId="1138303857">
+  <w:num w:numId="9" w16cid:durableId="2010018386">
     <w:abstractNumId w:val="0"/>
   </w:num>
 </w:numbering>
@@ -35769,7 +35769,7 @@
     <w:autoRedefine/>
     <w:uiPriority w:val="39"/>
     <w:unhideWhenUsed/>
-    <w:rsid w:val="00D41D49"/>
+    <w:rsid w:val="00F30194"/>
   </w:style>
   <w:style w:type="paragraph" w:styleId="2a">
     <w:name w:val="toc 2"/>
@@ -35778,7 +35778,7 @@
     <w:autoRedefine/>
     <w:uiPriority w:val="39"/>
     <w:unhideWhenUsed/>
-    <w:rsid w:val="00D41D49"/>
+    <w:rsid w:val="00F30194"/>
     <w:pPr>
       <w:ind w:leftChars="200" w:left="480"/>
     </w:pPr>
@@ -35788,7 +35788,7 @@
     <w:basedOn w:val="a2"/>
     <w:uiPriority w:val="99"/>
     <w:unhideWhenUsed/>
-    <w:rsid w:val="00D41D49"/>
+    <w:rsid w:val="00F30194"/>
     <w:rPr>
       <w:color w:val="0000FF" w:themeColor="hyperlink"/>
       <w:u w:val="single"/>

--- a/Machine Learning/assessments/A3_交件/Huang_26254793_321513_A3.docx
+++ b/Machine Learning/assessments/A3_交件/Huang_26254793_321513_A3.docx
@@ -427,25 +427,25 @@
               <w:rPr>
                 <w:sz w:val="22"/>
               </w:rPr>
-              <w:t>Dr Vahid Behbood</w:t>
+              <w:t>Dr Li Guan</w:t>
             </w:r>
             <w:r>
               <w:rPr>
                 <w:sz w:val="22"/>
               </w:rPr>
-              <w:t>（</w:t>
+              <w:t>、</w:t>
             </w:r>
             <w:r>
               <w:rPr>
                 <w:sz w:val="22"/>
               </w:rPr>
-              <w:t>Subject Coordinator</w:t>
+              <w:t>Chunping Li</w:t>
             </w:r>
             <w:r>
               <w:rPr>
                 <w:sz w:val="22"/>
               </w:rPr>
-              <w:t>）</w:t>
+              <w:t>（線上學習講師）</w:t>
             </w:r>
           </w:p>
         </w:tc>
@@ -571,7 +571,7 @@
               <w:rPr>
                 <w:sz w:val="22"/>
               </w:rPr>
-              <w:t xml:space="preserve"> 1,640 </w:t>
+              <w:t xml:space="preserve"> 1,645 </w:t>
             </w:r>
             <w:r>
               <w:rPr>
@@ -620,7 +620,7 @@
       <w:r>
         <w:fldChar w:fldCharType="separate"/>
       </w:r>
-      <w:hyperlink w:anchor="_Toc242473403" w:history="1">
+      <w:hyperlink w:anchor="_Toc242536591" w:history="1">
         <w:r>
           <w:rPr>
             <w:rStyle w:val="affa"/>
@@ -654,7 +654,7 @@
             <w:noProof/>
             <w:webHidden/>
           </w:rPr>
-          <w:instrText xml:space="preserve"> PAGEREF _Toc242473403 \h </w:instrText>
+          <w:instrText xml:space="preserve"> PAGEREF _Toc242536591 \h </w:instrText>
         </w:r>
         <w:r>
           <w:rPr>
@@ -695,7 +695,7 @@
           <w:noProof/>
         </w:rPr>
       </w:pPr>
-      <w:hyperlink w:anchor="_Toc242473404" w:history="1">
+      <w:hyperlink w:anchor="_Toc242536592" w:history="1">
         <w:r>
           <w:rPr>
             <w:rStyle w:val="affa"/>
@@ -743,7 +743,7 @@
             <w:noProof/>
             <w:webHidden/>
           </w:rPr>
-          <w:instrText xml:space="preserve"> PAGEREF _Toc242473404 \h </w:instrText>
+          <w:instrText xml:space="preserve"> PAGEREF _Toc242536592 \h </w:instrText>
         </w:r>
         <w:r>
           <w:rPr>
@@ -784,7 +784,7 @@
           <w:noProof/>
         </w:rPr>
       </w:pPr>
-      <w:hyperlink w:anchor="_Toc242473405" w:history="1">
+      <w:hyperlink w:anchor="_Toc242536593" w:history="1">
         <w:r>
           <w:rPr>
             <w:rStyle w:val="affa"/>
@@ -832,7 +832,7 @@
             <w:noProof/>
             <w:webHidden/>
           </w:rPr>
-          <w:instrText xml:space="preserve"> PAGEREF _Toc242473405 \h </w:instrText>
+          <w:instrText xml:space="preserve"> PAGEREF _Toc242536593 \h </w:instrText>
         </w:r>
         <w:r>
           <w:rPr>
@@ -873,7 +873,7 @@
           <w:noProof/>
         </w:rPr>
       </w:pPr>
-      <w:hyperlink w:anchor="_Toc242473406" w:history="1">
+      <w:hyperlink w:anchor="_Toc242536594" w:history="1">
         <w:r>
           <w:rPr>
             <w:rStyle w:val="affa"/>
@@ -907,7 +907,7 @@
             <w:noProof/>
             <w:webHidden/>
           </w:rPr>
-          <w:instrText xml:space="preserve"> PAGEREF _Toc242473406 \h </w:instrText>
+          <w:instrText xml:space="preserve"> PAGEREF _Toc242536594 \h </w:instrText>
         </w:r>
         <w:r>
           <w:rPr>
@@ -948,7 +948,7 @@
           <w:noProof/>
         </w:rPr>
       </w:pPr>
-      <w:hyperlink w:anchor="_Toc242473407" w:history="1">
+      <w:hyperlink w:anchor="_Toc242536595" w:history="1">
         <w:r>
           <w:rPr>
             <w:rStyle w:val="affa"/>
@@ -982,7 +982,7 @@
             <w:noProof/>
             <w:webHidden/>
           </w:rPr>
-          <w:instrText xml:space="preserve"> PAGEREF _Toc242473407 \h </w:instrText>
+          <w:instrText xml:space="preserve"> PAGEREF _Toc242536595 \h </w:instrText>
         </w:r>
         <w:r>
           <w:rPr>
@@ -1023,7 +1023,7 @@
           <w:noProof/>
         </w:rPr>
       </w:pPr>
-      <w:hyperlink w:anchor="_Toc242473408" w:history="1">
+      <w:hyperlink w:anchor="_Toc242536596" w:history="1">
         <w:r>
           <w:rPr>
             <w:rStyle w:val="affa"/>
@@ -1071,7 +1071,7 @@
             <w:noProof/>
             <w:webHidden/>
           </w:rPr>
-          <w:instrText xml:space="preserve"> PAGEREF _Toc242473408 \h </w:instrText>
+          <w:instrText xml:space="preserve"> PAGEREF _Toc242536596 \h </w:instrText>
         </w:r>
         <w:r>
           <w:rPr>
@@ -1112,7 +1112,7 @@
           <w:noProof/>
         </w:rPr>
       </w:pPr>
-      <w:hyperlink w:anchor="_Toc242473409" w:history="1">
+      <w:hyperlink w:anchor="_Toc242536597" w:history="1">
         <w:r>
           <w:rPr>
             <w:rStyle w:val="affa"/>
@@ -1146,7 +1146,7 @@
             <w:noProof/>
             <w:webHidden/>
           </w:rPr>
-          <w:instrText xml:space="preserve"> PAGEREF _Toc242473409 \h </w:instrText>
+          <w:instrText xml:space="preserve"> PAGEREF _Toc242536597 \h </w:instrText>
         </w:r>
         <w:r>
           <w:rPr>
@@ -1187,7 +1187,7 @@
           <w:noProof/>
         </w:rPr>
       </w:pPr>
-      <w:hyperlink w:anchor="_Toc242473410" w:history="1">
+      <w:hyperlink w:anchor="_Toc242536598" w:history="1">
         <w:r>
           <w:rPr>
             <w:rStyle w:val="affa"/>
@@ -1221,7 +1221,7 @@
             <w:noProof/>
             <w:webHidden/>
           </w:rPr>
-          <w:instrText xml:space="preserve"> PAGEREF _Toc242473410 \h </w:instrText>
+          <w:instrText xml:space="preserve"> PAGEREF _Toc242536598 \h </w:instrText>
         </w:r>
         <w:r>
           <w:rPr>
@@ -1262,7 +1262,7 @@
           <w:noProof/>
         </w:rPr>
       </w:pPr>
-      <w:hyperlink w:anchor="_Toc242473411" w:history="1">
+      <w:hyperlink w:anchor="_Toc242536599" w:history="1">
         <w:r>
           <w:rPr>
             <w:rStyle w:val="affa"/>
@@ -1296,7 +1296,7 @@
             <w:noProof/>
             <w:webHidden/>
           </w:rPr>
-          <w:instrText xml:space="preserve"> PAGEREF _Toc242473411 \h </w:instrText>
+          <w:instrText xml:space="preserve"> PAGEREF _Toc242536599 \h </w:instrText>
         </w:r>
         <w:r>
           <w:rPr>
@@ -1337,7 +1337,7 @@
           <w:noProof/>
         </w:rPr>
       </w:pPr>
-      <w:hyperlink w:anchor="_Toc242473412" w:history="1">
+      <w:hyperlink w:anchor="_Toc242536600" w:history="1">
         <w:r>
           <w:rPr>
             <w:rStyle w:val="affa"/>
@@ -1371,7 +1371,7 @@
             <w:noProof/>
             <w:webHidden/>
           </w:rPr>
-          <w:instrText xml:space="preserve"> PAGEREF _Toc242473412 \h </w:instrText>
+          <w:instrText xml:space="preserve"> PAGEREF _Toc242536600 \h </w:instrText>
         </w:r>
         <w:r>
           <w:rPr>
@@ -1412,7 +1412,7 @@
           <w:noProof/>
         </w:rPr>
       </w:pPr>
-      <w:hyperlink w:anchor="_Toc242473413" w:history="1">
+      <w:hyperlink w:anchor="_Toc242536601" w:history="1">
         <w:r>
           <w:rPr>
             <w:rStyle w:val="affa"/>
@@ -1460,7 +1460,7 @@
             <w:noProof/>
             <w:webHidden/>
           </w:rPr>
-          <w:instrText xml:space="preserve"> PAGEREF _Toc242473413 \h </w:instrText>
+          <w:instrText xml:space="preserve"> PAGEREF _Toc242536601 \h </w:instrText>
         </w:r>
         <w:r>
           <w:rPr>
@@ -1501,7 +1501,7 @@
           <w:noProof/>
         </w:rPr>
       </w:pPr>
-      <w:hyperlink w:anchor="_Toc242473414" w:history="1">
+      <w:hyperlink w:anchor="_Toc242536602" w:history="1">
         <w:r>
           <w:rPr>
             <w:rStyle w:val="affa"/>
@@ -1549,7 +1549,7 @@
             <w:noProof/>
             <w:webHidden/>
           </w:rPr>
-          <w:instrText xml:space="preserve"> PAGEREF _Toc242473414 \h </w:instrText>
+          <w:instrText xml:space="preserve"> PAGEREF _Toc242536602 \h </w:instrText>
         </w:r>
         <w:r>
           <w:rPr>
@@ -1590,7 +1590,7 @@
           <w:noProof/>
         </w:rPr>
       </w:pPr>
-      <w:hyperlink w:anchor="_Toc242473415" w:history="1">
+      <w:hyperlink w:anchor="_Toc242536603" w:history="1">
         <w:r>
           <w:rPr>
             <w:rStyle w:val="affa"/>
@@ -1624,7 +1624,7 @@
             <w:noProof/>
             <w:webHidden/>
           </w:rPr>
-          <w:instrText xml:space="preserve"> PAGEREF _Toc242473415 \h </w:instrText>
+          <w:instrText xml:space="preserve"> PAGEREF _Toc242536603 \h </w:instrText>
         </w:r>
         <w:r>
           <w:rPr>
@@ -1665,7 +1665,7 @@
           <w:noProof/>
         </w:rPr>
       </w:pPr>
-      <w:hyperlink w:anchor="_Toc242473416" w:history="1">
+      <w:hyperlink w:anchor="_Toc242536604" w:history="1">
         <w:r>
           <w:rPr>
             <w:rStyle w:val="affa"/>
@@ -1699,7 +1699,7 @@
             <w:noProof/>
             <w:webHidden/>
           </w:rPr>
-          <w:instrText xml:space="preserve"> PAGEREF _Toc242473416 \h </w:instrText>
+          <w:instrText xml:space="preserve"> PAGEREF _Toc242536604 \h </w:instrText>
         </w:r>
         <w:r>
           <w:rPr>
@@ -1740,7 +1740,7 @@
           <w:noProof/>
         </w:rPr>
       </w:pPr>
-      <w:hyperlink w:anchor="_Toc242473417" w:history="1">
+      <w:hyperlink w:anchor="_Toc242536605" w:history="1">
         <w:r>
           <w:rPr>
             <w:rStyle w:val="affa"/>
@@ -1774,7 +1774,7 @@
             <w:noProof/>
             <w:webHidden/>
           </w:rPr>
-          <w:instrText xml:space="preserve"> PAGEREF _Toc242473417 \h </w:instrText>
+          <w:instrText xml:space="preserve"> PAGEREF _Toc242536605 \h </w:instrText>
         </w:r>
         <w:r>
           <w:rPr>
@@ -1815,7 +1815,7 @@
           <w:noProof/>
         </w:rPr>
       </w:pPr>
-      <w:hyperlink w:anchor="_Toc242473418" w:history="1">
+      <w:hyperlink w:anchor="_Toc242536606" w:history="1">
         <w:r>
           <w:rPr>
             <w:rStyle w:val="affa"/>
@@ -1842,7 +1842,7 @@
             <w:noProof/>
             <w:webHidden/>
           </w:rPr>
-          <w:instrText xml:space="preserve"> PAGEREF _Toc242473418 \h </w:instrText>
+          <w:instrText xml:space="preserve"> PAGEREF _Toc242536606 \h </w:instrText>
         </w:r>
         <w:r>
           <w:rPr>
@@ -1883,7 +1883,7 @@
           <w:noProof/>
         </w:rPr>
       </w:pPr>
-      <w:hyperlink w:anchor="_Toc242473419" w:history="1">
+      <w:hyperlink w:anchor="_Toc242536607" w:history="1">
         <w:r>
           <w:rPr>
             <w:rStyle w:val="affa"/>
@@ -1910,7 +1910,7 @@
             <w:noProof/>
             <w:webHidden/>
           </w:rPr>
-          <w:instrText xml:space="preserve"> PAGEREF _Toc242473419 \h </w:instrText>
+          <w:instrText xml:space="preserve"> PAGEREF _Toc242536607 \h </w:instrText>
         </w:r>
         <w:r>
           <w:rPr>
@@ -1951,7 +1951,7 @@
           <w:noProof/>
         </w:rPr>
       </w:pPr>
-      <w:hyperlink w:anchor="_Toc242473420" w:history="1">
+      <w:hyperlink w:anchor="_Toc242536608" w:history="1">
         <w:r>
           <w:rPr>
             <w:rStyle w:val="affa"/>
@@ -1992,7 +1992,7 @@
             <w:noProof/>
             <w:webHidden/>
           </w:rPr>
-          <w:instrText xml:space="preserve"> PAGEREF _Toc242473420 \h </w:instrText>
+          <w:instrText xml:space="preserve"> PAGEREF _Toc242536608 \h </w:instrText>
         </w:r>
         <w:r>
           <w:rPr>
@@ -2033,7 +2033,7 @@
           <w:noProof/>
         </w:rPr>
       </w:pPr>
-      <w:hyperlink w:anchor="_Toc242473421" w:history="1">
+      <w:hyperlink w:anchor="_Toc242536609" w:history="1">
         <w:r>
           <w:rPr>
             <w:rStyle w:val="affa"/>
@@ -2074,7 +2074,7 @@
             <w:noProof/>
             <w:webHidden/>
           </w:rPr>
-          <w:instrText xml:space="preserve"> PAGEREF _Toc242473421 \h </w:instrText>
+          <w:instrText xml:space="preserve"> PAGEREF _Toc242536609 \h </w:instrText>
         </w:r>
         <w:r>
           <w:rPr>
@@ -2119,7 +2119,7 @@
       <w:pPr>
         <w:pStyle w:val="1"/>
       </w:pPr>
-      <w:bookmarkStart w:id="0" w:name="_Toc242473403"/>
+      <w:bookmarkStart w:id="0" w:name="_Toc242536591"/>
       <w:r>
         <w:rPr>
           <w:rFonts w:ascii="Times New Roman" w:eastAsia="新細明體" w:hAnsi="Times New Roman" w:cs="Times New Roman"/>
@@ -4852,7 +4852,7 @@
       <w:pPr>
         <w:pStyle w:val="1"/>
       </w:pPr>
-      <w:bookmarkStart w:id="1" w:name="_Toc242473404"/>
+      <w:bookmarkStart w:id="1" w:name="_Toc242536592"/>
       <w:r>
         <w:rPr>
           <w:rFonts w:ascii="Times New Roman" w:eastAsia="新細明體" w:hAnsi="Times New Roman" w:cs="Times New Roman"/>
@@ -8751,7 +8751,7 @@
       <w:pPr>
         <w:pStyle w:val="1"/>
       </w:pPr>
-      <w:bookmarkStart w:id="2" w:name="_Toc242473405"/>
+      <w:bookmarkStart w:id="2" w:name="_Toc242536593"/>
       <w:r>
         <w:rPr>
           <w:rFonts w:ascii="Times New Roman" w:eastAsia="新細明體" w:hAnsi="Times New Roman" w:cs="Times New Roman"/>
@@ -8782,7 +8782,7 @@
       <w:pPr>
         <w:pStyle w:val="21"/>
       </w:pPr>
-      <w:bookmarkStart w:id="3" w:name="_Toc242473406"/>
+      <w:bookmarkStart w:id="3" w:name="_Toc242536594"/>
       <w:r>
         <w:rPr>
           <w:rFonts w:ascii="Times New Roman" w:eastAsia="新細明體" w:hAnsi="Times New Roman" w:cs="Times New Roman"/>
@@ -9990,7 +9990,7 @@
           <w:noProof/>
         </w:rPr>
         <w:drawing>
-          <wp:inline distT="0" distB="0" distL="0" distR="0" wp14:anchorId="5E7C7F15" wp14:editId="692424DD">
+          <wp:inline distT="0" distB="0" distL="0" distR="0" wp14:anchorId="6FF405A3" wp14:editId="7F8942C2">
             <wp:extent cx="5724000" cy="3982406"/>
             <wp:effectExtent l="0" t="0" r="0" b="0"/>
             <wp:docPr id="1" name="Picture 1"/>
@@ -10159,7 +10159,7 @@
       <w:pPr>
         <w:pStyle w:val="21"/>
       </w:pPr>
-      <w:bookmarkStart w:id="4" w:name="_Toc242473407"/>
+      <w:bookmarkStart w:id="4" w:name="_Toc242536595"/>
       <w:r>
         <w:rPr>
           <w:rFonts w:ascii="Times New Roman" w:eastAsia="新細明體" w:hAnsi="Times New Roman" w:cs="Times New Roman"/>
@@ -14064,7 +14064,7 @@
       <w:pPr>
         <w:pStyle w:val="21"/>
       </w:pPr>
-      <w:bookmarkStart w:id="5" w:name="_Toc242473408"/>
+      <w:bookmarkStart w:id="5" w:name="_Toc242536596"/>
       <w:r>
         <w:rPr>
           <w:rFonts w:ascii="Times New Roman" w:eastAsia="新細明體" w:hAnsi="Times New Roman" w:cs="Times New Roman"/>
@@ -14159,7 +14159,7 @@
         </w:rPr>
         <w:lastRenderedPageBreak/>
         <w:drawing>
-          <wp:inline distT="0" distB="0" distL="0" distR="0" wp14:anchorId="2AA72321" wp14:editId="68FB7197">
+          <wp:inline distT="0" distB="0" distL="0" distR="0" wp14:anchorId="4FD3191E" wp14:editId="70776B7D">
             <wp:extent cx="5724000" cy="3169773"/>
             <wp:effectExtent l="0" t="0" r="0" b="0"/>
             <wp:docPr id="2" name="Picture 2"/>
@@ -14316,7 +14316,7 @@
       <w:pPr>
         <w:pStyle w:val="21"/>
       </w:pPr>
-      <w:bookmarkStart w:id="6" w:name="_Toc242473409"/>
+      <w:bookmarkStart w:id="6" w:name="_Toc242536597"/>
       <w:r>
         <w:rPr>
           <w:rFonts w:ascii="Times New Roman" w:eastAsia="新細明體" w:hAnsi="Times New Roman" w:cs="Times New Roman"/>
@@ -14423,7 +14423,7 @@
         </w:rPr>
         <w:lastRenderedPageBreak/>
         <w:drawing>
-          <wp:inline distT="0" distB="0" distL="0" distR="0" wp14:anchorId="1141AE70" wp14:editId="1FCDA67A">
+          <wp:inline distT="0" distB="0" distL="0" distR="0" wp14:anchorId="30638137" wp14:editId="7460D68C">
             <wp:extent cx="5256000" cy="6815949"/>
             <wp:effectExtent l="0" t="0" r="0" b="0"/>
             <wp:docPr id="3" name="Picture 3"/>
@@ -14782,7 +14782,7 @@
           <w:noProof/>
         </w:rPr>
         <w:drawing>
-          <wp:inline distT="0" distB="0" distL="0" distR="0" wp14:anchorId="2F785B1B" wp14:editId="374BEAE8">
+          <wp:inline distT="0" distB="0" distL="0" distR="0" wp14:anchorId="4213A235" wp14:editId="0642B415">
             <wp:extent cx="5724000" cy="3562609"/>
             <wp:effectExtent l="0" t="0" r="0" b="0"/>
             <wp:docPr id="4" name="Picture 4"/>
@@ -14927,7 +14927,7 @@
       <w:pPr>
         <w:pStyle w:val="21"/>
       </w:pPr>
-      <w:bookmarkStart w:id="7" w:name="_Toc242473410"/>
+      <w:bookmarkStart w:id="7" w:name="_Toc242536598"/>
       <w:r>
         <w:rPr>
           <w:rFonts w:ascii="Times New Roman" w:eastAsia="新細明體" w:hAnsi="Times New Roman" w:cs="Times New Roman"/>
@@ -15070,7 +15070,7 @@
         </w:rPr>
         <w:lastRenderedPageBreak/>
         <w:drawing>
-          <wp:inline distT="0" distB="0" distL="0" distR="0" wp14:anchorId="767FA6C9" wp14:editId="1A2E6B6D">
+          <wp:inline distT="0" distB="0" distL="0" distR="0" wp14:anchorId="48034186" wp14:editId="3FF59EDA">
             <wp:extent cx="5256000" cy="4957571"/>
             <wp:effectExtent l="0" t="0" r="0" b="0"/>
             <wp:docPr id="5" name="Picture 5"/>
@@ -16287,7 +16287,7 @@
       <w:pPr>
         <w:pStyle w:val="21"/>
       </w:pPr>
-      <w:bookmarkStart w:id="8" w:name="_Toc242473411"/>
+      <w:bookmarkStart w:id="8" w:name="_Toc242536599"/>
       <w:r>
         <w:rPr>
           <w:rFonts w:ascii="Times New Roman" w:eastAsia="新細明體" w:hAnsi="Times New Roman" w:cs="Times New Roman"/>
@@ -16399,7 +16399,7 @@
           <w:noProof/>
         </w:rPr>
         <w:drawing>
-          <wp:inline distT="0" distB="0" distL="0" distR="0" wp14:anchorId="01DBF890" wp14:editId="6EDB561F">
+          <wp:inline distT="0" distB="0" distL="0" distR="0" wp14:anchorId="4CDBDD9F" wp14:editId="29D20118">
             <wp:extent cx="5328000" cy="5631878"/>
             <wp:effectExtent l="0" t="0" r="0" b="0"/>
             <wp:docPr id="6" name="Picture 6"/>
@@ -16532,7 +16532,7 @@
       <w:pPr>
         <w:pStyle w:val="21"/>
       </w:pPr>
-      <w:bookmarkStart w:id="9" w:name="_Toc242473412"/>
+      <w:bookmarkStart w:id="9" w:name="_Toc242536600"/>
       <w:r>
         <w:rPr>
           <w:rFonts w:ascii="Times New Roman" w:eastAsia="新細明體" w:hAnsi="Times New Roman" w:cs="Times New Roman"/>
@@ -16584,7 +16584,7 @@
       <w:pPr>
         <w:pStyle w:val="1"/>
       </w:pPr>
-      <w:bookmarkStart w:id="10" w:name="_Toc242473413"/>
+      <w:bookmarkStart w:id="10" w:name="_Toc242536601"/>
       <w:r>
         <w:rPr>
           <w:rFonts w:ascii="Times New Roman" w:eastAsia="新細明體" w:hAnsi="Times New Roman" w:cs="Times New Roman"/>
@@ -19084,7 +19084,7 @@
       <w:pPr>
         <w:pStyle w:val="1"/>
       </w:pPr>
-      <w:bookmarkStart w:id="11" w:name="_Toc242473414"/>
+      <w:bookmarkStart w:id="11" w:name="_Toc242536602"/>
       <w:r>
         <w:rPr>
           <w:rFonts w:ascii="Times New Roman" w:eastAsia="新細明體" w:hAnsi="Times New Roman" w:cs="Times New Roman"/>
@@ -19392,7 +19392,7 @@
       <w:pPr>
         <w:pStyle w:val="21"/>
       </w:pPr>
-      <w:bookmarkStart w:id="12" w:name="_Toc242473415"/>
+      <w:bookmarkStart w:id="12" w:name="_Toc242536603"/>
       <w:r>
         <w:rPr>
           <w:rFonts w:ascii="Times New Roman" w:eastAsia="新細明體" w:hAnsi="Times New Roman" w:cs="Times New Roman"/>
@@ -19425,7 +19425,7 @@
       <w:pPr>
         <w:pStyle w:val="21"/>
       </w:pPr>
-      <w:bookmarkStart w:id="13" w:name="_Toc242473416"/>
+      <w:bookmarkStart w:id="13" w:name="_Toc242536604"/>
       <w:r>
         <w:rPr>
           <w:rFonts w:ascii="Times New Roman" w:eastAsia="新細明體" w:hAnsi="Times New Roman" w:cs="Times New Roman"/>
@@ -19688,7 +19688,7 @@
       <w:pPr>
         <w:pStyle w:val="21"/>
       </w:pPr>
-      <w:bookmarkStart w:id="14" w:name="_Toc242473417"/>
+      <w:bookmarkStart w:id="14" w:name="_Toc242536605"/>
       <w:r>
         <w:rPr>
           <w:rFonts w:ascii="Times New Roman" w:eastAsia="新細明體" w:hAnsi="Times New Roman" w:cs="Times New Roman"/>
@@ -20995,7 +20995,7 @@
       <w:pPr>
         <w:pStyle w:val="1"/>
       </w:pPr>
-      <w:bookmarkStart w:id="15" w:name="_Toc242473418"/>
+      <w:bookmarkStart w:id="15" w:name="_Toc242536606"/>
       <w:r>
         <w:rPr>
           <w:rFonts w:ascii="Times New Roman" w:eastAsia="新細明體" w:hAnsi="Times New Roman" w:cs="Times New Roman"/>
@@ -21720,7 +21720,7 @@
         <w:pStyle w:val="1"/>
         <w:pageBreakBefore/>
       </w:pPr>
-      <w:bookmarkStart w:id="16" w:name="_Toc242473419"/>
+      <w:bookmarkStart w:id="16" w:name="_Toc242536607"/>
       <w:r>
         <w:rPr>
           <w:rFonts w:ascii="Times New Roman" w:eastAsia="新細明體" w:hAnsi="Times New Roman" w:cs="Times New Roman"/>
@@ -21849,7 +21849,7 @@
         <w:pStyle w:val="1"/>
         <w:pageBreakBefore/>
       </w:pPr>
-      <w:bookmarkStart w:id="17" w:name="_Toc242473420"/>
+      <w:bookmarkStart w:id="17" w:name="_Toc242536608"/>
       <w:r>
         <w:rPr>
           <w:rFonts w:ascii="Times New Roman" w:eastAsia="新細明體" w:hAnsi="Times New Roman" w:cs="Times New Roman"/>
@@ -23531,7 +23531,7 @@
       <w:pPr>
         <w:pStyle w:val="1"/>
       </w:pPr>
-      <w:bookmarkStart w:id="18" w:name="_Toc242473421"/>
+      <w:bookmarkStart w:id="18" w:name="_Toc242536609"/>
       <w:r>
         <w:rPr>
           <w:rFonts w:ascii="Times New Roman" w:eastAsia="新細明體" w:hAnsi="Times New Roman" w:cs="Times New Roman"/>
@@ -23564,7 +23564,7 @@
           <w:noProof/>
         </w:rPr>
         <w:drawing>
-          <wp:inline distT="0" distB="0" distL="0" distR="0" wp14:anchorId="6F83CABD" wp14:editId="2E059F96">
+          <wp:inline distT="0" distB="0" distL="0" distR="0" wp14:anchorId="7880B182" wp14:editId="7C26C67A">
             <wp:extent cx="5364000" cy="4024521"/>
             <wp:effectExtent l="0" t="0" r="0" b="0"/>
             <wp:docPr id="7" name="Picture 7"/>
@@ -23669,7 +23669,7 @@
         </w:rPr>
         <w:lastRenderedPageBreak/>
         <w:drawing>
-          <wp:inline distT="0" distB="0" distL="0" distR="0" wp14:anchorId="28C7F8C3" wp14:editId="1A9F1E51">
+          <wp:inline distT="0" distB="0" distL="0" distR="0" wp14:anchorId="76993911" wp14:editId="6F2F4007">
             <wp:extent cx="5616000" cy="4438158"/>
             <wp:effectExtent l="0" t="0" r="0" b="0"/>
             <wp:docPr id="8" name="Picture 8"/>
@@ -23882,7 +23882,7 @@
         </w:rPr>
         <w:lastRenderedPageBreak/>
         <w:drawing>
-          <wp:inline distT="0" distB="0" distL="0" distR="0" wp14:anchorId="655ADC38" wp14:editId="69BF4588">
+          <wp:inline distT="0" distB="0" distL="0" distR="0" wp14:anchorId="02B83A51" wp14:editId="70A1ECF2">
             <wp:extent cx="5724000" cy="3951291"/>
             <wp:effectExtent l="0" t="0" r="0" b="0"/>
             <wp:docPr id="9" name="Picture 9"/>
@@ -24347,31 +24347,31 @@
       </w:rPr>
     </w:lvl>
   </w:abstractNum>
-  <w:num w:numId="1" w16cid:durableId="690957145">
+  <w:num w:numId="1" w16cid:durableId="614749533">
     <w:abstractNumId w:val="8"/>
   </w:num>
-  <w:num w:numId="2" w16cid:durableId="1256746643">
+  <w:num w:numId="2" w16cid:durableId="1494644842">
     <w:abstractNumId w:val="6"/>
   </w:num>
-  <w:num w:numId="3" w16cid:durableId="1491679165">
+  <w:num w:numId="3" w16cid:durableId="1434324432">
     <w:abstractNumId w:val="5"/>
   </w:num>
-  <w:num w:numId="4" w16cid:durableId="1896156830">
+  <w:num w:numId="4" w16cid:durableId="1223560623">
     <w:abstractNumId w:val="4"/>
   </w:num>
-  <w:num w:numId="5" w16cid:durableId="281040099">
+  <w:num w:numId="5" w16cid:durableId="1089935104">
     <w:abstractNumId w:val="7"/>
   </w:num>
-  <w:num w:numId="6" w16cid:durableId="565726095">
+  <w:num w:numId="6" w16cid:durableId="1662151123">
     <w:abstractNumId w:val="3"/>
   </w:num>
-  <w:num w:numId="7" w16cid:durableId="1016152156">
+  <w:num w:numId="7" w16cid:durableId="150097837">
     <w:abstractNumId w:val="2"/>
   </w:num>
-  <w:num w:numId="8" w16cid:durableId="2067291320">
+  <w:num w:numId="8" w16cid:durableId="1137524933">
     <w:abstractNumId w:val="1"/>
   </w:num>
-  <w:num w:numId="9" w16cid:durableId="2010018386">
+  <w:num w:numId="9" w16cid:durableId="168256256">
     <w:abstractNumId w:val="0"/>
   </w:num>
 </w:numbering>
@@ -35769,7 +35769,7 @@
     <w:autoRedefine/>
     <w:uiPriority w:val="39"/>
     <w:unhideWhenUsed/>
-    <w:rsid w:val="00F30194"/>
+    <w:rsid w:val="00C1076B"/>
   </w:style>
   <w:style w:type="paragraph" w:styleId="2a">
     <w:name w:val="toc 2"/>
@@ -35778,7 +35778,7 @@
     <w:autoRedefine/>
     <w:uiPriority w:val="39"/>
     <w:unhideWhenUsed/>
-    <w:rsid w:val="00F30194"/>
+    <w:rsid w:val="00C1076B"/>
     <w:pPr>
       <w:ind w:leftChars="200" w:left="480"/>
     </w:pPr>
@@ -35788,7 +35788,7 @@
     <w:basedOn w:val="a2"/>
     <w:uiPriority w:val="99"/>
     <w:unhideWhenUsed/>
-    <w:rsid w:val="00F30194"/>
+    <w:rsid w:val="00C1076B"/>
     <w:rPr>
       <w:color w:val="0000FF" w:themeColor="hyperlink"/>
       <w:u w:val="single"/>

--- a/Machine Learning/assessments/A3_交件/Huang_26254793_321513_A3.docx
+++ b/Machine Learning/assessments/A3_交件/Huang_26254793_321513_A3.docx
@@ -427,25 +427,7 @@
               <w:rPr>
                 <w:sz w:val="22"/>
               </w:rPr>
-              <w:t>Dr Li Guan</w:t>
-            </w:r>
-            <w:r>
-              <w:rPr>
-                <w:sz w:val="22"/>
-              </w:rPr>
-              <w:t>、</w:t>
-            </w:r>
-            <w:r>
-              <w:rPr>
-                <w:sz w:val="22"/>
-              </w:rPr>
-              <w:t>Chunping Li</w:t>
-            </w:r>
-            <w:r>
-              <w:rPr>
-                <w:sz w:val="22"/>
-              </w:rPr>
-              <w:t>（線上學習講師）</w:t>
+              <w:t>Li Guan, Chunping Li</w:t>
             </w:r>
           </w:p>
         </w:tc>
@@ -620,7 +602,7 @@
       <w:r>
         <w:fldChar w:fldCharType="separate"/>
       </w:r>
-      <w:hyperlink w:anchor="_Toc242536591" w:history="1">
+      <w:hyperlink w:anchor="_Toc242536657" w:history="1">
         <w:r>
           <w:rPr>
             <w:rStyle w:val="affa"/>
@@ -654,7 +636,7 @@
             <w:noProof/>
             <w:webHidden/>
           </w:rPr>
-          <w:instrText xml:space="preserve"> PAGEREF _Toc242536591 \h </w:instrText>
+          <w:instrText xml:space="preserve"> PAGEREF _Toc242536657 \h </w:instrText>
         </w:r>
         <w:r>
           <w:rPr>
@@ -695,7 +677,7 @@
           <w:noProof/>
         </w:rPr>
       </w:pPr>
-      <w:hyperlink w:anchor="_Toc242536592" w:history="1">
+      <w:hyperlink w:anchor="_Toc242536658" w:history="1">
         <w:r>
           <w:rPr>
             <w:rStyle w:val="affa"/>
@@ -743,7 +725,7 @@
             <w:noProof/>
             <w:webHidden/>
           </w:rPr>
-          <w:instrText xml:space="preserve"> PAGEREF _Toc242536592 \h </w:instrText>
+          <w:instrText xml:space="preserve"> PAGEREF _Toc242536658 \h </w:instrText>
         </w:r>
         <w:r>
           <w:rPr>
@@ -784,7 +766,7 @@
           <w:noProof/>
         </w:rPr>
       </w:pPr>
-      <w:hyperlink w:anchor="_Toc242536593" w:history="1">
+      <w:hyperlink w:anchor="_Toc242536659" w:history="1">
         <w:r>
           <w:rPr>
             <w:rStyle w:val="affa"/>
@@ -832,7 +814,7 @@
             <w:noProof/>
             <w:webHidden/>
           </w:rPr>
-          <w:instrText xml:space="preserve"> PAGEREF _Toc242536593 \h </w:instrText>
+          <w:instrText xml:space="preserve"> PAGEREF _Toc242536659 \h </w:instrText>
         </w:r>
         <w:r>
           <w:rPr>
@@ -873,7 +855,7 @@
           <w:noProof/>
         </w:rPr>
       </w:pPr>
-      <w:hyperlink w:anchor="_Toc242536594" w:history="1">
+      <w:hyperlink w:anchor="_Toc242536660" w:history="1">
         <w:r>
           <w:rPr>
             <w:rStyle w:val="affa"/>
@@ -907,7 +889,7 @@
             <w:noProof/>
             <w:webHidden/>
           </w:rPr>
-          <w:instrText xml:space="preserve"> PAGEREF _Toc242536594 \h </w:instrText>
+          <w:instrText xml:space="preserve"> PAGEREF _Toc242536660 \h </w:instrText>
         </w:r>
         <w:r>
           <w:rPr>
@@ -948,7 +930,7 @@
           <w:noProof/>
         </w:rPr>
       </w:pPr>
-      <w:hyperlink w:anchor="_Toc242536595" w:history="1">
+      <w:hyperlink w:anchor="_Toc242536661" w:history="1">
         <w:r>
           <w:rPr>
             <w:rStyle w:val="affa"/>
@@ -982,7 +964,7 @@
             <w:noProof/>
             <w:webHidden/>
           </w:rPr>
-          <w:instrText xml:space="preserve"> PAGEREF _Toc242536595 \h </w:instrText>
+          <w:instrText xml:space="preserve"> PAGEREF _Toc242536661 \h </w:instrText>
         </w:r>
         <w:r>
           <w:rPr>
@@ -1023,7 +1005,7 @@
           <w:noProof/>
         </w:rPr>
       </w:pPr>
-      <w:hyperlink w:anchor="_Toc242536596" w:history="1">
+      <w:hyperlink w:anchor="_Toc242536662" w:history="1">
         <w:r>
           <w:rPr>
             <w:rStyle w:val="affa"/>
@@ -1071,7 +1053,7 @@
             <w:noProof/>
             <w:webHidden/>
           </w:rPr>
-          <w:instrText xml:space="preserve"> PAGEREF _Toc242536596 \h </w:instrText>
+          <w:instrText xml:space="preserve"> PAGEREF _Toc242536662 \h </w:instrText>
         </w:r>
         <w:r>
           <w:rPr>
@@ -1112,7 +1094,7 @@
           <w:noProof/>
         </w:rPr>
       </w:pPr>
-      <w:hyperlink w:anchor="_Toc242536597" w:history="1">
+      <w:hyperlink w:anchor="_Toc242536663" w:history="1">
         <w:r>
           <w:rPr>
             <w:rStyle w:val="affa"/>
@@ -1146,7 +1128,7 @@
             <w:noProof/>
             <w:webHidden/>
           </w:rPr>
-          <w:instrText xml:space="preserve"> PAGEREF _Toc242536597 \h </w:instrText>
+          <w:instrText xml:space="preserve"> PAGEREF _Toc242536663 \h </w:instrText>
         </w:r>
         <w:r>
           <w:rPr>
@@ -1187,7 +1169,7 @@
           <w:noProof/>
         </w:rPr>
       </w:pPr>
-      <w:hyperlink w:anchor="_Toc242536598" w:history="1">
+      <w:hyperlink w:anchor="_Toc242536664" w:history="1">
         <w:r>
           <w:rPr>
             <w:rStyle w:val="affa"/>
@@ -1221,7 +1203,7 @@
             <w:noProof/>
             <w:webHidden/>
           </w:rPr>
-          <w:instrText xml:space="preserve"> PAGEREF _Toc242536598 \h </w:instrText>
+          <w:instrText xml:space="preserve"> PAGEREF _Toc242536664 \h </w:instrText>
         </w:r>
         <w:r>
           <w:rPr>
@@ -1262,7 +1244,7 @@
           <w:noProof/>
         </w:rPr>
       </w:pPr>
-      <w:hyperlink w:anchor="_Toc242536599" w:history="1">
+      <w:hyperlink w:anchor="_Toc242536665" w:history="1">
         <w:r>
           <w:rPr>
             <w:rStyle w:val="affa"/>
@@ -1296,7 +1278,7 @@
             <w:noProof/>
             <w:webHidden/>
           </w:rPr>
-          <w:instrText xml:space="preserve"> PAGEREF _Toc242536599 \h </w:instrText>
+          <w:instrText xml:space="preserve"> PAGEREF _Toc242536665 \h </w:instrText>
         </w:r>
         <w:r>
           <w:rPr>
@@ -1337,7 +1319,7 @@
           <w:noProof/>
         </w:rPr>
       </w:pPr>
-      <w:hyperlink w:anchor="_Toc242536600" w:history="1">
+      <w:hyperlink w:anchor="_Toc242536666" w:history="1">
         <w:r>
           <w:rPr>
             <w:rStyle w:val="affa"/>
@@ -1371,7 +1353,7 @@
             <w:noProof/>
             <w:webHidden/>
           </w:rPr>
-          <w:instrText xml:space="preserve"> PAGEREF _Toc242536600 \h </w:instrText>
+          <w:instrText xml:space="preserve"> PAGEREF _Toc242536666 \h </w:instrText>
         </w:r>
         <w:r>
           <w:rPr>
@@ -1412,7 +1394,7 @@
           <w:noProof/>
         </w:rPr>
       </w:pPr>
-      <w:hyperlink w:anchor="_Toc242536601" w:history="1">
+      <w:hyperlink w:anchor="_Toc242536667" w:history="1">
         <w:r>
           <w:rPr>
             <w:rStyle w:val="affa"/>
@@ -1460,7 +1442,7 @@
             <w:noProof/>
             <w:webHidden/>
           </w:rPr>
-          <w:instrText xml:space="preserve"> PAGEREF _Toc242536601 \h </w:instrText>
+          <w:instrText xml:space="preserve"> PAGEREF _Toc242536667 \h </w:instrText>
         </w:r>
         <w:r>
           <w:rPr>
@@ -1501,7 +1483,7 @@
           <w:noProof/>
         </w:rPr>
       </w:pPr>
-      <w:hyperlink w:anchor="_Toc242536602" w:history="1">
+      <w:hyperlink w:anchor="_Toc242536668" w:history="1">
         <w:r>
           <w:rPr>
             <w:rStyle w:val="affa"/>
@@ -1549,7 +1531,7 @@
             <w:noProof/>
             <w:webHidden/>
           </w:rPr>
-          <w:instrText xml:space="preserve"> PAGEREF _Toc242536602 \h </w:instrText>
+          <w:instrText xml:space="preserve"> PAGEREF _Toc242536668 \h </w:instrText>
         </w:r>
         <w:r>
           <w:rPr>
@@ -1590,7 +1572,7 @@
           <w:noProof/>
         </w:rPr>
       </w:pPr>
-      <w:hyperlink w:anchor="_Toc242536603" w:history="1">
+      <w:hyperlink w:anchor="_Toc242536669" w:history="1">
         <w:r>
           <w:rPr>
             <w:rStyle w:val="affa"/>
@@ -1624,7 +1606,7 @@
             <w:noProof/>
             <w:webHidden/>
           </w:rPr>
-          <w:instrText xml:space="preserve"> PAGEREF _Toc242536603 \h </w:instrText>
+          <w:instrText xml:space="preserve"> PAGEREF _Toc242536669 \h </w:instrText>
         </w:r>
         <w:r>
           <w:rPr>
@@ -1665,7 +1647,7 @@
           <w:noProof/>
         </w:rPr>
       </w:pPr>
-      <w:hyperlink w:anchor="_Toc242536604" w:history="1">
+      <w:hyperlink w:anchor="_Toc242536670" w:history="1">
         <w:r>
           <w:rPr>
             <w:rStyle w:val="affa"/>
@@ -1699,7 +1681,7 @@
             <w:noProof/>
             <w:webHidden/>
           </w:rPr>
-          <w:instrText xml:space="preserve"> PAGEREF _Toc242536604 \h </w:instrText>
+          <w:instrText xml:space="preserve"> PAGEREF _Toc242536670 \h </w:instrText>
         </w:r>
         <w:r>
           <w:rPr>
@@ -1740,7 +1722,7 @@
           <w:noProof/>
         </w:rPr>
       </w:pPr>
-      <w:hyperlink w:anchor="_Toc242536605" w:history="1">
+      <w:hyperlink w:anchor="_Toc242536671" w:history="1">
         <w:r>
           <w:rPr>
             <w:rStyle w:val="affa"/>
@@ -1774,7 +1756,7 @@
             <w:noProof/>
             <w:webHidden/>
           </w:rPr>
-          <w:instrText xml:space="preserve"> PAGEREF _Toc242536605 \h </w:instrText>
+          <w:instrText xml:space="preserve"> PAGEREF _Toc242536671 \h </w:instrText>
         </w:r>
         <w:r>
           <w:rPr>
@@ -1815,7 +1797,7 @@
           <w:noProof/>
         </w:rPr>
       </w:pPr>
-      <w:hyperlink w:anchor="_Toc242536606" w:history="1">
+      <w:hyperlink w:anchor="_Toc242536672" w:history="1">
         <w:r>
           <w:rPr>
             <w:rStyle w:val="affa"/>
@@ -1842,7 +1824,7 @@
             <w:noProof/>
             <w:webHidden/>
           </w:rPr>
-          <w:instrText xml:space="preserve"> PAGEREF _Toc242536606 \h </w:instrText>
+          <w:instrText xml:space="preserve"> PAGEREF _Toc242536672 \h </w:instrText>
         </w:r>
         <w:r>
           <w:rPr>
@@ -1883,7 +1865,7 @@
           <w:noProof/>
         </w:rPr>
       </w:pPr>
-      <w:hyperlink w:anchor="_Toc242536607" w:history="1">
+      <w:hyperlink w:anchor="_Toc242536673" w:history="1">
         <w:r>
           <w:rPr>
             <w:rStyle w:val="affa"/>
@@ -1910,7 +1892,7 @@
             <w:noProof/>
             <w:webHidden/>
           </w:rPr>
-          <w:instrText xml:space="preserve"> PAGEREF _Toc242536607 \h </w:instrText>
+          <w:instrText xml:space="preserve"> PAGEREF _Toc242536673 \h </w:instrText>
         </w:r>
         <w:r>
           <w:rPr>
@@ -1951,7 +1933,7 @@
           <w:noProof/>
         </w:rPr>
       </w:pPr>
-      <w:hyperlink w:anchor="_Toc242536608" w:history="1">
+      <w:hyperlink w:anchor="_Toc242536674" w:history="1">
         <w:r>
           <w:rPr>
             <w:rStyle w:val="affa"/>
@@ -1992,7 +1974,7 @@
             <w:noProof/>
             <w:webHidden/>
           </w:rPr>
-          <w:instrText xml:space="preserve"> PAGEREF _Toc242536608 \h </w:instrText>
+          <w:instrText xml:space="preserve"> PAGEREF _Toc242536674 \h </w:instrText>
         </w:r>
         <w:r>
           <w:rPr>
@@ -2033,7 +2015,7 @@
           <w:noProof/>
         </w:rPr>
       </w:pPr>
-      <w:hyperlink w:anchor="_Toc242536609" w:history="1">
+      <w:hyperlink w:anchor="_Toc242536675" w:history="1">
         <w:r>
           <w:rPr>
             <w:rStyle w:val="affa"/>
@@ -2074,7 +2056,7 @@
             <w:noProof/>
             <w:webHidden/>
           </w:rPr>
-          <w:instrText xml:space="preserve"> PAGEREF _Toc242536609 \h </w:instrText>
+          <w:instrText xml:space="preserve"> PAGEREF _Toc242536675 \h </w:instrText>
         </w:r>
         <w:r>
           <w:rPr>
@@ -2119,7 +2101,7 @@
       <w:pPr>
         <w:pStyle w:val="1"/>
       </w:pPr>
-      <w:bookmarkStart w:id="0" w:name="_Toc242536591"/>
+      <w:bookmarkStart w:id="0" w:name="_Toc242536657"/>
       <w:r>
         <w:rPr>
           <w:rFonts w:ascii="Times New Roman" w:eastAsia="新細明體" w:hAnsi="Times New Roman" w:cs="Times New Roman"/>
@@ -4852,7 +4834,7 @@
       <w:pPr>
         <w:pStyle w:val="1"/>
       </w:pPr>
-      <w:bookmarkStart w:id="1" w:name="_Toc242536592"/>
+      <w:bookmarkStart w:id="1" w:name="_Toc242536658"/>
       <w:r>
         <w:rPr>
           <w:rFonts w:ascii="Times New Roman" w:eastAsia="新細明體" w:hAnsi="Times New Roman" w:cs="Times New Roman"/>
@@ -8751,7 +8733,7 @@
       <w:pPr>
         <w:pStyle w:val="1"/>
       </w:pPr>
-      <w:bookmarkStart w:id="2" w:name="_Toc242536593"/>
+      <w:bookmarkStart w:id="2" w:name="_Toc242536659"/>
       <w:r>
         <w:rPr>
           <w:rFonts w:ascii="Times New Roman" w:eastAsia="新細明體" w:hAnsi="Times New Roman" w:cs="Times New Roman"/>
@@ -8782,7 +8764,7 @@
       <w:pPr>
         <w:pStyle w:val="21"/>
       </w:pPr>
-      <w:bookmarkStart w:id="3" w:name="_Toc242536594"/>
+      <w:bookmarkStart w:id="3" w:name="_Toc242536660"/>
       <w:r>
         <w:rPr>
           <w:rFonts w:ascii="Times New Roman" w:eastAsia="新細明體" w:hAnsi="Times New Roman" w:cs="Times New Roman"/>
@@ -9990,7 +9972,7 @@
           <w:noProof/>
         </w:rPr>
         <w:drawing>
-          <wp:inline distT="0" distB="0" distL="0" distR="0" wp14:anchorId="6FF405A3" wp14:editId="7F8942C2">
+          <wp:inline distT="0" distB="0" distL="0" distR="0" wp14:anchorId="0B29309C" wp14:editId="463A81E6">
             <wp:extent cx="5724000" cy="3982406"/>
             <wp:effectExtent l="0" t="0" r="0" b="0"/>
             <wp:docPr id="1" name="Picture 1"/>
@@ -10159,7 +10141,7 @@
       <w:pPr>
         <w:pStyle w:val="21"/>
       </w:pPr>
-      <w:bookmarkStart w:id="4" w:name="_Toc242536595"/>
+      <w:bookmarkStart w:id="4" w:name="_Toc242536661"/>
       <w:r>
         <w:rPr>
           <w:rFonts w:ascii="Times New Roman" w:eastAsia="新細明體" w:hAnsi="Times New Roman" w:cs="Times New Roman"/>
@@ -14064,7 +14046,7 @@
       <w:pPr>
         <w:pStyle w:val="21"/>
       </w:pPr>
-      <w:bookmarkStart w:id="5" w:name="_Toc242536596"/>
+      <w:bookmarkStart w:id="5" w:name="_Toc242536662"/>
       <w:r>
         <w:rPr>
           <w:rFonts w:ascii="Times New Roman" w:eastAsia="新細明體" w:hAnsi="Times New Roman" w:cs="Times New Roman"/>
@@ -14159,7 +14141,7 @@
         </w:rPr>
         <w:lastRenderedPageBreak/>
         <w:drawing>
-          <wp:inline distT="0" distB="0" distL="0" distR="0" wp14:anchorId="4FD3191E" wp14:editId="70776B7D">
+          <wp:inline distT="0" distB="0" distL="0" distR="0" wp14:anchorId="4D963B5B" wp14:editId="176FF3FE">
             <wp:extent cx="5724000" cy="3169773"/>
             <wp:effectExtent l="0" t="0" r="0" b="0"/>
             <wp:docPr id="2" name="Picture 2"/>
@@ -14316,7 +14298,7 @@
       <w:pPr>
         <w:pStyle w:val="21"/>
       </w:pPr>
-      <w:bookmarkStart w:id="6" w:name="_Toc242536597"/>
+      <w:bookmarkStart w:id="6" w:name="_Toc242536663"/>
       <w:r>
         <w:rPr>
           <w:rFonts w:ascii="Times New Roman" w:eastAsia="新細明體" w:hAnsi="Times New Roman" w:cs="Times New Roman"/>
@@ -14423,7 +14405,7 @@
         </w:rPr>
         <w:lastRenderedPageBreak/>
         <w:drawing>
-          <wp:inline distT="0" distB="0" distL="0" distR="0" wp14:anchorId="30638137" wp14:editId="7460D68C">
+          <wp:inline distT="0" distB="0" distL="0" distR="0" wp14:anchorId="3CF01A43" wp14:editId="622C3EA6">
             <wp:extent cx="5256000" cy="6815949"/>
             <wp:effectExtent l="0" t="0" r="0" b="0"/>
             <wp:docPr id="3" name="Picture 3"/>
@@ -14782,7 +14764,7 @@
           <w:noProof/>
         </w:rPr>
         <w:drawing>
-          <wp:inline distT="0" distB="0" distL="0" distR="0" wp14:anchorId="4213A235" wp14:editId="0642B415">
+          <wp:inline distT="0" distB="0" distL="0" distR="0" wp14:anchorId="566C5CFD" wp14:editId="16384B53">
             <wp:extent cx="5724000" cy="3562609"/>
             <wp:effectExtent l="0" t="0" r="0" b="0"/>
             <wp:docPr id="4" name="Picture 4"/>
@@ -14927,7 +14909,7 @@
       <w:pPr>
         <w:pStyle w:val="21"/>
       </w:pPr>
-      <w:bookmarkStart w:id="7" w:name="_Toc242536598"/>
+      <w:bookmarkStart w:id="7" w:name="_Toc242536664"/>
       <w:r>
         <w:rPr>
           <w:rFonts w:ascii="Times New Roman" w:eastAsia="新細明體" w:hAnsi="Times New Roman" w:cs="Times New Roman"/>
@@ -15070,7 +15052,7 @@
         </w:rPr>
         <w:lastRenderedPageBreak/>
         <w:drawing>
-          <wp:inline distT="0" distB="0" distL="0" distR="0" wp14:anchorId="48034186" wp14:editId="3FF59EDA">
+          <wp:inline distT="0" distB="0" distL="0" distR="0" wp14:anchorId="08AE7AD5" wp14:editId="28AB0264">
             <wp:extent cx="5256000" cy="4957571"/>
             <wp:effectExtent l="0" t="0" r="0" b="0"/>
             <wp:docPr id="5" name="Picture 5"/>
@@ -16287,7 +16269,7 @@
       <w:pPr>
         <w:pStyle w:val="21"/>
       </w:pPr>
-      <w:bookmarkStart w:id="8" w:name="_Toc242536599"/>
+      <w:bookmarkStart w:id="8" w:name="_Toc242536665"/>
       <w:r>
         <w:rPr>
           <w:rFonts w:ascii="Times New Roman" w:eastAsia="新細明體" w:hAnsi="Times New Roman" w:cs="Times New Roman"/>
@@ -16399,7 +16381,7 @@
           <w:noProof/>
         </w:rPr>
         <w:drawing>
-          <wp:inline distT="0" distB="0" distL="0" distR="0" wp14:anchorId="4CDBDD9F" wp14:editId="29D20118">
+          <wp:inline distT="0" distB="0" distL="0" distR="0" wp14:anchorId="438774F8" wp14:editId="3E9F223D">
             <wp:extent cx="5328000" cy="5631878"/>
             <wp:effectExtent l="0" t="0" r="0" b="0"/>
             <wp:docPr id="6" name="Picture 6"/>
@@ -16532,7 +16514,7 @@
       <w:pPr>
         <w:pStyle w:val="21"/>
       </w:pPr>
-      <w:bookmarkStart w:id="9" w:name="_Toc242536600"/>
+      <w:bookmarkStart w:id="9" w:name="_Toc242536666"/>
       <w:r>
         <w:rPr>
           <w:rFonts w:ascii="Times New Roman" w:eastAsia="新細明體" w:hAnsi="Times New Roman" w:cs="Times New Roman"/>
@@ -16584,7 +16566,7 @@
       <w:pPr>
         <w:pStyle w:val="1"/>
       </w:pPr>
-      <w:bookmarkStart w:id="10" w:name="_Toc242536601"/>
+      <w:bookmarkStart w:id="10" w:name="_Toc242536667"/>
       <w:r>
         <w:rPr>
           <w:rFonts w:ascii="Times New Roman" w:eastAsia="新細明體" w:hAnsi="Times New Roman" w:cs="Times New Roman"/>
@@ -19084,7 +19066,7 @@
       <w:pPr>
         <w:pStyle w:val="1"/>
       </w:pPr>
-      <w:bookmarkStart w:id="11" w:name="_Toc242536602"/>
+      <w:bookmarkStart w:id="11" w:name="_Toc242536668"/>
       <w:r>
         <w:rPr>
           <w:rFonts w:ascii="Times New Roman" w:eastAsia="新細明體" w:hAnsi="Times New Roman" w:cs="Times New Roman"/>
@@ -19392,7 +19374,7 @@
       <w:pPr>
         <w:pStyle w:val="21"/>
       </w:pPr>
-      <w:bookmarkStart w:id="12" w:name="_Toc242536603"/>
+      <w:bookmarkStart w:id="12" w:name="_Toc242536669"/>
       <w:r>
         <w:rPr>
           <w:rFonts w:ascii="Times New Roman" w:eastAsia="新細明體" w:hAnsi="Times New Roman" w:cs="Times New Roman"/>
@@ -19425,7 +19407,7 @@
       <w:pPr>
         <w:pStyle w:val="21"/>
       </w:pPr>
-      <w:bookmarkStart w:id="13" w:name="_Toc242536604"/>
+      <w:bookmarkStart w:id="13" w:name="_Toc242536670"/>
       <w:r>
         <w:rPr>
           <w:rFonts w:ascii="Times New Roman" w:eastAsia="新細明體" w:hAnsi="Times New Roman" w:cs="Times New Roman"/>
@@ -19688,7 +19670,7 @@
       <w:pPr>
         <w:pStyle w:val="21"/>
       </w:pPr>
-      <w:bookmarkStart w:id="14" w:name="_Toc242536605"/>
+      <w:bookmarkStart w:id="14" w:name="_Toc242536671"/>
       <w:r>
         <w:rPr>
           <w:rFonts w:ascii="Times New Roman" w:eastAsia="新細明體" w:hAnsi="Times New Roman" w:cs="Times New Roman"/>
@@ -20995,7 +20977,7 @@
       <w:pPr>
         <w:pStyle w:val="1"/>
       </w:pPr>
-      <w:bookmarkStart w:id="15" w:name="_Toc242536606"/>
+      <w:bookmarkStart w:id="15" w:name="_Toc242536672"/>
       <w:r>
         <w:rPr>
           <w:rFonts w:ascii="Times New Roman" w:eastAsia="新細明體" w:hAnsi="Times New Roman" w:cs="Times New Roman"/>
@@ -21720,7 +21702,7 @@
         <w:pStyle w:val="1"/>
         <w:pageBreakBefore/>
       </w:pPr>
-      <w:bookmarkStart w:id="16" w:name="_Toc242536607"/>
+      <w:bookmarkStart w:id="16" w:name="_Toc242536673"/>
       <w:r>
         <w:rPr>
           <w:rFonts w:ascii="Times New Roman" w:eastAsia="新細明體" w:hAnsi="Times New Roman" w:cs="Times New Roman"/>
@@ -21849,7 +21831,7 @@
         <w:pStyle w:val="1"/>
         <w:pageBreakBefore/>
       </w:pPr>
-      <w:bookmarkStart w:id="17" w:name="_Toc242536608"/>
+      <w:bookmarkStart w:id="17" w:name="_Toc242536674"/>
       <w:r>
         <w:rPr>
           <w:rFonts w:ascii="Times New Roman" w:eastAsia="新細明體" w:hAnsi="Times New Roman" w:cs="Times New Roman"/>
@@ -23531,7 +23513,7 @@
       <w:pPr>
         <w:pStyle w:val="1"/>
       </w:pPr>
-      <w:bookmarkStart w:id="18" w:name="_Toc242536609"/>
+      <w:bookmarkStart w:id="18" w:name="_Toc242536675"/>
       <w:r>
         <w:rPr>
           <w:rFonts w:ascii="Times New Roman" w:eastAsia="新細明體" w:hAnsi="Times New Roman" w:cs="Times New Roman"/>
@@ -23564,7 +23546,7 @@
           <w:noProof/>
         </w:rPr>
         <w:drawing>
-          <wp:inline distT="0" distB="0" distL="0" distR="0" wp14:anchorId="7880B182" wp14:editId="7C26C67A">
+          <wp:inline distT="0" distB="0" distL="0" distR="0" wp14:anchorId="79F15752" wp14:editId="3AAFEAD6">
             <wp:extent cx="5364000" cy="4024521"/>
             <wp:effectExtent l="0" t="0" r="0" b="0"/>
             <wp:docPr id="7" name="Picture 7"/>
@@ -23669,7 +23651,7 @@
         </w:rPr>
         <w:lastRenderedPageBreak/>
         <w:drawing>
-          <wp:inline distT="0" distB="0" distL="0" distR="0" wp14:anchorId="76993911" wp14:editId="6F2F4007">
+          <wp:inline distT="0" distB="0" distL="0" distR="0" wp14:anchorId="09D0EBF0" wp14:editId="2EF801A6">
             <wp:extent cx="5616000" cy="4438158"/>
             <wp:effectExtent l="0" t="0" r="0" b="0"/>
             <wp:docPr id="8" name="Picture 8"/>
@@ -23882,7 +23864,7 @@
         </w:rPr>
         <w:lastRenderedPageBreak/>
         <w:drawing>
-          <wp:inline distT="0" distB="0" distL="0" distR="0" wp14:anchorId="02B83A51" wp14:editId="70A1ECF2">
+          <wp:inline distT="0" distB="0" distL="0" distR="0" wp14:anchorId="7B63FE44" wp14:editId="461E630D">
             <wp:extent cx="5724000" cy="3951291"/>
             <wp:effectExtent l="0" t="0" r="0" b="0"/>
             <wp:docPr id="9" name="Picture 9"/>
@@ -24347,31 +24329,31 @@
       </w:rPr>
     </w:lvl>
   </w:abstractNum>
-  <w:num w:numId="1" w16cid:durableId="614749533">
+  <w:num w:numId="1" w16cid:durableId="786201233">
     <w:abstractNumId w:val="8"/>
   </w:num>
-  <w:num w:numId="2" w16cid:durableId="1494644842">
+  <w:num w:numId="2" w16cid:durableId="1408382368">
     <w:abstractNumId w:val="6"/>
   </w:num>
-  <w:num w:numId="3" w16cid:durableId="1434324432">
+  <w:num w:numId="3" w16cid:durableId="678239990">
     <w:abstractNumId w:val="5"/>
   </w:num>
-  <w:num w:numId="4" w16cid:durableId="1223560623">
+  <w:num w:numId="4" w16cid:durableId="766271746">
     <w:abstractNumId w:val="4"/>
   </w:num>
-  <w:num w:numId="5" w16cid:durableId="1089935104">
+  <w:num w:numId="5" w16cid:durableId="1552228707">
     <w:abstractNumId w:val="7"/>
   </w:num>
-  <w:num w:numId="6" w16cid:durableId="1662151123">
+  <w:num w:numId="6" w16cid:durableId="1914392076">
     <w:abstractNumId w:val="3"/>
   </w:num>
-  <w:num w:numId="7" w16cid:durableId="150097837">
+  <w:num w:numId="7" w16cid:durableId="1773820067">
     <w:abstractNumId w:val="2"/>
   </w:num>
-  <w:num w:numId="8" w16cid:durableId="1137524933">
+  <w:num w:numId="8" w16cid:durableId="1975139552">
     <w:abstractNumId w:val="1"/>
   </w:num>
-  <w:num w:numId="9" w16cid:durableId="168256256">
+  <w:num w:numId="9" w16cid:durableId="1213539173">
     <w:abstractNumId w:val="0"/>
   </w:num>
 </w:numbering>
@@ -35769,7 +35751,7 @@
     <w:autoRedefine/>
     <w:uiPriority w:val="39"/>
     <w:unhideWhenUsed/>
-    <w:rsid w:val="00C1076B"/>
+    <w:rsid w:val="004809EB"/>
   </w:style>
   <w:style w:type="paragraph" w:styleId="2a">
     <w:name w:val="toc 2"/>
@@ -35778,7 +35760,7 @@
     <w:autoRedefine/>
     <w:uiPriority w:val="39"/>
     <w:unhideWhenUsed/>
-    <w:rsid w:val="00C1076B"/>
+    <w:rsid w:val="004809EB"/>
     <w:pPr>
       <w:ind w:leftChars="200" w:left="480"/>
     </w:pPr>
@@ -35788,7 +35770,7 @@
     <w:basedOn w:val="a2"/>
     <w:uiPriority w:val="99"/>
     <w:unhideWhenUsed/>
-    <w:rsid w:val="00C1076B"/>
+    <w:rsid w:val="004809EB"/>
     <w:rPr>
       <w:color w:val="0000FF" w:themeColor="hyperlink"/>
       <w:u w:val="single"/>

--- a/Machine Learning/assessments/A3_交件/Huang_26254793_321513_A3.docx
+++ b/Machine Learning/assessments/A3_交件/Huang_26254793_321513_A3.docx
@@ -383,13 +383,7 @@
               <w:rPr>
                 <w:sz w:val="22"/>
               </w:rPr>
-              <w:t>），對應商業量規</w:t>
-            </w:r>
-            <w:r>
-              <w:rPr>
-                <w:sz w:val="22"/>
-              </w:rPr>
-              <w:t xml:space="preserve"> B1–B4</w:t>
+              <w:t>），依商業路徑評分標準四項作答</w:t>
             </w:r>
           </w:p>
         </w:tc>
@@ -465,7 +459,7 @@
               <w:rPr>
                 <w:sz w:val="22"/>
               </w:rPr>
-              <w:t>2026-10-09</w:t>
+              <w:t>2026-10-10</w:t>
             </w:r>
           </w:p>
         </w:tc>
@@ -553,7 +547,7 @@
               <w:rPr>
                 <w:sz w:val="22"/>
               </w:rPr>
-              <w:t xml:space="preserve"> 1,645 </w:t>
+              <w:t xml:space="preserve"> 1,733 </w:t>
             </w:r>
             <w:r>
               <w:rPr>
@@ -602,7 +596,7 @@
       <w:r>
         <w:fldChar w:fldCharType="separate"/>
       </w:r>
-      <w:hyperlink w:anchor="_Toc242536657" w:history="1">
+      <w:hyperlink w:anchor="_Toc242539775" w:history="1">
         <w:r>
           <w:rPr>
             <w:rStyle w:val="affa"/>
@@ -636,7 +630,7 @@
             <w:noProof/>
             <w:webHidden/>
           </w:rPr>
-          <w:instrText xml:space="preserve"> PAGEREF _Toc242536657 \h </w:instrText>
+          <w:instrText xml:space="preserve"> PAGEREF _Toc242539775 \h </w:instrText>
         </w:r>
         <w:r>
           <w:rPr>
@@ -677,7 +671,7 @@
           <w:noProof/>
         </w:rPr>
       </w:pPr>
-      <w:hyperlink w:anchor="_Toc242536658" w:history="1">
+      <w:hyperlink w:anchor="_Toc242539776" w:history="1">
         <w:r>
           <w:rPr>
             <w:rStyle w:val="affa"/>
@@ -690,21 +684,7 @@
             <w:rStyle w:val="affa"/>
             <w:noProof/>
           </w:rPr>
-          <w:t>程式補全與結果解讀（</w:t>
-        </w:r>
-        <w:r>
-          <w:rPr>
-            <w:rStyle w:val="affa"/>
-            <w:noProof/>
-          </w:rPr>
-          <w:t>B1</w:t>
-        </w:r>
-        <w:r>
-          <w:rPr>
-            <w:rStyle w:val="affa"/>
-            <w:noProof/>
-          </w:rPr>
-          <w:t>）</w:t>
+          <w:t>程式補全與結果解讀</w:t>
         </w:r>
         <w:r>
           <w:rPr>
@@ -725,7 +705,7 @@
             <w:noProof/>
             <w:webHidden/>
           </w:rPr>
-          <w:instrText xml:space="preserve"> PAGEREF _Toc242536658 \h </w:instrText>
+          <w:instrText xml:space="preserve"> PAGEREF _Toc242539776 \h </w:instrText>
         </w:r>
         <w:r>
           <w:rPr>
@@ -766,7 +746,7 @@
           <w:noProof/>
         </w:rPr>
       </w:pPr>
-      <w:hyperlink w:anchor="_Toc242536659" w:history="1">
+      <w:hyperlink w:anchor="_Toc242539777" w:history="1">
         <w:r>
           <w:rPr>
             <w:rStyle w:val="affa"/>
@@ -779,21 +759,7 @@
             <w:rStyle w:val="affa"/>
             <w:noProof/>
           </w:rPr>
-          <w:t>成功標準與商業目標達成度（</w:t>
-        </w:r>
-        <w:r>
-          <w:rPr>
-            <w:rStyle w:val="affa"/>
-            <w:noProof/>
-          </w:rPr>
-          <w:t>B2</w:t>
-        </w:r>
-        <w:r>
-          <w:rPr>
-            <w:rStyle w:val="affa"/>
-            <w:noProof/>
-          </w:rPr>
-          <w:t>）</w:t>
+          <w:t>成功標準與商業目標達成度</w:t>
         </w:r>
         <w:r>
           <w:rPr>
@@ -814,7 +780,7 @@
             <w:noProof/>
             <w:webHidden/>
           </w:rPr>
-          <w:instrText xml:space="preserve"> PAGEREF _Toc242536659 \h </w:instrText>
+          <w:instrText xml:space="preserve"> PAGEREF _Toc242539777 \h </w:instrText>
         </w:r>
         <w:r>
           <w:rPr>
@@ -834,7 +800,7 @@
             <w:noProof/>
             <w:webHidden/>
           </w:rPr>
-          <w:t>6</w:t>
+          <w:t>7</w:t>
         </w:r>
         <w:r>
           <w:rPr>
@@ -855,7 +821,7 @@
           <w:noProof/>
         </w:rPr>
       </w:pPr>
-      <w:hyperlink w:anchor="_Toc242536660" w:history="1">
+      <w:hyperlink w:anchor="_Toc242539778" w:history="1">
         <w:r>
           <w:rPr>
             <w:rStyle w:val="affa"/>
@@ -889,7 +855,7 @@
             <w:noProof/>
             <w:webHidden/>
           </w:rPr>
-          <w:instrText xml:space="preserve"> PAGEREF _Toc242536660 \h </w:instrText>
+          <w:instrText xml:space="preserve"> PAGEREF _Toc242539778 \h </w:instrText>
         </w:r>
         <w:r>
           <w:rPr>
@@ -909,7 +875,7 @@
             <w:noProof/>
             <w:webHidden/>
           </w:rPr>
-          <w:t>6</w:t>
+          <w:t>7</w:t>
         </w:r>
         <w:r>
           <w:rPr>
@@ -930,7 +896,7 @@
           <w:noProof/>
         </w:rPr>
       </w:pPr>
-      <w:hyperlink w:anchor="_Toc242536661" w:history="1">
+      <w:hyperlink w:anchor="_Toc242539779" w:history="1">
         <w:r>
           <w:rPr>
             <w:rStyle w:val="affa"/>
@@ -964,7 +930,7 @@
             <w:noProof/>
             <w:webHidden/>
           </w:rPr>
-          <w:instrText xml:space="preserve"> PAGEREF _Toc242536661 \h </w:instrText>
+          <w:instrText xml:space="preserve"> PAGEREF _Toc242539779 \h </w:instrText>
         </w:r>
         <w:r>
           <w:rPr>
@@ -1005,7 +971,7 @@
           <w:noProof/>
         </w:rPr>
       </w:pPr>
-      <w:hyperlink w:anchor="_Toc242536662" w:history="1">
+      <w:hyperlink w:anchor="_Toc242539780" w:history="1">
         <w:r>
           <w:rPr>
             <w:rStyle w:val="affa"/>
@@ -1053,82 +1019,7 @@
             <w:noProof/>
             <w:webHidden/>
           </w:rPr>
-          <w:instrText xml:space="preserve"> PAGEREF _Toc242536662 \h </w:instrText>
-        </w:r>
-        <w:r>
-          <w:rPr>
-            <w:noProof/>
-            <w:webHidden/>
-          </w:rPr>
-        </w:r>
-        <w:r>
-          <w:rPr>
-            <w:noProof/>
-            <w:webHidden/>
-          </w:rPr>
-          <w:fldChar w:fldCharType="separate"/>
-        </w:r>
-        <w:r>
-          <w:rPr>
-            <w:noProof/>
-            <w:webHidden/>
-          </w:rPr>
-          <w:t>9</w:t>
-        </w:r>
-        <w:r>
-          <w:rPr>
-            <w:noProof/>
-            <w:webHidden/>
-          </w:rPr>
-          <w:fldChar w:fldCharType="end"/>
-        </w:r>
-      </w:hyperlink>
-    </w:p>
-    <w:p>
-      <w:pPr>
-        <w:pStyle w:val="2a"/>
-        <w:tabs>
-          <w:tab w:val="right" w:leader="dot" w:pos="9016"/>
-        </w:tabs>
-        <w:rPr>
-          <w:noProof/>
-        </w:rPr>
-      </w:pPr>
-      <w:hyperlink w:anchor="_Toc242536663" w:history="1">
-        <w:r>
-          <w:rPr>
-            <w:rStyle w:val="affa"/>
-            <w:noProof/>
-          </w:rPr>
-          <w:t xml:space="preserve">2.4 </w:t>
-        </w:r>
-        <w:r>
-          <w:rPr>
-            <w:rStyle w:val="affa"/>
-            <w:noProof/>
-          </w:rPr>
-          <w:t>名單轉換率與通話成本</w:t>
-        </w:r>
-        <w:r>
-          <w:rPr>
-            <w:noProof/>
-            <w:webHidden/>
-          </w:rPr>
-          <w:tab/>
-        </w:r>
-        <w:r>
-          <w:rPr>
-            <w:noProof/>
-            <w:webHidden/>
-          </w:rPr>
-          <w:fldChar w:fldCharType="begin"/>
-        </w:r>
-        <w:r>
-          <w:rPr>
-            <w:noProof/>
-            <w:webHidden/>
-          </w:rPr>
-          <w:instrText xml:space="preserve"> PAGEREF _Toc242536663 \h </w:instrText>
+          <w:instrText xml:space="preserve"> PAGEREF _Toc242539780 \h </w:instrText>
         </w:r>
         <w:r>
           <w:rPr>
@@ -1169,7 +1060,82 @@
           <w:noProof/>
         </w:rPr>
       </w:pPr>
-      <w:hyperlink w:anchor="_Toc242536664" w:history="1">
+      <w:hyperlink w:anchor="_Toc242539781" w:history="1">
+        <w:r>
+          <w:rPr>
+            <w:rStyle w:val="affa"/>
+            <w:noProof/>
+          </w:rPr>
+          <w:t xml:space="preserve">2.4 </w:t>
+        </w:r>
+        <w:r>
+          <w:rPr>
+            <w:rStyle w:val="affa"/>
+            <w:noProof/>
+          </w:rPr>
+          <w:t>名單轉換率與通話成本</w:t>
+        </w:r>
+        <w:r>
+          <w:rPr>
+            <w:noProof/>
+            <w:webHidden/>
+          </w:rPr>
+          <w:tab/>
+        </w:r>
+        <w:r>
+          <w:rPr>
+            <w:noProof/>
+            <w:webHidden/>
+          </w:rPr>
+          <w:fldChar w:fldCharType="begin"/>
+        </w:r>
+        <w:r>
+          <w:rPr>
+            <w:noProof/>
+            <w:webHidden/>
+          </w:rPr>
+          <w:instrText xml:space="preserve"> PAGEREF _Toc242539781 \h </w:instrText>
+        </w:r>
+        <w:r>
+          <w:rPr>
+            <w:noProof/>
+            <w:webHidden/>
+          </w:rPr>
+        </w:r>
+        <w:r>
+          <w:rPr>
+            <w:noProof/>
+            <w:webHidden/>
+          </w:rPr>
+          <w:fldChar w:fldCharType="separate"/>
+        </w:r>
+        <w:r>
+          <w:rPr>
+            <w:noProof/>
+            <w:webHidden/>
+          </w:rPr>
+          <w:t>11</w:t>
+        </w:r>
+        <w:r>
+          <w:rPr>
+            <w:noProof/>
+            <w:webHidden/>
+          </w:rPr>
+          <w:fldChar w:fldCharType="end"/>
+        </w:r>
+      </w:hyperlink>
+    </w:p>
+    <w:p>
+      <w:pPr>
+        <w:pStyle w:val="2a"/>
+        <w:tabs>
+          <w:tab w:val="right" w:leader="dot" w:pos="9016"/>
+        </w:tabs>
+        <w:rPr>
+          <w:noProof/>
+        </w:rPr>
+      </w:pPr>
+      <w:hyperlink w:anchor="_Toc242539782" w:history="1">
         <w:r>
           <w:rPr>
             <w:rStyle w:val="affa"/>
@@ -1203,7 +1169,7 @@
             <w:noProof/>
             <w:webHidden/>
           </w:rPr>
-          <w:instrText xml:space="preserve"> PAGEREF _Toc242536664 \h </w:instrText>
+          <w:instrText xml:space="preserve"> PAGEREF _Toc242539782 \h </w:instrText>
         </w:r>
         <w:r>
           <w:rPr>
@@ -1223,7 +1189,7 @@
             <w:noProof/>
             <w:webHidden/>
           </w:rPr>
-          <w:t>12</w:t>
+          <w:t>13</w:t>
         </w:r>
         <w:r>
           <w:rPr>
@@ -1244,7 +1210,7 @@
           <w:noProof/>
         </w:rPr>
       </w:pPr>
-      <w:hyperlink w:anchor="_Toc242536665" w:history="1">
+      <w:hyperlink w:anchor="_Toc242539783" w:history="1">
         <w:r>
           <w:rPr>
             <w:rStyle w:val="affa"/>
@@ -1278,7 +1244,7 @@
             <w:noProof/>
             <w:webHidden/>
           </w:rPr>
-          <w:instrText xml:space="preserve"> PAGEREF _Toc242536665 \h </w:instrText>
+          <w:instrText xml:space="preserve"> PAGEREF _Toc242539783 \h </w:instrText>
         </w:r>
         <w:r>
           <w:rPr>
@@ -1298,7 +1264,7 @@
             <w:noProof/>
             <w:webHidden/>
           </w:rPr>
-          <w:t>14</w:t>
+          <w:t>15</w:t>
         </w:r>
         <w:r>
           <w:rPr>
@@ -1319,7 +1285,7 @@
           <w:noProof/>
         </w:rPr>
       </w:pPr>
-      <w:hyperlink w:anchor="_Toc242536666" w:history="1">
+      <w:hyperlink w:anchor="_Toc242539784" w:history="1">
         <w:r>
           <w:rPr>
             <w:rStyle w:val="affa"/>
@@ -1353,185 +1319,7 @@
             <w:noProof/>
             <w:webHidden/>
           </w:rPr>
-          <w:instrText xml:space="preserve"> PAGEREF _Toc242536666 \h </w:instrText>
-        </w:r>
-        <w:r>
-          <w:rPr>
-            <w:noProof/>
-            <w:webHidden/>
-          </w:rPr>
-        </w:r>
-        <w:r>
-          <w:rPr>
-            <w:noProof/>
-            <w:webHidden/>
-          </w:rPr>
-          <w:fldChar w:fldCharType="separate"/>
-        </w:r>
-        <w:r>
-          <w:rPr>
-            <w:noProof/>
-            <w:webHidden/>
-          </w:rPr>
-          <w:t>15</w:t>
-        </w:r>
-        <w:r>
-          <w:rPr>
-            <w:noProof/>
-            <w:webHidden/>
-          </w:rPr>
-          <w:fldChar w:fldCharType="end"/>
-        </w:r>
-      </w:hyperlink>
-    </w:p>
-    <w:p>
-      <w:pPr>
-        <w:pStyle w:val="14"/>
-        <w:tabs>
-          <w:tab w:val="right" w:leader="dot" w:pos="9016"/>
-        </w:tabs>
-        <w:rPr>
-          <w:noProof/>
-        </w:rPr>
-      </w:pPr>
-      <w:hyperlink w:anchor="_Toc242536667" w:history="1">
-        <w:r>
-          <w:rPr>
-            <w:rStyle w:val="affa"/>
-            <w:noProof/>
-          </w:rPr>
-          <w:t xml:space="preserve">3 </w:t>
-        </w:r>
-        <w:r>
-          <w:rPr>
-            <w:rStyle w:val="affa"/>
-            <w:noProof/>
-          </w:rPr>
-          <w:t>未來改進、新增功能與新產品構想（</w:t>
-        </w:r>
-        <w:r>
-          <w:rPr>
-            <w:rStyle w:val="affa"/>
-            <w:noProof/>
-          </w:rPr>
-          <w:t>B3</w:t>
-        </w:r>
-        <w:r>
-          <w:rPr>
-            <w:rStyle w:val="affa"/>
-            <w:noProof/>
-          </w:rPr>
-          <w:t>）</w:t>
-        </w:r>
-        <w:r>
-          <w:rPr>
-            <w:noProof/>
-            <w:webHidden/>
-          </w:rPr>
-          <w:tab/>
-        </w:r>
-        <w:r>
-          <w:rPr>
-            <w:noProof/>
-            <w:webHidden/>
-          </w:rPr>
-          <w:fldChar w:fldCharType="begin"/>
-        </w:r>
-        <w:r>
-          <w:rPr>
-            <w:noProof/>
-            <w:webHidden/>
-          </w:rPr>
-          <w:instrText xml:space="preserve"> PAGEREF _Toc242536667 \h </w:instrText>
-        </w:r>
-        <w:r>
-          <w:rPr>
-            <w:noProof/>
-            <w:webHidden/>
-          </w:rPr>
-        </w:r>
-        <w:r>
-          <w:rPr>
-            <w:noProof/>
-            <w:webHidden/>
-          </w:rPr>
-          <w:fldChar w:fldCharType="separate"/>
-        </w:r>
-        <w:r>
-          <w:rPr>
-            <w:noProof/>
-            <w:webHidden/>
-          </w:rPr>
-          <w:t>15</w:t>
-        </w:r>
-        <w:r>
-          <w:rPr>
-            <w:noProof/>
-            <w:webHidden/>
-          </w:rPr>
-          <w:fldChar w:fldCharType="end"/>
-        </w:r>
-      </w:hyperlink>
-    </w:p>
-    <w:p>
-      <w:pPr>
-        <w:pStyle w:val="14"/>
-        <w:tabs>
-          <w:tab w:val="right" w:leader="dot" w:pos="9016"/>
-        </w:tabs>
-        <w:rPr>
-          <w:noProof/>
-        </w:rPr>
-      </w:pPr>
-      <w:hyperlink w:anchor="_Toc242536668" w:history="1">
-        <w:r>
-          <w:rPr>
-            <w:rStyle w:val="affa"/>
-            <w:noProof/>
-          </w:rPr>
-          <w:t xml:space="preserve">4 </w:t>
-        </w:r>
-        <w:r>
-          <w:rPr>
-            <w:rStyle w:val="affa"/>
-            <w:noProof/>
-          </w:rPr>
-          <w:t>後續問題：放寬資格後能否沿用（</w:t>
-        </w:r>
-        <w:r>
-          <w:rPr>
-            <w:rStyle w:val="affa"/>
-            <w:noProof/>
-          </w:rPr>
-          <w:t>B4</w:t>
-        </w:r>
-        <w:r>
-          <w:rPr>
-            <w:rStyle w:val="affa"/>
-            <w:noProof/>
-          </w:rPr>
-          <w:t>）</w:t>
-        </w:r>
-        <w:r>
-          <w:rPr>
-            <w:noProof/>
-            <w:webHidden/>
-          </w:rPr>
-          <w:tab/>
-        </w:r>
-        <w:r>
-          <w:rPr>
-            <w:noProof/>
-            <w:webHidden/>
-          </w:rPr>
-          <w:fldChar w:fldCharType="begin"/>
-        </w:r>
-        <w:r>
-          <w:rPr>
-            <w:noProof/>
-            <w:webHidden/>
-          </w:rPr>
-          <w:instrText xml:space="preserve"> PAGEREF _Toc242536668 \h </w:instrText>
+          <w:instrText xml:space="preserve"> PAGEREF _Toc242539784 \h </w:instrText>
         </w:r>
         <w:r>
           <w:rPr>
@@ -1564,6 +1352,156 @@
     </w:p>
     <w:p>
       <w:pPr>
+        <w:pStyle w:val="14"/>
+        <w:tabs>
+          <w:tab w:val="right" w:leader="dot" w:pos="9016"/>
+        </w:tabs>
+        <w:rPr>
+          <w:noProof/>
+        </w:rPr>
+      </w:pPr>
+      <w:hyperlink w:anchor="_Toc242539785" w:history="1">
+        <w:r>
+          <w:rPr>
+            <w:rStyle w:val="affa"/>
+            <w:noProof/>
+          </w:rPr>
+          <w:t xml:space="preserve">3 </w:t>
+        </w:r>
+        <w:r>
+          <w:rPr>
+            <w:rStyle w:val="affa"/>
+            <w:noProof/>
+          </w:rPr>
+          <w:t>未來改進、新增功能與新產品構想</w:t>
+        </w:r>
+        <w:r>
+          <w:rPr>
+            <w:noProof/>
+            <w:webHidden/>
+          </w:rPr>
+          <w:tab/>
+        </w:r>
+        <w:r>
+          <w:rPr>
+            <w:noProof/>
+            <w:webHidden/>
+          </w:rPr>
+          <w:fldChar w:fldCharType="begin"/>
+        </w:r>
+        <w:r>
+          <w:rPr>
+            <w:noProof/>
+            <w:webHidden/>
+          </w:rPr>
+          <w:instrText xml:space="preserve"> PAGEREF _Toc242539785 \h </w:instrText>
+        </w:r>
+        <w:r>
+          <w:rPr>
+            <w:noProof/>
+            <w:webHidden/>
+          </w:rPr>
+        </w:r>
+        <w:r>
+          <w:rPr>
+            <w:noProof/>
+            <w:webHidden/>
+          </w:rPr>
+          <w:fldChar w:fldCharType="separate"/>
+        </w:r>
+        <w:r>
+          <w:rPr>
+            <w:noProof/>
+            <w:webHidden/>
+          </w:rPr>
+          <w:t>16</w:t>
+        </w:r>
+        <w:r>
+          <w:rPr>
+            <w:noProof/>
+            <w:webHidden/>
+          </w:rPr>
+          <w:fldChar w:fldCharType="end"/>
+        </w:r>
+      </w:hyperlink>
+    </w:p>
+    <w:p>
+      <w:pPr>
+        <w:pStyle w:val="14"/>
+        <w:tabs>
+          <w:tab w:val="right" w:leader="dot" w:pos="9016"/>
+        </w:tabs>
+        <w:rPr>
+          <w:noProof/>
+        </w:rPr>
+      </w:pPr>
+      <w:hyperlink w:anchor="_Toc242539786" w:history="1">
+        <w:r>
+          <w:rPr>
+            <w:rStyle w:val="affa"/>
+            <w:noProof/>
+          </w:rPr>
+          <w:t xml:space="preserve">4 </w:t>
+        </w:r>
+        <w:r>
+          <w:rPr>
+            <w:rStyle w:val="affa"/>
+            <w:noProof/>
+          </w:rPr>
+          <w:t>後續問題：放寬資格後能否沿用</w:t>
+        </w:r>
+        <w:r>
+          <w:rPr>
+            <w:noProof/>
+            <w:webHidden/>
+          </w:rPr>
+          <w:tab/>
+        </w:r>
+        <w:r>
+          <w:rPr>
+            <w:noProof/>
+            <w:webHidden/>
+          </w:rPr>
+          <w:fldChar w:fldCharType="begin"/>
+        </w:r>
+        <w:r>
+          <w:rPr>
+            <w:noProof/>
+            <w:webHidden/>
+          </w:rPr>
+          <w:instrText xml:space="preserve"> PAGEREF _Toc242539786 \h </w:instrText>
+        </w:r>
+        <w:r>
+          <w:rPr>
+            <w:noProof/>
+            <w:webHidden/>
+          </w:rPr>
+        </w:r>
+        <w:r>
+          <w:rPr>
+            <w:noProof/>
+            <w:webHidden/>
+          </w:rPr>
+          <w:fldChar w:fldCharType="separate"/>
+        </w:r>
+        <w:r>
+          <w:rPr>
+            <w:noProof/>
+            <w:webHidden/>
+          </w:rPr>
+          <w:t>18</w:t>
+        </w:r>
+        <w:r>
+          <w:rPr>
+            <w:noProof/>
+            <w:webHidden/>
+          </w:rPr>
+          <w:fldChar w:fldCharType="end"/>
+        </w:r>
+      </w:hyperlink>
+    </w:p>
+    <w:p>
+      <w:pPr>
         <w:pStyle w:val="2a"/>
         <w:tabs>
           <w:tab w:val="right" w:leader="dot" w:pos="9016"/>
@@ -1572,7 +1510,7 @@
           <w:noProof/>
         </w:rPr>
       </w:pPr>
-      <w:hyperlink w:anchor="_Toc242536669" w:history="1">
+      <w:hyperlink w:anchor="_Toc242539787" w:history="1">
         <w:r>
           <w:rPr>
             <w:rStyle w:val="affa"/>
@@ -1606,7 +1544,7 @@
             <w:noProof/>
             <w:webHidden/>
           </w:rPr>
-          <w:instrText xml:space="preserve"> PAGEREF _Toc242536669 \h </w:instrText>
+          <w:instrText xml:space="preserve"> PAGEREF _Toc242539787 \h </w:instrText>
         </w:r>
         <w:r>
           <w:rPr>
@@ -1626,7 +1564,7 @@
             <w:noProof/>
             <w:webHidden/>
           </w:rPr>
-          <w:t>16</w:t>
+          <w:t>18</w:t>
         </w:r>
         <w:r>
           <w:rPr>
@@ -1647,7 +1585,7 @@
           <w:noProof/>
         </w:rPr>
       </w:pPr>
-      <w:hyperlink w:anchor="_Toc242536670" w:history="1">
+      <w:hyperlink w:anchor="_Toc242539788" w:history="1">
         <w:r>
           <w:rPr>
             <w:rStyle w:val="affa"/>
@@ -1681,7 +1619,7 @@
             <w:noProof/>
             <w:webHidden/>
           </w:rPr>
-          <w:instrText xml:space="preserve"> PAGEREF _Toc242536670 \h </w:instrText>
+          <w:instrText xml:space="preserve"> PAGEREF _Toc242539788 \h </w:instrText>
         </w:r>
         <w:r>
           <w:rPr>
@@ -1701,7 +1639,7 @@
             <w:noProof/>
             <w:webHidden/>
           </w:rPr>
-          <w:t>17</w:t>
+          <w:t>18</w:t>
         </w:r>
         <w:r>
           <w:rPr>
@@ -1722,7 +1660,7 @@
           <w:noProof/>
         </w:rPr>
       </w:pPr>
-      <w:hyperlink w:anchor="_Toc242536671" w:history="1">
+      <w:hyperlink w:anchor="_Toc242539789" w:history="1">
         <w:r>
           <w:rPr>
             <w:rStyle w:val="affa"/>
@@ -1756,7 +1694,7 @@
             <w:noProof/>
             <w:webHidden/>
           </w:rPr>
-          <w:instrText xml:space="preserve"> PAGEREF _Toc242536671 \h </w:instrText>
+          <w:instrText xml:space="preserve"> PAGEREF _Toc242539789 \h </w:instrText>
         </w:r>
         <w:r>
           <w:rPr>
@@ -1776,7 +1714,7 @@
             <w:noProof/>
             <w:webHidden/>
           </w:rPr>
-          <w:t>17</w:t>
+          <w:t>19</w:t>
         </w:r>
         <w:r>
           <w:rPr>
@@ -1797,7 +1735,7 @@
           <w:noProof/>
         </w:rPr>
       </w:pPr>
-      <w:hyperlink w:anchor="_Toc242536672" w:history="1">
+      <w:hyperlink w:anchor="_Toc242539790" w:history="1">
         <w:r>
           <w:rPr>
             <w:rStyle w:val="affa"/>
@@ -1824,75 +1762,7 @@
             <w:noProof/>
             <w:webHidden/>
           </w:rPr>
-          <w:instrText xml:space="preserve"> PAGEREF _Toc242536672 \h </w:instrText>
-        </w:r>
-        <w:r>
-          <w:rPr>
-            <w:noProof/>
-            <w:webHidden/>
-          </w:rPr>
-        </w:r>
-        <w:r>
-          <w:rPr>
-            <w:noProof/>
-            <w:webHidden/>
-          </w:rPr>
-          <w:fldChar w:fldCharType="separate"/>
-        </w:r>
-        <w:r>
-          <w:rPr>
-            <w:noProof/>
-            <w:webHidden/>
-          </w:rPr>
-          <w:t>18</w:t>
-        </w:r>
-        <w:r>
-          <w:rPr>
-            <w:noProof/>
-            <w:webHidden/>
-          </w:rPr>
-          <w:fldChar w:fldCharType="end"/>
-        </w:r>
-      </w:hyperlink>
-    </w:p>
-    <w:p>
-      <w:pPr>
-        <w:pStyle w:val="14"/>
-        <w:tabs>
-          <w:tab w:val="right" w:leader="dot" w:pos="9016"/>
-        </w:tabs>
-        <w:rPr>
-          <w:noProof/>
-        </w:rPr>
-      </w:pPr>
-      <w:hyperlink w:anchor="_Toc242536673" w:history="1">
-        <w:r>
-          <w:rPr>
-            <w:rStyle w:val="affa"/>
-            <w:noProof/>
-          </w:rPr>
-          <w:t>參考文獻</w:t>
-        </w:r>
-        <w:r>
-          <w:rPr>
-            <w:noProof/>
-            <w:webHidden/>
-          </w:rPr>
-          <w:tab/>
-        </w:r>
-        <w:r>
-          <w:rPr>
-            <w:noProof/>
-            <w:webHidden/>
-          </w:rPr>
-          <w:fldChar w:fldCharType="begin"/>
-        </w:r>
-        <w:r>
-          <w:rPr>
-            <w:noProof/>
-            <w:webHidden/>
-          </w:rPr>
-          <w:instrText xml:space="preserve"> PAGEREF _Toc242536673 \h </w:instrText>
+          <w:instrText xml:space="preserve"> PAGEREF _Toc242539790 \h </w:instrText>
         </w:r>
         <w:r>
           <w:rPr>
@@ -1933,7 +1803,75 @@
           <w:noProof/>
         </w:rPr>
       </w:pPr>
-      <w:hyperlink w:anchor="_Toc242536674" w:history="1">
+      <w:hyperlink w:anchor="_Toc242539791" w:history="1">
+        <w:r>
+          <w:rPr>
+            <w:rStyle w:val="affa"/>
+            <w:noProof/>
+          </w:rPr>
+          <w:t>參考文獻</w:t>
+        </w:r>
+        <w:r>
+          <w:rPr>
+            <w:noProof/>
+            <w:webHidden/>
+          </w:rPr>
+          <w:tab/>
+        </w:r>
+        <w:r>
+          <w:rPr>
+            <w:noProof/>
+            <w:webHidden/>
+          </w:rPr>
+          <w:fldChar w:fldCharType="begin"/>
+        </w:r>
+        <w:r>
+          <w:rPr>
+            <w:noProof/>
+            <w:webHidden/>
+          </w:rPr>
+          <w:instrText xml:space="preserve"> PAGEREF _Toc242539791 \h </w:instrText>
+        </w:r>
+        <w:r>
+          <w:rPr>
+            <w:noProof/>
+            <w:webHidden/>
+          </w:rPr>
+        </w:r>
+        <w:r>
+          <w:rPr>
+            <w:noProof/>
+            <w:webHidden/>
+          </w:rPr>
+          <w:fldChar w:fldCharType="separate"/>
+        </w:r>
+        <w:r>
+          <w:rPr>
+            <w:noProof/>
+            <w:webHidden/>
+          </w:rPr>
+          <w:t>21</w:t>
+        </w:r>
+        <w:r>
+          <w:rPr>
+            <w:noProof/>
+            <w:webHidden/>
+          </w:rPr>
+          <w:fldChar w:fldCharType="end"/>
+        </w:r>
+      </w:hyperlink>
+    </w:p>
+    <w:p>
+      <w:pPr>
+        <w:pStyle w:val="14"/>
+        <w:tabs>
+          <w:tab w:val="right" w:leader="dot" w:pos="9016"/>
+        </w:tabs>
+        <w:rPr>
+          <w:noProof/>
+        </w:rPr>
+      </w:pPr>
+      <w:hyperlink w:anchor="_Toc242539792" w:history="1">
         <w:r>
           <w:rPr>
             <w:rStyle w:val="affa"/>
@@ -1974,7 +1912,7 @@
             <w:noProof/>
             <w:webHidden/>
           </w:rPr>
-          <w:instrText xml:space="preserve"> PAGEREF _Toc242536674 \h </w:instrText>
+          <w:instrText xml:space="preserve"> PAGEREF _Toc242539792 \h </w:instrText>
         </w:r>
         <w:r>
           <w:rPr>
@@ -1994,7 +1932,7 @@
             <w:noProof/>
             <w:webHidden/>
           </w:rPr>
-          <w:t>21</w:t>
+          <w:t>22</w:t>
         </w:r>
         <w:r>
           <w:rPr>
@@ -2015,7 +1953,7 @@
           <w:noProof/>
         </w:rPr>
       </w:pPr>
-      <w:hyperlink w:anchor="_Toc242536675" w:history="1">
+      <w:hyperlink w:anchor="_Toc242539793" w:history="1">
         <w:r>
           <w:rPr>
             <w:rStyle w:val="affa"/>
@@ -2056,7 +1994,7 @@
             <w:noProof/>
             <w:webHidden/>
           </w:rPr>
-          <w:instrText xml:space="preserve"> PAGEREF _Toc242536675 \h </w:instrText>
+          <w:instrText xml:space="preserve"> PAGEREF _Toc242539793 \h </w:instrText>
         </w:r>
         <w:r>
           <w:rPr>
@@ -2076,7 +2014,7 @@
             <w:noProof/>
             <w:webHidden/>
           </w:rPr>
-          <w:t>22</w:t>
+          <w:t>23</w:t>
         </w:r>
         <w:r>
           <w:rPr>
@@ -2101,7 +2039,7 @@
       <w:pPr>
         <w:pStyle w:val="1"/>
       </w:pPr>
-      <w:bookmarkStart w:id="0" w:name="_Toc242536657"/>
+      <w:bookmarkStart w:id="0" w:name="_Toc242539775"/>
       <w:r>
         <w:rPr>
           <w:rFonts w:ascii="Times New Roman" w:eastAsia="新細明體" w:hAnsi="Times New Roman" w:cs="Times New Roman"/>
@@ -2122,7 +2060,13 @@
         <w:spacing w:after="0" w:line="480" w:lineRule="auto"/>
       </w:pPr>
       <w:r>
-        <w:t>本報告依商業重點，以</w:t>
+        <w:t>結論：三條上線硬門檻（業務</w:t>
+      </w:r>
+      <w:r>
+        <w:t>②③⑤</w:t>
+      </w:r>
+      <w:r>
+        <w:t>）無一離線通過，建議不上線，停在</w:t>
       </w:r>
       <w:r>
         <w:t xml:space="preserve"> A2 </w:t>
@@ -2131,6 +2075,24 @@
         <w:t>表</w:t>
       </w:r>
       <w:r>
+        <w:t xml:space="preserve"> 9 </w:t>
+      </w:r>
+      <w:r>
+        <w:t>階段</w:t>
+      </w:r>
+      <w:r>
+        <w:t xml:space="preserve"> 0</w:t>
+      </w:r>
+      <w:r>
+        <w:t>。本報告依商業重點，以</w:t>
+      </w:r>
+      <w:r>
+        <w:t xml:space="preserve"> A2 </w:t>
+      </w:r>
+      <w:r>
+        <w:t>表</w:t>
+      </w:r>
+      <w:r>
         <w:t xml:space="preserve"> 4</w:t>
       </w:r>
       <w:r>
@@ -2188,7 +2150,7 @@
         <w:t xml:space="preserve"> A2 </w:t>
       </w:r>
       <w:r>
-        <w:t>目標也最多多省</w:t>
+        <w:t>目標也只多省</w:t>
       </w:r>
       <w:r>
         <w:t xml:space="preserve"> A$3,349</w:t>
@@ -2206,31 +2168,27 @@
         <w:t xml:space="preserve"> A$1.50</w:t>
       </w:r>
       <w:r>
-        <w:t>），每輪白送給本來就會買者的折扣就超過這個數（示算），名單也沒有讓這筆變少：錢的缺口主要在優惠設計，名單幫助有限。三條上線硬門檻（業務</w:t>
-      </w:r>
-      <w:r>
-        <w:t>②③⑤</w:t>
-      </w:r>
-      <w:r>
-        <w:t>）無一離線通過，建議不上線，停在</w:t>
-      </w:r>
-      <w:r>
-        <w:t xml:space="preserve"> A2 </w:t>
-      </w:r>
-      <w:r>
-        <w:t>表</w:t>
-      </w:r>
-      <w:r>
-        <w:t xml:space="preserve"> 9 </w:t>
-      </w:r>
-      <w:r>
-        <w:t>階段</w:t>
-      </w:r>
-      <w:r>
-        <w:t xml:space="preserve"> 0</w:t>
-      </w:r>
-      <w:r>
-        <w:t>。</w:t>
+        <w:t>），每輪白送給本來就會買者的折扣就超過這筆</w:t>
+      </w:r>
+      <w:r>
+        <w:t xml:space="preserve"> A$3,349</w:t>
+      </w:r>
+      <w:r>
+        <w:t>（示算），名單也沒有讓這筆變少：錢的缺口主要在優惠設計，名單幫助有限。</w:t>
+      </w:r>
+    </w:p>
+    <w:p>
+      <w:pPr>
+        <w:spacing w:after="0" w:line="480" w:lineRule="auto"/>
+      </w:pPr>
+      <w:r>
+        <w:rPr>
+          <w:b/>
+        </w:rPr>
+        <w:t>框｜決策摘要</w:t>
+      </w:r>
+      <w:r>
+        <w:t>（用語見下方用語框）</w:t>
       </w:r>
     </w:p>
     <w:tbl>
@@ -2238,12 +2196,11 @@
         <w:tblStyle w:val="aff2"/>
         <w:tblW w:w="0" w:type="auto"/>
         <w:jc w:val="center"/>
-        <w:tblLayout w:type="fixed"/>
         <w:tblLook w:val="04A0" w:firstRow="1" w:lastRow="0" w:firstColumn="1" w:lastColumn="0" w:noHBand="0" w:noVBand="1"/>
       </w:tblPr>
       <w:tblGrid>
-        <w:gridCol w:w="1928"/>
-        <w:gridCol w:w="7087"/>
+        <w:gridCol w:w="4513"/>
+        <w:gridCol w:w="4513"/>
       </w:tblGrid>
       <w:tr>
         <w:trPr>
@@ -2253,21 +2210,39 @@
         </w:trPr>
         <w:tc>
           <w:tcPr>
-            <w:tcW w:w="9014" w:type="dxa"/>
-            <w:gridSpan w:val="2"/>
-            <w:shd w:val="clear" w:color="auto" w:fill="D9D6CF"/>
+            <w:tcW w:w="4513" w:type="dxa"/>
+            <w:shd w:val="clear" w:color="auto" w:fill="E8E6E1"/>
           </w:tcPr>
           <w:p>
             <w:pPr>
               <w:keepNext/>
-              <w:spacing w:before="40" w:after="40" w:line="264" w:lineRule="auto"/>
+              <w:spacing w:after="20" w:line="264" w:lineRule="auto"/>
             </w:pPr>
             <w:r>
               <w:rPr>
                 <w:b/>
-                <w:sz w:val="21"/>
-              </w:rPr>
-              <w:t>決策摘要</w:t>
+                <w:sz w:val="18"/>
+              </w:rPr>
+              <w:t>項目</w:t>
+            </w:r>
+          </w:p>
+        </w:tc>
+        <w:tc>
+          <w:tcPr>
+            <w:tcW w:w="4513" w:type="dxa"/>
+            <w:shd w:val="clear" w:color="auto" w:fill="E8E6E1"/>
+          </w:tcPr>
+          <w:p>
+            <w:pPr>
+              <w:keepNext/>
+              <w:spacing w:after="20" w:line="264" w:lineRule="auto"/>
+            </w:pPr>
+            <w:r>
+              <w:rPr>
+                <w:b/>
+                <w:sz w:val="18"/>
+              </w:rPr>
+              <w:t>內容</w:t>
             </w:r>
           </w:p>
         </w:tc>
@@ -2279,18 +2254,15 @@
         </w:trPr>
         <w:tc>
           <w:tcPr>
-            <w:tcW w:w="1928" w:type="dxa"/>
-            <w:shd w:val="clear" w:color="auto" w:fill="F3F2EE"/>
-          </w:tcPr>
-          <w:p>
-            <w:pPr>
-              <w:keepNext/>
-              <w:spacing w:after="20" w:line="276" w:lineRule="auto"/>
-            </w:pPr>
-            <w:r>
-              <w:rPr>
-                <w:b/>
-                <w:sz w:val="20"/>
+            <w:tcW w:w="4513" w:type="dxa"/>
+          </w:tcPr>
+          <w:p>
+            <w:pPr>
+              <w:spacing w:after="20" w:line="264" w:lineRule="auto"/>
+            </w:pPr>
+            <w:r>
+              <w:rPr>
+                <w:sz w:val="18"/>
               </w:rPr>
               <w:t>評分項索引</w:t>
             </w:r>
@@ -2298,330 +2270,184 @@
         </w:tc>
         <w:tc>
           <w:tcPr>
-            <w:tcW w:w="7087" w:type="dxa"/>
-          </w:tcPr>
-          <w:p>
-            <w:pPr>
-              <w:keepNext/>
-              <w:spacing w:after="20" w:line="276" w:lineRule="auto"/>
-            </w:pPr>
-            <w:r>
-              <w:rPr>
-                <w:sz w:val="20"/>
-              </w:rPr>
-              <w:t xml:space="preserve">B1 </w:t>
-            </w:r>
-            <w:r>
-              <w:rPr>
-                <w:sz w:val="20"/>
-              </w:rPr>
-              <w:t>第</w:t>
-            </w:r>
-            <w:r>
-              <w:rPr>
-                <w:sz w:val="20"/>
+            <w:tcW w:w="4513" w:type="dxa"/>
+          </w:tcPr>
+          <w:p>
+            <w:pPr>
+              <w:spacing w:after="20" w:line="264" w:lineRule="auto"/>
+            </w:pPr>
+            <w:r>
+              <w:rPr>
+                <w:sz w:val="18"/>
+              </w:rPr>
+              <w:t>程式補全與分析：第</w:t>
+            </w:r>
+            <w:r>
+              <w:rPr>
+                <w:sz w:val="18"/>
               </w:rPr>
               <w:t xml:space="preserve"> 1 </w:t>
             </w:r>
             <w:r>
               <w:rPr>
-                <w:sz w:val="20"/>
+                <w:sz w:val="18"/>
               </w:rPr>
               <w:t>節</w:t>
             </w:r>
             <w:r>
               <w:rPr>
-                <w:sz w:val="20"/>
+                <w:sz w:val="18"/>
               </w:rPr>
               <w:t xml:space="preserve"> p.4</w:t>
             </w:r>
             <w:r>
               <w:rPr>
-                <w:sz w:val="20"/>
-              </w:rPr>
-              <w:t>｜</w:t>
-            </w:r>
-            <w:r>
-              <w:rPr>
-                <w:sz w:val="20"/>
-              </w:rPr>
-              <w:t xml:space="preserve">B2 </w:t>
-            </w:r>
-            <w:r>
-              <w:rPr>
-                <w:sz w:val="20"/>
-              </w:rPr>
-              <w:t>第</w:t>
-            </w:r>
-            <w:r>
-              <w:rPr>
-                <w:sz w:val="20"/>
+                <w:sz w:val="18"/>
+              </w:rPr>
+              <w:t>｜轉化為商業價值：第</w:t>
+            </w:r>
+            <w:r>
+              <w:rPr>
+                <w:sz w:val="18"/>
               </w:rPr>
               <w:t xml:space="preserve"> 2 </w:t>
             </w:r>
             <w:r>
               <w:rPr>
-                <w:sz w:val="20"/>
+                <w:sz w:val="18"/>
               </w:rPr>
               <w:t>節</w:t>
             </w:r>
             <w:r>
               <w:rPr>
-                <w:sz w:val="20"/>
-              </w:rPr>
-              <w:t xml:space="preserve"> p.6</w:t>
-            </w:r>
-            <w:r>
-              <w:rPr>
-                <w:sz w:val="20"/>
-              </w:rPr>
-              <w:t>｜</w:t>
-            </w:r>
-            <w:r>
-              <w:rPr>
-                <w:sz w:val="20"/>
-              </w:rPr>
-              <w:t xml:space="preserve">B3 </w:t>
-            </w:r>
-            <w:r>
-              <w:rPr>
-                <w:sz w:val="20"/>
-              </w:rPr>
-              <w:t>第</w:t>
-            </w:r>
-            <w:r>
-              <w:rPr>
-                <w:sz w:val="20"/>
+                <w:sz w:val="18"/>
+              </w:rPr>
+              <w:t xml:space="preserve"> p.7</w:t>
+            </w:r>
+            <w:r>
+              <w:rPr>
+                <w:sz w:val="18"/>
+              </w:rPr>
+              <w:t>｜未來改進：第</w:t>
+            </w:r>
+            <w:r>
+              <w:rPr>
+                <w:sz w:val="18"/>
               </w:rPr>
               <w:t xml:space="preserve"> 3 </w:t>
             </w:r>
             <w:r>
               <w:rPr>
-                <w:sz w:val="20"/>
+                <w:sz w:val="18"/>
               </w:rPr>
               <w:t>節</w:t>
             </w:r>
             <w:r>
               <w:rPr>
-                <w:sz w:val="20"/>
-              </w:rPr>
-              <w:t xml:space="preserve"> p.15</w:t>
-            </w:r>
-            <w:r>
-              <w:rPr>
-                <w:sz w:val="20"/>
-              </w:rPr>
-              <w:t>｜</w:t>
-            </w:r>
-            <w:r>
-              <w:rPr>
-                <w:sz w:val="20"/>
-              </w:rPr>
-              <w:t xml:space="preserve">B4 </w:t>
-            </w:r>
-            <w:r>
-              <w:rPr>
-                <w:sz w:val="20"/>
-              </w:rPr>
-              <w:t>第</w:t>
-            </w:r>
-            <w:r>
-              <w:rPr>
-                <w:sz w:val="20"/>
+                <w:sz w:val="18"/>
+              </w:rPr>
+              <w:t xml:space="preserve"> p.16</w:t>
+            </w:r>
+            <w:r>
+              <w:rPr>
+                <w:sz w:val="18"/>
+              </w:rPr>
+              <w:t>｜後續問題：第</w:t>
+            </w:r>
+            <w:r>
+              <w:rPr>
+                <w:sz w:val="18"/>
               </w:rPr>
               <w:t xml:space="preserve"> 4 </w:t>
             </w:r>
             <w:r>
               <w:rPr>
-                <w:sz w:val="20"/>
+                <w:sz w:val="18"/>
               </w:rPr>
               <w:t>節</w:t>
             </w:r>
             <w:r>
               <w:rPr>
-                <w:sz w:val="20"/>
-              </w:rPr>
-              <w:t xml:space="preserve"> p.16</w:t>
-            </w:r>
-            <w:r>
-              <w:rPr>
-                <w:sz w:val="20"/>
+                <w:sz w:val="18"/>
+              </w:rPr>
+              <w:t xml:space="preserve"> p.18</w:t>
+            </w:r>
+            <w:r>
+              <w:rPr>
+                <w:sz w:val="18"/>
               </w:rPr>
               <w:t>｜假設</w:t>
             </w:r>
             <w:r>
               <w:rPr>
-                <w:sz w:val="20"/>
-              </w:rPr>
-              <w:t xml:space="preserve"> p.18</w:t>
-            </w:r>
-          </w:p>
-          <w:p>
-            <w:pPr>
-              <w:keepNext/>
-              <w:spacing w:after="20" w:line="276" w:lineRule="auto"/>
-            </w:pPr>
-            <w:r>
-              <w:rPr>
-                <w:sz w:val="20"/>
+                <w:sz w:val="18"/>
+              </w:rPr>
+              <w:t xml:space="preserve"> p.20</w:t>
+            </w:r>
+          </w:p>
+          <w:p>
+            <w:pPr>
+              <w:spacing w:after="20" w:line="264" w:lineRule="auto"/>
+            </w:pPr>
+            <w:r>
+              <w:rPr>
+                <w:sz w:val="18"/>
               </w:rPr>
               <w:t>Notebook</w:t>
             </w:r>
             <w:r>
               <w:rPr>
-                <w:sz w:val="20"/>
+                <w:sz w:val="18"/>
               </w:rPr>
               <w:t>：</w:t>
             </w:r>
             <w:r>
               <w:rPr>
-                <w:sz w:val="20"/>
+                <w:sz w:val="18"/>
               </w:rPr>
               <w:t>Part A</w:t>
             </w:r>
             <w:r>
               <w:rPr>
-                <w:sz w:val="20"/>
+                <w:sz w:val="18"/>
               </w:rPr>
               <w:t>＝官方流程＋解讀；</w:t>
             </w:r>
             <w:r>
               <w:rPr>
-                <w:sz w:val="20"/>
+                <w:sz w:val="18"/>
               </w:rPr>
               <w:t>Part B</w:t>
             </w:r>
             <w:r>
               <w:rPr>
-                <w:sz w:val="20"/>
+                <w:sz w:val="18"/>
               </w:rPr>
               <w:t>＝</w:t>
             </w:r>
             <w:r>
               <w:rPr>
-                <w:sz w:val="20"/>
+                <w:sz w:val="18"/>
               </w:rPr>
               <w:t>B-0</w:t>
             </w:r>
             <w:r>
               <w:rPr>
-                <w:sz w:val="20"/>
+                <w:sz w:val="18"/>
               </w:rPr>
               <w:t>～</w:t>
             </w:r>
             <w:r>
               <w:rPr>
-                <w:sz w:val="20"/>
+                <w:sz w:val="18"/>
               </w:rPr>
               <w:t xml:space="preserve">B-14 </w:t>
             </w:r>
             <w:r>
               <w:rPr>
-                <w:sz w:val="20"/>
+                <w:sz w:val="18"/>
               </w:rPr>
               <w:t>商業評估與結論</w:t>
-            </w:r>
-          </w:p>
-          <w:p>
-            <w:pPr>
-              <w:keepNext/>
-              <w:spacing w:after="20" w:line="276" w:lineRule="auto"/>
-            </w:pPr>
-            <w:r>
-              <w:rPr>
-                <w:sz w:val="20"/>
-              </w:rPr>
-              <w:t xml:space="preserve">A2 </w:t>
-            </w:r>
-            <w:r>
-              <w:rPr>
-                <w:sz w:val="20"/>
-              </w:rPr>
-              <w:t>表：</w:t>
-            </w:r>
-            <w:r>
-              <w:rPr>
-                <w:sz w:val="20"/>
-              </w:rPr>
-              <w:t xml:space="preserve">1 </w:t>
-            </w:r>
-            <w:r>
-              <w:rPr>
-                <w:sz w:val="20"/>
-              </w:rPr>
-              <w:t>指標｜</w:t>
-            </w:r>
-            <w:r>
-              <w:rPr>
-                <w:sz w:val="20"/>
-              </w:rPr>
-              <w:t xml:space="preserve">4 </w:t>
-            </w:r>
-            <w:r>
-              <w:rPr>
-                <w:sz w:val="20"/>
-              </w:rPr>
-              <w:t>成功標準｜</w:t>
-            </w:r>
-            <w:r>
-              <w:rPr>
-                <w:sz w:val="20"/>
-              </w:rPr>
-              <w:t xml:space="preserve">5 </w:t>
-            </w:r>
-            <w:r>
-              <w:rPr>
-                <w:sz w:val="20"/>
-              </w:rPr>
-              <w:t>資料目錄｜</w:t>
-            </w:r>
-            <w:r>
-              <w:rPr>
-                <w:sz w:val="20"/>
-              </w:rPr>
-              <w:t xml:space="preserve">7 </w:t>
-            </w:r>
-            <w:r>
-              <w:rPr>
-                <w:sz w:val="20"/>
-              </w:rPr>
-              <w:t>選模｜</w:t>
-            </w:r>
-            <w:r>
-              <w:rPr>
-                <w:sz w:val="20"/>
-              </w:rPr>
-              <w:t xml:space="preserve">8 </w:t>
-            </w:r>
-            <w:r>
-              <w:rPr>
-                <w:sz w:val="20"/>
-              </w:rPr>
-              <w:t>評估面向｜</w:t>
-            </w:r>
-            <w:r>
-              <w:rPr>
-                <w:sz w:val="20"/>
-              </w:rPr>
-              <w:t xml:space="preserve">9 </w:t>
-            </w:r>
-            <w:r>
-              <w:rPr>
-                <w:sz w:val="20"/>
-              </w:rPr>
-              <w:t>上線階段｜</w:t>
-            </w:r>
-            <w:r>
-              <w:rPr>
-                <w:sz w:val="20"/>
-              </w:rPr>
-              <w:t xml:space="preserve">10 </w:t>
-            </w:r>
-            <w:r>
-              <w:rPr>
-                <w:sz w:val="20"/>
-              </w:rPr>
-              <w:t>監控</w:t>
             </w:r>
           </w:p>
         </w:tc>
@@ -2633,18 +2459,15 @@
         </w:trPr>
         <w:tc>
           <w:tcPr>
-            <w:tcW w:w="1928" w:type="dxa"/>
-            <w:shd w:val="clear" w:color="auto" w:fill="F3F2EE"/>
-          </w:tcPr>
-          <w:p>
-            <w:pPr>
-              <w:keepNext/>
-              <w:spacing w:after="20" w:line="276" w:lineRule="auto"/>
-            </w:pPr>
-            <w:r>
-              <w:rPr>
-                <w:b/>
-                <w:sz w:val="20"/>
+            <w:tcW w:w="4513" w:type="dxa"/>
+          </w:tcPr>
+          <w:p>
+            <w:pPr>
+              <w:spacing w:after="20" w:line="264" w:lineRule="auto"/>
+            </w:pPr>
+            <w:r>
+              <w:rPr>
+                <w:sz w:val="18"/>
               </w:rPr>
               <w:t>結論</w:t>
             </w:r>
@@ -2652,148 +2475,159 @@
         </w:tc>
         <w:tc>
           <w:tcPr>
-            <w:tcW w:w="7087" w:type="dxa"/>
-          </w:tcPr>
-          <w:p>
-            <w:pPr>
-              <w:keepNext/>
-              <w:spacing w:after="20" w:line="276" w:lineRule="auto"/>
-            </w:pPr>
-            <w:r>
-              <w:rPr>
-                <w:sz w:val="20"/>
+            <w:tcW w:w="4513" w:type="dxa"/>
+          </w:tcPr>
+          <w:p>
+            <w:pPr>
+              <w:spacing w:after="20" w:line="264" w:lineRule="auto"/>
+            </w:pPr>
+            <w:r>
+              <w:rPr>
+                <w:sz w:val="18"/>
               </w:rPr>
               <w:t>不上線、不進影子模式，停在</w:t>
             </w:r>
             <w:r>
               <w:rPr>
-                <w:sz w:val="20"/>
+                <w:sz w:val="18"/>
               </w:rPr>
               <w:t xml:space="preserve"> A2 </w:t>
             </w:r>
             <w:r>
               <w:rPr>
-                <w:sz w:val="20"/>
+                <w:sz w:val="18"/>
               </w:rPr>
               <w:t>表</w:t>
             </w:r>
             <w:r>
               <w:rPr>
-                <w:sz w:val="20"/>
+                <w:sz w:val="18"/>
               </w:rPr>
               <w:t xml:space="preserve"> 9 </w:t>
             </w:r>
             <w:r>
               <w:rPr>
-                <w:sz w:val="20"/>
+                <w:sz w:val="18"/>
               </w:rPr>
               <w:t>階段</w:t>
             </w:r>
             <w:r>
               <w:rPr>
-                <w:sz w:val="20"/>
+                <w:sz w:val="18"/>
               </w:rPr>
               <w:t xml:space="preserve"> 0</w:t>
             </w:r>
             <w:r>
               <w:rPr>
-                <w:sz w:val="20"/>
+                <w:sz w:val="18"/>
               </w:rPr>
               <w:t>（第</w:t>
             </w:r>
             <w:r>
               <w:rPr>
-                <w:sz w:val="20"/>
+                <w:sz w:val="18"/>
               </w:rPr>
               <w:t xml:space="preserve"> 1–4 </w:t>
             </w:r>
             <w:r>
               <w:rPr>
-                <w:sz w:val="20"/>
+                <w:sz w:val="18"/>
               </w:rPr>
               <w:t>週）。名單沒有證明勝過手機規則，排序力大多來自時期（圖</w:t>
             </w:r>
             <w:r>
               <w:rPr>
-                <w:sz w:val="20"/>
+                <w:sz w:val="18"/>
               </w:rPr>
               <w:t xml:space="preserve"> 2</w:t>
             </w:r>
             <w:r>
               <w:rPr>
-                <w:sz w:val="20"/>
+                <w:sz w:val="18"/>
               </w:rPr>
               <w:t>）；每輪只多省</w:t>
             </w:r>
             <w:r>
               <w:rPr>
-                <w:sz w:val="20"/>
+                <w:sz w:val="18"/>
               </w:rPr>
               <w:t xml:space="preserve"> A$480 </w:t>
             </w:r>
             <w:r>
               <w:rPr>
-                <w:sz w:val="20"/>
+                <w:sz w:val="18"/>
               </w:rPr>
               <w:t>通話費（達</w:t>
             </w:r>
             <w:r>
               <w:rPr>
-                <w:sz w:val="20"/>
+                <w:sz w:val="18"/>
               </w:rPr>
               <w:t xml:space="preserve"> A2 </w:t>
             </w:r>
             <w:r>
               <w:rPr>
-                <w:sz w:val="20"/>
-              </w:rPr>
-              <w:t>目標也最多</w:t>
-            </w:r>
-            <w:r>
-              <w:rPr>
-                <w:sz w:val="20"/>
+                <w:sz w:val="18"/>
+              </w:rPr>
+              <w:t>目標也只多省</w:t>
+            </w:r>
+            <w:r>
+              <w:rPr>
+                <w:sz w:val="18"/>
               </w:rPr>
               <w:t xml:space="preserve"> A$3,349</w:t>
             </w:r>
             <w:r>
               <w:rPr>
-                <w:sz w:val="20"/>
+                <w:sz w:val="18"/>
               </w:rPr>
               <w:t>），而每張折扣只要高於約</w:t>
             </w:r>
             <w:r>
               <w:rPr>
-                <w:sz w:val="20"/>
+                <w:sz w:val="18"/>
               </w:rPr>
               <w:t xml:space="preserve"> A$1.89</w:t>
             </w:r>
             <w:r>
               <w:rPr>
-                <w:sz w:val="20"/>
+                <w:sz w:val="18"/>
               </w:rPr>
               <w:t>（去重</w:t>
             </w:r>
             <w:r>
               <w:rPr>
-                <w:sz w:val="20"/>
+                <w:sz w:val="18"/>
               </w:rPr>
               <w:t xml:space="preserve"> A$1.50</w:t>
             </w:r>
             <w:r>
               <w:rPr>
-                <w:sz w:val="20"/>
-              </w:rPr>
-              <w:t>），白送的折扣就超過這個數，名單也沒有讓它變少（圖</w:t>
-            </w:r>
-            <w:r>
-              <w:rPr>
-                <w:sz w:val="20"/>
+                <w:sz w:val="18"/>
+              </w:rPr>
+              <w:t>），白送的折扣就超過這筆</w:t>
+            </w:r>
+            <w:r>
+              <w:rPr>
+                <w:sz w:val="18"/>
+              </w:rPr>
+              <w:t xml:space="preserve"> A$3,349</w:t>
+            </w:r>
+            <w:r>
+              <w:rPr>
+                <w:sz w:val="18"/>
+              </w:rPr>
+              <w:t>，名單也沒有讓它變少（圖</w:t>
+            </w:r>
+            <w:r>
+              <w:rPr>
+                <w:sz w:val="18"/>
               </w:rPr>
               <w:t xml:space="preserve"> 1</w:t>
             </w:r>
             <w:r>
               <w:rPr>
-                <w:sz w:val="20"/>
+                <w:sz w:val="18"/>
               </w:rPr>
               <w:t>；示算）</w:t>
             </w:r>
@@ -2807,73 +2641,62 @@
         </w:trPr>
         <w:tc>
           <w:tcPr>
-            <w:tcW w:w="1928" w:type="dxa"/>
-            <w:shd w:val="clear" w:color="auto" w:fill="F3F2EE"/>
-          </w:tcPr>
-          <w:p>
-            <w:pPr>
-              <w:keepNext/>
-              <w:spacing w:after="20" w:line="276" w:lineRule="auto"/>
-            </w:pPr>
-            <w:r>
-              <w:rPr>
-                <w:b/>
-                <w:sz w:val="20"/>
+            <w:tcW w:w="4513" w:type="dxa"/>
+          </w:tcPr>
+          <w:p>
+            <w:pPr>
+              <w:spacing w:after="20" w:line="264" w:lineRule="auto"/>
+            </w:pPr>
+            <w:r>
+              <w:rPr>
+                <w:sz w:val="18"/>
               </w:rPr>
               <w:t>關鍵數字</w:t>
             </w:r>
           </w:p>
           <w:p>
             <w:pPr>
-              <w:keepNext/>
-              <w:spacing w:after="20" w:line="276" w:lineRule="auto"/>
-            </w:pPr>
-            <w:r>
-              <w:rPr>
-                <w:b/>
-                <w:sz w:val="20"/>
+              <w:spacing w:after="20" w:line="264" w:lineRule="auto"/>
+            </w:pPr>
+            <w:r>
+              <w:rPr>
+                <w:sz w:val="18"/>
               </w:rPr>
               <w:t>（基準</w:t>
             </w:r>
             <w:r>
               <w:rPr>
-                <w:b/>
-                <w:sz w:val="20"/>
+                <w:sz w:val="18"/>
               </w:rPr>
               <w:t xml:space="preserve"> → </w:t>
             </w:r>
             <w:r>
               <w:rPr>
-                <w:b/>
-                <w:sz w:val="20"/>
+                <w:sz w:val="18"/>
               </w:rPr>
               <w:t>目標</w:t>
             </w:r>
             <w:r>
               <w:rPr>
-                <w:b/>
-                <w:sz w:val="20"/>
+                <w:sz w:val="18"/>
               </w:rPr>
               <w:t xml:space="preserve"> → </w:t>
             </w:r>
             <w:r>
               <w:rPr>
-                <w:b/>
-                <w:sz w:val="20"/>
+                <w:sz w:val="18"/>
               </w:rPr>
               <w:t>結果；除註明外為去重測試集目標組</w:t>
             </w:r>
             <w:r>
               <w:rPr>
-                <w:b/>
-                <w:sz w:val="20"/>
+                <w:sz w:val="18"/>
               </w:rPr>
               <w:t xml:space="preserve"> 7,094 </w:t>
             </w:r>
             <w:r>
               <w:rPr>
-                <w:b/>
-                <w:sz w:val="20"/>
+                <w:sz w:val="18"/>
               </w:rPr>
               <w:t>人）</w:t>
             </w:r>
@@ -2881,358 +2704,352 @@
         </w:tc>
         <w:tc>
           <w:tcPr>
-            <w:tcW w:w="7087" w:type="dxa"/>
-          </w:tcPr>
-          <w:p>
-            <w:pPr>
-              <w:keepNext/>
-              <w:spacing w:after="20" w:line="276" w:lineRule="auto"/>
-            </w:pPr>
-            <w:r>
-              <w:rPr>
-                <w:sz w:val="20"/>
+            <w:tcW w:w="4513" w:type="dxa"/>
+          </w:tcPr>
+          <w:p>
+            <w:pPr>
+              <w:spacing w:after="20" w:line="264" w:lineRule="auto"/>
+            </w:pPr>
+            <w:r>
+              <w:rPr>
+                <w:sz w:val="18"/>
               </w:rPr>
               <w:t>名單轉換率（每月與手機規則打同樣通數）：手機規則</w:t>
             </w:r>
             <w:r>
               <w:rPr>
-                <w:sz w:val="20"/>
+                <w:sz w:val="18"/>
               </w:rPr>
               <w:t xml:space="preserve"> 16.58% → </w:t>
             </w:r>
             <w:r>
               <w:rPr>
-                <w:sz w:val="20"/>
+                <w:sz w:val="18"/>
               </w:rPr>
               <w:t>高於手機規則</w:t>
             </w:r>
             <w:r>
               <w:rPr>
-                <w:sz w:val="20"/>
+                <w:sz w:val="18"/>
               </w:rPr>
               <w:t xml:space="preserve"> → </w:t>
             </w:r>
             <w:r>
               <w:rPr>
-                <w:sz w:val="20"/>
+                <w:sz w:val="18"/>
               </w:rPr>
               <w:t>名單</w:t>
             </w:r>
             <w:r>
               <w:rPr>
-                <w:sz w:val="20"/>
+                <w:sz w:val="18"/>
               </w:rPr>
               <w:t xml:space="preserve"> 16.77%</w:t>
             </w:r>
             <w:r>
               <w:rPr>
-                <w:sz w:val="20"/>
+                <w:sz w:val="18"/>
               </w:rPr>
               <w:t>（</w:t>
             </w:r>
             <w:r>
               <w:rPr>
-                <w:sz w:val="20"/>
+                <w:sz w:val="18"/>
               </w:rPr>
               <w:t xml:space="preserve">+0.19 </w:t>
             </w:r>
             <w:r>
               <w:rPr>
-                <w:sz w:val="20"/>
+                <w:sz w:val="18"/>
               </w:rPr>
               <w:t>個百分點，</w:t>
             </w:r>
             <w:r>
               <w:rPr>
-                <w:sz w:val="20"/>
+                <w:sz w:val="18"/>
               </w:rPr>
               <w:t xml:space="preserve">95% </w:t>
             </w:r>
             <w:r>
               <w:rPr>
-                <w:sz w:val="20"/>
+                <w:sz w:val="18"/>
               </w:rPr>
               <w:t>區間</w:t>
             </w:r>
             <w:r>
               <w:rPr>
-                <w:sz w:val="20"/>
+                <w:sz w:val="18"/>
               </w:rPr>
               <w:t xml:space="preserve"> [−0.13, +0.72] </w:t>
             </w:r>
             <w:r>
               <w:rPr>
-                <w:sz w:val="20"/>
+                <w:sz w:val="18"/>
               </w:rPr>
               <w:t>含</w:t>
             </w:r>
             <w:r>
               <w:rPr>
-                <w:sz w:val="20"/>
+                <w:sz w:val="18"/>
               </w:rPr>
               <w:t xml:space="preserve"> 0</w:t>
             </w:r>
             <w:r>
               <w:rPr>
-                <w:sz w:val="20"/>
+                <w:sz w:val="18"/>
               </w:rPr>
               <w:t>）</w:t>
             </w:r>
           </w:p>
           <w:p>
             <w:pPr>
-              <w:keepNext/>
-              <w:spacing w:after="20" w:line="276" w:lineRule="auto"/>
-            </w:pPr>
-            <w:r>
-              <w:rPr>
-                <w:sz w:val="20"/>
+              <w:spacing w:after="20" w:line="264" w:lineRule="auto"/>
+            </w:pPr>
+            <w:r>
+              <w:rPr>
+                <w:sz w:val="18"/>
               </w:rPr>
               <w:t>增量（名單減去沒被打、分數也達門檻者的轉換率）：</w:t>
             </w:r>
             <w:r>
               <w:rPr>
-                <w:sz w:val="20"/>
+                <w:sz w:val="18"/>
               </w:rPr>
               <w:t xml:space="preserve">A2 </w:t>
             </w:r>
             <w:r>
               <w:rPr>
-                <w:sz w:val="20"/>
+                <w:sz w:val="18"/>
               </w:rPr>
               <w:t>每千人約</w:t>
             </w:r>
             <w:r>
               <w:rPr>
-                <w:sz w:val="20"/>
+                <w:sz w:val="18"/>
               </w:rPr>
               <w:t xml:space="preserve"> 31 → </w:t>
             </w:r>
             <w:r>
               <w:rPr>
-                <w:sz w:val="20"/>
+                <w:sz w:val="18"/>
               </w:rPr>
               <w:t>為正</w:t>
             </w:r>
             <w:r>
               <w:rPr>
-                <w:sz w:val="20"/>
+                <w:sz w:val="18"/>
               </w:rPr>
               <w:t xml:space="preserve"> → </w:t>
             </w:r>
             <w:r>
               <w:rPr>
-                <w:sz w:val="20"/>
+                <w:sz w:val="18"/>
               </w:rPr>
               <w:t>去重</w:t>
             </w:r>
             <w:r>
               <w:rPr>
-                <w:sz w:val="20"/>
+                <w:sz w:val="18"/>
               </w:rPr>
               <w:t xml:space="preserve"> +0.46 </w:t>
             </w:r>
             <w:r>
               <w:rPr>
-                <w:sz w:val="20"/>
+                <w:sz w:val="18"/>
               </w:rPr>
               <w:t>個百分點</w:t>
             </w:r>
             <w:r>
               <w:rPr>
-                <w:sz w:val="20"/>
+                <w:sz w:val="18"/>
               </w:rPr>
               <w:t xml:space="preserve"> [−1.03, +1.90]</w:t>
             </w:r>
             <w:r>
               <w:rPr>
-                <w:sz w:val="20"/>
+                <w:sz w:val="18"/>
               </w:rPr>
               <w:t>；原始未分層</w:t>
             </w:r>
             <w:r>
               <w:rPr>
-                <w:sz w:val="20"/>
+                <w:sz w:val="18"/>
               </w:rPr>
               <w:t xml:space="preserve"> +4.02 [+2.64, +5.42] </w:t>
             </w:r>
             <w:r>
               <w:rPr>
-                <w:sz w:val="20"/>
+                <w:sz w:val="18"/>
               </w:rPr>
               <w:t>會過，但控制時期後兩口徑皆含</w:t>
             </w:r>
             <w:r>
               <w:rPr>
-                <w:sz w:val="20"/>
+                <w:sz w:val="18"/>
               </w:rPr>
               <w:t xml:space="preserve"> 0</w:t>
             </w:r>
           </w:p>
           <w:p>
             <w:pPr>
-              <w:keepNext/>
-              <w:spacing w:after="20" w:line="276" w:lineRule="auto"/>
-            </w:pPr>
-            <w:r>
-              <w:rPr>
-                <w:sz w:val="20"/>
+              <w:spacing w:after="20" w:line="264" w:lineRule="auto"/>
+            </w:pPr>
+            <w:r>
+              <w:rPr>
+                <w:sz w:val="18"/>
               </w:rPr>
               <w:t>每筆成交通話成本：</w:t>
             </w:r>
             <w:r>
               <w:rPr>
-                <w:sz w:val="20"/>
+                <w:sz w:val="18"/>
               </w:rPr>
               <w:t>A$27.35 → ≤ A$20.87 → A$22.11</w:t>
             </w:r>
           </w:p>
           <w:p>
             <w:pPr>
-              <w:keepNext/>
-              <w:spacing w:after="20" w:line="276" w:lineRule="auto"/>
-            </w:pPr>
-            <w:r>
-              <w:rPr>
-                <w:sz w:val="20"/>
+              <w:spacing w:after="20" w:line="264" w:lineRule="auto"/>
+            </w:pPr>
+            <w:r>
+              <w:rPr>
+                <w:sz w:val="18"/>
               </w:rPr>
               <w:t>每輪通話成本：</w:t>
             </w:r>
             <w:r>
               <w:rPr>
-                <w:sz w:val="20"/>
+                <w:sz w:val="18"/>
               </w:rPr>
               <w:t xml:space="preserve">A$62,905 → A$47,992 → </w:t>
             </w:r>
             <w:r>
               <w:rPr>
-                <w:sz w:val="20"/>
+                <w:sz w:val="18"/>
               </w:rPr>
               <w:t>外推</w:t>
             </w:r>
             <w:r>
               <w:rPr>
-                <w:sz w:val="20"/>
+                <w:sz w:val="18"/>
               </w:rPr>
               <w:t xml:space="preserve"> A$50,861</w:t>
             </w:r>
           </w:p>
           <w:p>
             <w:pPr>
-              <w:keepNext/>
-              <w:spacing w:after="20" w:line="276" w:lineRule="auto"/>
-            </w:pPr>
-            <w:r>
-              <w:rPr>
-                <w:sz w:val="20"/>
+              <w:spacing w:after="20" w:line="264" w:lineRule="auto"/>
+            </w:pPr>
+            <w:r>
+              <w:rPr>
+                <w:sz w:val="18"/>
               </w:rPr>
               <w:t>每輪送給本來就會買（不打也會買）者的折扣（示算，</w:t>
             </w:r>
             <w:r>
               <w:rPr>
-                <w:sz w:val="20"/>
+                <w:sz w:val="18"/>
               </w:rPr>
               <w:t>D = A$36</w:t>
             </w:r>
             <w:r>
               <w:rPr>
-                <w:sz w:val="20"/>
+                <w:sz w:val="18"/>
               </w:rPr>
               <w:t>）：試點</w:t>
             </w:r>
             <w:r>
               <w:rPr>
-                <w:sz w:val="20"/>
+                <w:sz w:val="18"/>
               </w:rPr>
               <w:t xml:space="preserve"> A$63,117 → </w:t>
             </w:r>
             <w:r>
               <w:rPr>
-                <w:sz w:val="20"/>
+                <w:sz w:val="18"/>
               </w:rPr>
               <w:t>未設金額目標</w:t>
             </w:r>
             <w:r>
               <w:rPr>
-                <w:sz w:val="20"/>
+                <w:sz w:val="18"/>
               </w:rPr>
               <w:t xml:space="preserve"> → </w:t>
             </w:r>
             <w:r>
               <w:rPr>
-                <w:sz w:val="20"/>
+                <w:sz w:val="18"/>
               </w:rPr>
               <w:t>名單</w:t>
             </w:r>
             <w:r>
               <w:rPr>
-                <w:sz w:val="20"/>
-              </w:rPr>
-              <w:t xml:space="preserve"> A$63,948</w:t>
-            </w:r>
-            <w:r>
-              <w:rPr>
-                <w:sz w:val="20"/>
+                <w:sz w:val="18"/>
+              </w:rPr>
+              <w:t xml:space="preserve"> A$80,614</w:t>
+            </w:r>
+            <w:r>
+              <w:rPr>
+                <w:sz w:val="18"/>
               </w:rPr>
               <w:t>／</w:t>
             </w:r>
             <w:r>
               <w:rPr>
-                <w:sz w:val="20"/>
-              </w:rPr>
-              <w:t>A$80,614</w:t>
-            </w:r>
-            <w:r>
-              <w:rPr>
-                <w:sz w:val="20"/>
-              </w:rPr>
-              <w:t>（原始／去重）</w:t>
-            </w:r>
-          </w:p>
-          <w:p>
-            <w:pPr>
-              <w:keepNext/>
-              <w:spacing w:after="20" w:line="276" w:lineRule="auto"/>
-            </w:pPr>
-            <w:r>
-              <w:rPr>
-                <w:sz w:val="20"/>
+                <w:sz w:val="18"/>
+              </w:rPr>
+              <w:t>A$63,948</w:t>
+            </w:r>
+            <w:r>
+              <w:rPr>
+                <w:sz w:val="18"/>
+              </w:rPr>
+              <w:t>（去重／原始）</w:t>
+            </w:r>
+          </w:p>
+          <w:p>
+            <w:pPr>
+              <w:spacing w:after="20" w:line="264" w:lineRule="auto"/>
+            </w:pPr>
+            <w:r>
+              <w:rPr>
+                <w:sz w:val="18"/>
               </w:rPr>
               <w:t>撥號前</w:t>
             </w:r>
             <w:r>
               <w:rPr>
-                <w:sz w:val="20"/>
+                <w:sz w:val="18"/>
               </w:rPr>
               <w:t xml:space="preserve"> AUC</w:t>
             </w:r>
             <w:r>
               <w:rPr>
-                <w:sz w:val="20"/>
+                <w:sz w:val="18"/>
               </w:rPr>
               <w:t>：待重建</w:t>
             </w:r>
             <w:r>
               <w:rPr>
-                <w:sz w:val="20"/>
+                <w:sz w:val="18"/>
               </w:rPr>
               <w:t xml:space="preserve"> → ≥ 0.75 → 0.7912</w:t>
             </w:r>
             <w:r>
               <w:rPr>
-                <w:sz w:val="20"/>
+                <w:sz w:val="18"/>
               </w:rPr>
               <w:t>（同一經濟期內</w:t>
             </w:r>
             <w:r>
               <w:rPr>
-                <w:sz w:val="20"/>
+                <w:sz w:val="18"/>
               </w:rPr>
               <w:t xml:space="preserve"> 0.5390</w:t>
             </w:r>
             <w:r>
               <w:rPr>
-                <w:sz w:val="20"/>
+                <w:sz w:val="18"/>
               </w:rPr>
               <w:t>）</w:t>
             </w:r>
@@ -3246,18 +3063,15 @@
         </w:trPr>
         <w:tc>
           <w:tcPr>
-            <w:tcW w:w="1928" w:type="dxa"/>
-            <w:shd w:val="clear" w:color="auto" w:fill="F3F2EE"/>
-          </w:tcPr>
-          <w:p>
-            <w:pPr>
-              <w:keepNext/>
-              <w:spacing w:after="20" w:line="276" w:lineRule="auto"/>
-            </w:pPr>
-            <w:r>
-              <w:rPr>
-                <w:b/>
-                <w:sz w:val="20"/>
+            <w:tcW w:w="4513" w:type="dxa"/>
+          </w:tcPr>
+          <w:p>
+            <w:pPr>
+              <w:spacing w:after="20" w:line="264" w:lineRule="auto"/>
+            </w:pPr>
+            <w:r>
+              <w:rPr>
+                <w:sz w:val="18"/>
               </w:rPr>
               <w:t>下一輪即可先做、不需模型的準備</w:t>
             </w:r>
@@ -3265,40 +3079,39 @@
         </w:tc>
         <w:tc>
           <w:tcPr>
-            <w:tcW w:w="7087" w:type="dxa"/>
-          </w:tcPr>
-          <w:p>
-            <w:pPr>
-              <w:keepNext/>
-              <w:spacing w:after="20" w:line="276" w:lineRule="auto"/>
-            </w:pPr>
-            <w:r>
-              <w:rPr>
-                <w:sz w:val="20"/>
+            <w:tcW w:w="4513" w:type="dxa"/>
+          </w:tcPr>
+          <w:p>
+            <w:pPr>
+              <w:spacing w:after="20" w:line="264" w:lineRule="auto"/>
+            </w:pPr>
+            <w:r>
+              <w:rPr>
+                <w:sz w:val="18"/>
               </w:rPr>
               <w:t>照現行做法外撥時記錄外撥日期與客戶編號（</w:t>
             </w:r>
             <w:r>
               <w:rPr>
-                <w:sz w:val="20"/>
+                <w:sz w:val="18"/>
               </w:rPr>
               <w:t xml:space="preserve">A2 </w:t>
             </w:r>
             <w:r>
               <w:rPr>
-                <w:sz w:val="20"/>
+                <w:sz w:val="18"/>
               </w:rPr>
               <w:t>請求</w:t>
             </w:r>
             <w:r>
               <w:rPr>
-                <w:sz w:val="20"/>
+                <w:sz w:val="18"/>
               </w:rPr>
               <w:t xml:space="preserve"> ②</w:t>
             </w:r>
             <w:r>
               <w:rPr>
-                <w:sz w:val="20"/>
+                <w:sz w:val="18"/>
               </w:rPr>
               <w:t>）；請財務提供每張卡的收益與折扣金額</w:t>
             </w:r>
@@ -3312,233 +3125,234 @@
         </w:trPr>
         <w:tc>
           <w:tcPr>
-            <w:tcW w:w="1928" w:type="dxa"/>
-            <w:shd w:val="clear" w:color="auto" w:fill="F3F2EE"/>
-          </w:tcPr>
-          <w:p>
-            <w:pPr>
-              <w:keepNext/>
-              <w:spacing w:after="20" w:line="276" w:lineRule="auto"/>
-            </w:pPr>
-            <w:r>
-              <w:rPr>
-                <w:b/>
-                <w:sz w:val="20"/>
-              </w:rPr>
+            <w:tcW w:w="4513" w:type="dxa"/>
+          </w:tcPr>
+          <w:p>
+            <w:pPr>
+              <w:spacing w:after="20" w:line="264" w:lineRule="auto"/>
+            </w:pPr>
+            <w:r>
+              <w:rPr>
+                <w:sz w:val="18"/>
+              </w:rPr>
+              <w:lastRenderedPageBreak/>
               <w:t>建議下一步</w:t>
             </w:r>
           </w:p>
         </w:tc>
         <w:tc>
           <w:tcPr>
-            <w:tcW w:w="7087" w:type="dxa"/>
-          </w:tcPr>
-          <w:p>
-            <w:pPr>
-              <w:keepNext/>
-              <w:spacing w:after="20" w:line="276" w:lineRule="auto"/>
-            </w:pPr>
-            <w:r>
-              <w:rPr>
-                <w:sz w:val="20"/>
+            <w:tcW w:w="4513" w:type="dxa"/>
+          </w:tcPr>
+          <w:p>
+            <w:pPr>
+              <w:spacing w:after="20" w:line="264" w:lineRule="auto"/>
+            </w:pPr>
+            <w:r>
+              <w:rPr>
+                <w:sz w:val="18"/>
               </w:rPr>
               <w:t>行動</w:t>
             </w:r>
             <w:r>
               <w:rPr>
-                <w:sz w:val="20"/>
+                <w:sz w:val="18"/>
               </w:rPr>
               <w:t xml:space="preserve"> 1</w:t>
             </w:r>
             <w:r>
               <w:rPr>
-                <w:sz w:val="20"/>
-              </w:rPr>
-              <w:t>：補撥號前客戶特徵，以新的時間段重跑階段</w:t>
-            </w:r>
-            <w:r>
-              <w:rPr>
-                <w:sz w:val="20"/>
+                <w:sz w:val="18"/>
+              </w:rPr>
+              <w:t>：補撥號前客戶特徵，收齊新時間段資料後重跑階段</w:t>
+            </w:r>
+            <w:r>
+              <w:rPr>
+                <w:sz w:val="18"/>
               </w:rPr>
               <w:t xml:space="preserve"> 0</w:t>
             </w:r>
-          </w:p>
-          <w:p>
-            <w:pPr>
-              <w:keepNext/>
-              <w:spacing w:after="20" w:line="276" w:lineRule="auto"/>
-            </w:pPr>
-            <w:r>
-              <w:rPr>
-                <w:sz w:val="20"/>
+            <w:r>
+              <w:rPr>
+                <w:sz w:val="18"/>
+              </w:rPr>
+              <w:t>；仍未過即停止建模</w:t>
+            </w:r>
+          </w:p>
+          <w:p>
+            <w:pPr>
+              <w:spacing w:after="20" w:line="264" w:lineRule="auto"/>
+            </w:pPr>
+            <w:r>
+              <w:rPr>
+                <w:sz w:val="18"/>
               </w:rPr>
               <w:t>行動</w:t>
             </w:r>
             <w:r>
               <w:rPr>
-                <w:sz w:val="20"/>
+                <w:sz w:val="18"/>
               </w:rPr>
               <w:t xml:space="preserve"> 2</w:t>
             </w:r>
             <w:r>
               <w:rPr>
-                <w:sz w:val="20"/>
+                <w:sz w:val="18"/>
               </w:rPr>
               <w:t>：通過後依</w:t>
             </w:r>
             <w:r>
               <w:rPr>
-                <w:sz w:val="20"/>
+                <w:sz w:val="18"/>
               </w:rPr>
               <w:t xml:space="preserve"> A2 </w:t>
             </w:r>
             <w:r>
               <w:rPr>
-                <w:sz w:val="20"/>
+                <w:sz w:val="18"/>
               </w:rPr>
               <w:t>表</w:t>
             </w:r>
             <w:r>
               <w:rPr>
-                <w:sz w:val="20"/>
+                <w:sz w:val="18"/>
               </w:rPr>
               <w:t xml:space="preserve"> 7 </w:t>
             </w:r>
             <w:r>
               <w:rPr>
-                <w:sz w:val="20"/>
+                <w:sz w:val="18"/>
               </w:rPr>
               <w:t>以</w:t>
             </w:r>
             <w:r>
               <w:rPr>
-                <w:sz w:val="20"/>
+                <w:sz w:val="18"/>
               </w:rPr>
               <w:t xml:space="preserve"> XGBoost </w:t>
             </w:r>
             <w:r>
               <w:rPr>
-                <w:sz w:val="20"/>
+                <w:sz w:val="18"/>
               </w:rPr>
               <w:t>進影子模式（第</w:t>
             </w:r>
             <w:r>
               <w:rPr>
-                <w:sz w:val="20"/>
+                <w:sz w:val="18"/>
               </w:rPr>
               <w:t xml:space="preserve"> 5–7 </w:t>
             </w:r>
             <w:r>
               <w:rPr>
-                <w:sz w:val="20"/>
+                <w:sz w:val="18"/>
               </w:rPr>
               <w:t>週）</w:t>
             </w:r>
             <w:r>
               <w:rPr>
-                <w:sz w:val="20"/>
+                <w:sz w:val="18"/>
               </w:rPr>
               <w:t>→ A/B</w:t>
             </w:r>
             <w:r>
               <w:rPr>
-                <w:sz w:val="20"/>
+                <w:sz w:val="18"/>
               </w:rPr>
               <w:t>（第</w:t>
             </w:r>
             <w:r>
               <w:rPr>
-                <w:sz w:val="20"/>
+                <w:sz w:val="18"/>
               </w:rPr>
               <w:t xml:space="preserve"> 8–12 </w:t>
             </w:r>
             <w:r>
               <w:rPr>
-                <w:sz w:val="20"/>
+                <w:sz w:val="18"/>
               </w:rPr>
               <w:t>週）；常設對照組依</w:t>
             </w:r>
             <w:r>
               <w:rPr>
-                <w:sz w:val="20"/>
+                <w:sz w:val="18"/>
               </w:rPr>
               <w:t xml:space="preserve"> A2 </w:t>
             </w:r>
             <w:r>
               <w:rPr>
-                <w:sz w:val="20"/>
+                <w:sz w:val="18"/>
               </w:rPr>
               <w:t>表</w:t>
             </w:r>
             <w:r>
               <w:rPr>
-                <w:sz w:val="20"/>
+                <w:sz w:val="18"/>
               </w:rPr>
               <w:t xml:space="preserve"> 9 </w:t>
             </w:r>
             <w:r>
               <w:rPr>
-                <w:sz w:val="20"/>
+                <w:sz w:val="18"/>
               </w:rPr>
               <w:t>第</w:t>
             </w:r>
             <w:r>
               <w:rPr>
-                <w:sz w:val="20"/>
+                <w:sz w:val="18"/>
               </w:rPr>
               <w:t xml:space="preserve"> 8 </w:t>
             </w:r>
             <w:r>
               <w:rPr>
-                <w:sz w:val="20"/>
+                <w:sz w:val="18"/>
               </w:rPr>
               <w:t>週起</w:t>
             </w:r>
           </w:p>
           <w:p>
             <w:pPr>
-              <w:keepNext/>
-              <w:spacing w:after="20" w:line="276" w:lineRule="auto"/>
-            </w:pPr>
-            <w:r>
-              <w:rPr>
-                <w:sz w:val="20"/>
+              <w:spacing w:after="20" w:line="264" w:lineRule="auto"/>
+            </w:pPr>
+            <w:r>
+              <w:rPr>
+                <w:sz w:val="18"/>
               </w:rPr>
               <w:t>行動</w:t>
             </w:r>
             <w:r>
               <w:rPr>
-                <w:sz w:val="20"/>
+                <w:sz w:val="18"/>
               </w:rPr>
               <w:t xml:space="preserve"> 3</w:t>
             </w:r>
             <w:r>
               <w:rPr>
-                <w:sz w:val="20"/>
+                <w:sz w:val="18"/>
               </w:rPr>
               <w:t>：依</w:t>
             </w:r>
             <w:r>
               <w:rPr>
-                <w:sz w:val="20"/>
+                <w:sz w:val="18"/>
               </w:rPr>
               <w:t xml:space="preserve"> A2 </w:t>
             </w:r>
             <w:r>
               <w:rPr>
-                <w:sz w:val="20"/>
+                <w:sz w:val="18"/>
               </w:rPr>
               <w:t>第</w:t>
             </w:r>
             <w:r>
               <w:rPr>
-                <w:sz w:val="20"/>
+                <w:sz w:val="18"/>
               </w:rPr>
               <w:t xml:space="preserve"> 5 </w:t>
             </w:r>
             <w:r>
               <w:rPr>
-                <w:sz w:val="20"/>
+                <w:sz w:val="18"/>
               </w:rPr>
               <w:t>節，下一輪加「打電話不給優惠」組，量出優惠本身的效果</w:t>
             </w:r>
@@ -3552,17 +3366,15 @@
         </w:trPr>
         <w:tc>
           <w:tcPr>
-            <w:tcW w:w="1928" w:type="dxa"/>
-            <w:shd w:val="clear" w:color="auto" w:fill="F3F2EE"/>
-          </w:tcPr>
-          <w:p>
-            <w:pPr>
-              <w:spacing w:after="20" w:line="276" w:lineRule="auto"/>
-            </w:pPr>
-            <w:r>
-              <w:rPr>
-                <w:b/>
-                <w:sz w:val="20"/>
+            <w:tcW w:w="4513" w:type="dxa"/>
+          </w:tcPr>
+          <w:p>
+            <w:pPr>
+              <w:spacing w:after="20" w:line="264" w:lineRule="auto"/>
+            </w:pPr>
+            <w:r>
+              <w:rPr>
+                <w:sz w:val="18"/>
               </w:rPr>
               <w:t>尚未驗證</w:t>
             </w:r>
@@ -3570,63 +3382,63 @@
         </w:tc>
         <w:tc>
           <w:tcPr>
-            <w:tcW w:w="7087" w:type="dxa"/>
-          </w:tcPr>
-          <w:p>
-            <w:pPr>
-              <w:spacing w:after="20" w:line="276" w:lineRule="auto"/>
-            </w:pPr>
-            <w:r>
-              <w:rPr>
-                <w:sz w:val="20"/>
+            <w:tcW w:w="4513" w:type="dxa"/>
+          </w:tcPr>
+          <w:p>
+            <w:pPr>
+              <w:spacing w:after="20" w:line="264" w:lineRule="auto"/>
+            </w:pPr>
+            <w:r>
+              <w:rPr>
+                <w:sz w:val="18"/>
               </w:rPr>
               <w:t>業務</w:t>
             </w:r>
             <w:r>
               <w:rPr>
-                <w:sz w:val="20"/>
+                <w:sz w:val="18"/>
               </w:rPr>
               <w:t xml:space="preserve">③ </w:t>
             </w:r>
             <w:r>
               <w:rPr>
-                <w:sz w:val="20"/>
+                <w:sz w:val="18"/>
               </w:rPr>
               <w:t>增量為正、業務</w:t>
             </w:r>
             <w:r>
               <w:rPr>
-                <w:sz w:val="20"/>
+                <w:sz w:val="18"/>
               </w:rPr>
               <w:t xml:space="preserve">⑤ </w:t>
             </w:r>
             <w:r>
               <w:rPr>
-                <w:sz w:val="20"/>
+                <w:sz w:val="18"/>
               </w:rPr>
               <w:t>淨值不低於同月配對的手機規則組、</w:t>
             </w:r>
             <w:r>
               <w:rPr>
-                <w:sz w:val="20"/>
+                <w:sz w:val="18"/>
               </w:rPr>
               <w:t xml:space="preserve">ML⑤ </w:t>
             </w:r>
             <w:r>
               <w:rPr>
-                <w:sz w:val="20"/>
+                <w:sz w:val="18"/>
               </w:rPr>
               <w:t>增量排序模型：須</w:t>
             </w:r>
             <w:r>
               <w:rPr>
-                <w:sz w:val="20"/>
+                <w:sz w:val="18"/>
               </w:rPr>
               <w:t xml:space="preserve"> A/B </w:t>
             </w:r>
             <w:r>
               <w:rPr>
-                <w:sz w:val="20"/>
+                <w:sz w:val="18"/>
               </w:rPr>
               <w:t>與常設對照組；收益與折扣金額待財務</w:t>
             </w:r>
@@ -3636,7 +3448,7 @@
     </w:tbl>
     <w:p>
       <w:pPr>
-        <w:spacing w:after="40" w:line="40" w:lineRule="exact"/>
+        <w:spacing w:after="0"/>
       </w:pPr>
     </w:p>
     <w:tbl>
@@ -3673,7 +3485,6 @@
                 <w:b/>
                 <w:sz w:val="21"/>
               </w:rPr>
-              <w:lastRenderedPageBreak/>
               <w:t>用語（全文通用）</w:t>
             </w:r>
           </w:p>
@@ -4558,7 +4369,7 @@
               <w:rPr>
                 <w:sz w:val="20"/>
               </w:rPr>
-              <w:t>通（成交</w:t>
+              <w:t>通（去重口徑，成交</w:t>
             </w:r>
             <w:r>
               <w:rPr>
@@ -4570,7 +4381,19 @@
               <w:rPr>
                 <w:sz w:val="20"/>
               </w:rPr>
-              <w:t>），才能與「分數同達門檻」的對照組配對，用於業務</w:t>
+              <w:t>；原始口徑</w:t>
+            </w:r>
+            <w:r>
+              <w:rPr>
+                <w:sz w:val="20"/>
+              </w:rPr>
+              <w:t xml:space="preserve"> 4,772 </w:t>
+            </w:r>
+            <w:r>
+              <w:rPr>
+                <w:sz w:val="20"/>
+              </w:rPr>
+              <w:t>通），才能與「分數同達門檻」的對照組配對，用於業務</w:t>
             </w:r>
             <w:r>
               <w:rPr>
@@ -4654,7 +4477,7 @@
                 <w:b/>
                 <w:sz w:val="20"/>
               </w:rPr>
-              <w:t>增量／本來就會買</w:t>
+              <w:t>圖</w:t>
             </w:r>
           </w:p>
         </w:tc>
@@ -4670,61 +4493,7 @@
               <w:rPr>
                 <w:sz w:val="20"/>
               </w:rPr>
-              <w:t>增量（</w:t>
-            </w:r>
-            <w:r>
-              <w:rPr>
-                <w:sz w:val="20"/>
-              </w:rPr>
-              <w:t>uplift</w:t>
-            </w:r>
-            <w:r>
-              <w:rPr>
-                <w:sz w:val="20"/>
-              </w:rPr>
-              <w:t>）＝名單轉換率</w:t>
-            </w:r>
-            <w:r>
-              <w:rPr>
-                <w:sz w:val="20"/>
-              </w:rPr>
-              <w:t xml:space="preserve"> − </w:t>
-            </w:r>
-            <w:r>
-              <w:rPr>
-                <w:sz w:val="20"/>
-              </w:rPr>
-              <w:t>分數同達門檻的對照組轉換率；本來就會買＝不打、不給優惠也會買的人，佔成交者的比例＝後者</w:t>
-            </w:r>
-            <w:r>
-              <w:rPr>
-                <w:sz w:val="20"/>
-              </w:rPr>
-              <w:t xml:space="preserve"> ÷ </w:t>
-            </w:r>
-            <w:r>
-              <w:rPr>
-                <w:sz w:val="20"/>
-              </w:rPr>
-              <w:t>前者，</w:t>
-            </w:r>
-            <w:r>
-              <w:rPr>
-                <w:sz w:val="20"/>
-              </w:rPr>
-              <w:t xml:space="preserve">2:1 </w:t>
-            </w:r>
-            <w:r>
-              <w:rPr>
-                <w:sz w:val="20"/>
-              </w:rPr>
-              <w:t>下兩平點為</w:t>
-            </w:r>
-            <w:r>
-              <w:rPr>
-                <w:sz w:val="20"/>
-              </w:rPr>
-              <w:t xml:space="preserve"> 50%</w:t>
+              <w:t>圖內文字為英文（確保在沒有中文字型的執行環境也能正常顯示），各圖的中文圖說逐項對應</w:t>
             </w:r>
           </w:p>
         </w:tc>
@@ -4748,6 +4517,100 @@
                 <w:b/>
                 <w:sz w:val="20"/>
               </w:rPr>
+              <w:t>增量／本來就會買</w:t>
+            </w:r>
+          </w:p>
+        </w:tc>
+        <w:tc>
+          <w:tcPr>
+            <w:tcW w:w="7087" w:type="dxa"/>
+          </w:tcPr>
+          <w:p>
+            <w:pPr>
+              <w:spacing w:after="20" w:line="276" w:lineRule="auto"/>
+            </w:pPr>
+            <w:r>
+              <w:rPr>
+                <w:sz w:val="20"/>
+              </w:rPr>
+              <w:t>增量（</w:t>
+            </w:r>
+            <w:r>
+              <w:rPr>
+                <w:sz w:val="20"/>
+              </w:rPr>
+              <w:t>uplift</w:t>
+            </w:r>
+            <w:r>
+              <w:rPr>
+                <w:sz w:val="20"/>
+              </w:rPr>
+              <w:t>）＝名單轉換率</w:t>
+            </w:r>
+            <w:r>
+              <w:rPr>
+                <w:sz w:val="20"/>
+              </w:rPr>
+              <w:t xml:space="preserve"> − </w:t>
+            </w:r>
+            <w:r>
+              <w:rPr>
+                <w:sz w:val="20"/>
+              </w:rPr>
+              <w:t>分數同達門檻的對照組轉換率；本來就會買＝不打、不給優惠也會買的人，佔成交者的比例＝後者</w:t>
+            </w:r>
+            <w:r>
+              <w:rPr>
+                <w:sz w:val="20"/>
+              </w:rPr>
+              <w:t xml:space="preserve"> ÷ </w:t>
+            </w:r>
+            <w:r>
+              <w:rPr>
+                <w:sz w:val="20"/>
+              </w:rPr>
+              <w:t>前者，</w:t>
+            </w:r>
+            <w:r>
+              <w:rPr>
+                <w:sz w:val="20"/>
+              </w:rPr>
+              <w:t xml:space="preserve">2:1 </w:t>
+            </w:r>
+            <w:r>
+              <w:rPr>
+                <w:sz w:val="20"/>
+              </w:rPr>
+              <w:t>下兩平點為</w:t>
+            </w:r>
+            <w:r>
+              <w:rPr>
+                <w:sz w:val="20"/>
+              </w:rPr>
+              <w:t xml:space="preserve"> 50%</w:t>
+            </w:r>
+          </w:p>
+        </w:tc>
+      </w:tr>
+      <w:tr>
+        <w:trPr>
+          <w:cantSplit/>
+          <w:jc w:val="center"/>
+        </w:trPr>
+        <w:tc>
+          <w:tcPr>
+            <w:tcW w:w="1928" w:type="dxa"/>
+            <w:shd w:val="clear" w:color="auto" w:fill="F3F2EE"/>
+          </w:tcPr>
+          <w:p>
+            <w:pPr>
+              <w:spacing w:after="20" w:line="276" w:lineRule="auto"/>
+            </w:pPr>
+            <w:r>
+              <w:rPr>
+                <w:b/>
+                <w:sz w:val="20"/>
+              </w:rPr>
               <w:t>示算</w:t>
             </w:r>
           </w:p>
@@ -4834,7 +4697,7 @@
       <w:pPr>
         <w:pStyle w:val="1"/>
       </w:pPr>
-      <w:bookmarkStart w:id="1" w:name="_Toc242536658"/>
+      <w:bookmarkStart w:id="1" w:name="_Toc242539776"/>
       <w:r>
         <w:rPr>
           <w:rFonts w:ascii="Times New Roman" w:eastAsia="新細明體" w:hAnsi="Times New Roman" w:cs="Times New Roman"/>
@@ -4845,19 +4708,7 @@
         <w:rPr>
           <w:rFonts w:ascii="Times New Roman" w:eastAsia="新細明體" w:hAnsi="Times New Roman" w:cs="Times New Roman"/>
         </w:rPr>
-        <w:t>程式補全與結果解讀（</w:t>
-      </w:r>
-      <w:r>
-        <w:rPr>
-          <w:rFonts w:ascii="Times New Roman" w:eastAsia="新細明體" w:hAnsi="Times New Roman" w:cs="Times New Roman"/>
-        </w:rPr>
-        <w:t>B1</w:t>
-      </w:r>
-      <w:r>
-        <w:rPr>
-          <w:rFonts w:ascii="Times New Roman" w:eastAsia="新細明體" w:hAnsi="Times New Roman" w:cs="Times New Roman"/>
-        </w:rPr>
-        <w:t>）</w:t>
+        <w:t>程式補全與結果解讀</w:t>
       </w:r>
       <w:bookmarkEnd w:id="1"/>
     </w:p>
@@ -4911,10 +4762,20 @@
         <w:t>；</w:t>
       </w:r>
       <w:r>
-        <w:t>scikit-learn developers, n.d.</w:t>
-      </w:r>
-      <w:r>
-        <w:t>）；整份在本機從頭執行無錯誤。相容修正、選模過程與各項分析發現見表</w:t>
+        <w:t>scikit-</w:t>
+      </w:r>
+      <w:r>
+        <w:lastRenderedPageBreak/>
+        <w:t>learn developers, n.d.</w:t>
+      </w:r>
+      <w:r>
+        <w:t>）；整份</w:t>
+      </w:r>
+      <w:r>
+        <w:t xml:space="preserve"> Notebook </w:t>
+      </w:r>
+      <w:r>
+        <w:t>從頭執行無錯誤。相容修正、選模過程與各項分析發現見表</w:t>
       </w:r>
       <w:r>
         <w:t xml:space="preserve"> R1</w:t>
@@ -4934,7 +4795,13 @@
         <w:t xml:space="preserve"> 5 </w:t>
       </w:r>
       <w:r>
-        <w:t>個方法問題，均已量出影響（表</w:t>
+        <w:t>個方法問題，</w:t>
+      </w:r>
+      <w:r>
+        <w:t xml:space="preserve">4 </w:t>
+      </w:r>
+      <w:r>
+        <w:t>個已量出影響，以測試集選模的偏誤則無法量化，只當樂觀估計（表</w:t>
       </w:r>
       <w:r>
         <w:t xml:space="preserve"> R1</w:t>
@@ -4976,11 +4843,7 @@
         <w:t xml:space="preserve"> 11 </w:t>
       </w:r>
       <w:r>
-        <w:t>個撥號前欄位、只以訓練</w:t>
-      </w:r>
-      <w:r>
-        <w:lastRenderedPageBreak/>
-        <w:t>集目標組訓練。轉換率隨月份劇變（目標組</w:t>
+        <w:t>個撥號前欄位、只以訓練集目標組訓練。轉換率隨月份劇變（目標組</w:t>
       </w:r>
       <w:r>
         <w:t xml:space="preserve"> 5 </w:t>
@@ -5135,7 +4998,7 @@
                 <w:b/>
                 <w:sz w:val="18"/>
               </w:rPr>
-              <w:t>影響（本次實測）</w:t>
+              <w:t>影響（實測）</w:t>
             </w:r>
           </w:p>
         </w:tc>
@@ -5501,7 +5364,19 @@
               <w:rPr>
                 <w:sz w:val="18"/>
               </w:rPr>
-              <w:t>選出</w:t>
+              <w:t>選出的</w:t>
+            </w:r>
+            <w:r>
+              <w:rPr>
+                <w:sz w:val="18"/>
+              </w:rPr>
+              <w:t xml:space="preserve"> 10 </w:t>
+            </w:r>
+            <w:r>
+              <w:rPr>
+                <w:sz w:val="18"/>
+              </w:rPr>
+              <w:t>欄中有</w:t>
             </w:r>
             <w:r>
               <w:rPr>
@@ -5513,7 +5388,7 @@
               <w:rPr>
                 <w:sz w:val="18"/>
               </w:rPr>
-              <w:t>個彼此共線的組別旗標；拿掉</w:t>
+              <w:t>個是彼此共線的組別旗標；拿掉</w:t>
             </w:r>
             <w:r>
               <w:rPr>
@@ -6569,7 +6444,7 @@
               <w:rPr>
                 <w:sz w:val="18"/>
               </w:rPr>
-              <w:t>成交率最高為學生</w:t>
+              <w:t>各職業中成交率最高為學生</w:t>
             </w:r>
             <w:r>
               <w:rPr>
@@ -6749,6 +6624,7 @@
               <w:rPr>
                 <w:sz w:val="18"/>
               </w:rPr>
+              <w:lastRenderedPageBreak/>
               <w:t>發現：</w:t>
             </w:r>
             <w:r>
@@ -7459,7 +7335,7 @@
               <w:rPr>
                 <w:sz w:val="18"/>
               </w:rPr>
-              <w:t>是評估計畫在比較挑戰者之前就指定的主模型，避免看到結果才換主角；</w:t>
+              <w:t>沿用官方流程的模型、先定為主模型；</w:t>
             </w:r>
             <w:r>
               <w:rPr>
@@ -7471,19 +7347,31 @@
               <w:rPr>
                 <w:sz w:val="18"/>
               </w:rPr>
-              <w:t>十條判定與</w:t>
-            </w:r>
-            <w:r>
-              <w:rPr>
-                <w:sz w:val="18"/>
-              </w:rPr>
-              <w:t xml:space="preserve"> RF </w:t>
-            </w:r>
-            <w:r>
-              <w:rPr>
-                <w:sz w:val="18"/>
-              </w:rPr>
-              <w:t>相同（</w:t>
+              <w:t>為依</w:t>
+            </w:r>
+            <w:r>
+              <w:rPr>
+                <w:sz w:val="18"/>
+              </w:rPr>
+              <w:t xml:space="preserve"> A2 </w:t>
+            </w:r>
+            <w:r>
+              <w:rPr>
+                <w:sz w:val="18"/>
+              </w:rPr>
+              <w:t>表</w:t>
+            </w:r>
+            <w:r>
+              <w:rPr>
+                <w:sz w:val="18"/>
+              </w:rPr>
+              <w:t xml:space="preserve"> 7 </w:t>
+            </w:r>
+            <w:r>
+              <w:rPr>
+                <w:sz w:val="18"/>
+              </w:rPr>
+              <w:t>比較的挑戰者，兩者並列完整評估，十條判定相同（</w:t>
             </w:r>
             <w:r>
               <w:rPr>
@@ -7706,7 +7594,6 @@
               <w:rPr>
                 <w:sz w:val="18"/>
               </w:rPr>
-              <w:lastRenderedPageBreak/>
               <w:t>問題</w:t>
             </w:r>
             <w:r>
@@ -7940,7 +7827,55 @@
               <w:rPr>
                 <w:sz w:val="18"/>
               </w:rPr>
-              <w:t>」不成立；依</w:t>
+              <w:t>」的比較不可靠：改用機率時</w:t>
+            </w:r>
+            <w:r>
+              <w:rPr>
+                <w:sz w:val="18"/>
+              </w:rPr>
+              <w:t xml:space="preserve"> RF </w:t>
+            </w:r>
+            <w:r>
+              <w:rPr>
+                <w:sz w:val="18"/>
+              </w:rPr>
+              <w:t>仍略高（</w:t>
+            </w:r>
+            <w:r>
+              <w:rPr>
+                <w:sz w:val="18"/>
+              </w:rPr>
+              <w:t xml:space="preserve">0.8426 </w:t>
+            </w:r>
+            <w:r>
+              <w:rPr>
+                <w:sz w:val="18"/>
+              </w:rPr>
+              <w:t>對</w:t>
+            </w:r>
+            <w:r>
+              <w:rPr>
+                <w:sz w:val="18"/>
+              </w:rPr>
+              <w:t xml:space="preserve"> 0.8355</w:t>
+            </w:r>
+            <w:r>
+              <w:rPr>
+                <w:sz w:val="18"/>
+              </w:rPr>
+              <w:t>），</w:t>
+            </w:r>
+            <w:r>
+              <w:rPr>
+                <w:sz w:val="18"/>
+              </w:rPr>
+              <w:t xml:space="preserve">XGB </w:t>
+            </w:r>
+            <w:r>
+              <w:rPr>
+                <w:sz w:val="18"/>
+              </w:rPr>
+              <w:t>改用實際負正比後才反超；依</w:t>
             </w:r>
             <w:r>
               <w:rPr>
@@ -8726,37 +8661,82 @@
           <w:color w:val="333333"/>
           <w:sz w:val="20"/>
         </w:rPr>
-        <w:t>。</w:t>
+        <w:t>；</w:t>
+      </w:r>
+      <w:r>
+        <w:rPr>
+          <w:color w:val="333333"/>
+          <w:sz w:val="20"/>
+        </w:rPr>
+        <w:t xml:space="preserve">Notebook </w:t>
+      </w:r>
+      <w:r>
+        <w:rPr>
+          <w:color w:val="333333"/>
+          <w:sz w:val="20"/>
+        </w:rPr>
+        <w:t>比官方檔多</w:t>
+      </w:r>
+      <w:r>
+        <w:rPr>
+          <w:color w:val="333333"/>
+          <w:sz w:val="20"/>
+        </w:rPr>
+        <w:t xml:space="preserve"> 76 </w:t>
+      </w:r>
+      <w:r>
+        <w:rPr>
+          <w:color w:val="333333"/>
+          <w:sz w:val="20"/>
+        </w:rPr>
+        <w:t>格，格號因插入新格而不同，搜尋「</w:t>
+      </w:r>
+      <w:r>
+        <w:rPr>
+          <w:color w:val="333333"/>
+          <w:sz w:val="20"/>
+        </w:rPr>
+        <w:t xml:space="preserve">[A3 </w:t>
+      </w:r>
+      <w:r>
+        <w:rPr>
+          <w:color w:val="333333"/>
+          <w:sz w:val="20"/>
+        </w:rPr>
+        <w:t>修正</w:t>
+      </w:r>
+      <w:r>
+        <w:rPr>
+          <w:color w:val="333333"/>
+          <w:sz w:val="20"/>
+        </w:rPr>
+        <w:t>]</w:t>
+      </w:r>
+      <w:r>
+        <w:rPr>
+          <w:color w:val="333333"/>
+          <w:sz w:val="20"/>
+        </w:rPr>
+        <w:t>」即可找到每處修改。</w:t>
       </w:r>
     </w:p>
     <w:p>
       <w:pPr>
         <w:pStyle w:val="1"/>
       </w:pPr>
-      <w:bookmarkStart w:id="2" w:name="_Toc242536659"/>
+      <w:bookmarkStart w:id="2" w:name="_Toc242539777"/>
       <w:r>
         <w:rPr>
           <w:rFonts w:ascii="Times New Roman" w:eastAsia="新細明體" w:hAnsi="Times New Roman" w:cs="Times New Roman"/>
         </w:rPr>
+        <w:lastRenderedPageBreak/>
         <w:t xml:space="preserve">2 </w:t>
       </w:r>
       <w:r>
         <w:rPr>
           <w:rFonts w:ascii="Times New Roman" w:eastAsia="新細明體" w:hAnsi="Times New Roman" w:cs="Times New Roman"/>
         </w:rPr>
-        <w:t>成功標準與商業目標達成度（</w:t>
-      </w:r>
-      <w:r>
-        <w:rPr>
-          <w:rFonts w:ascii="Times New Roman" w:eastAsia="新細明體" w:hAnsi="Times New Roman" w:cs="Times New Roman"/>
-        </w:rPr>
-        <w:t>B2</w:t>
-      </w:r>
-      <w:r>
-        <w:rPr>
-          <w:rFonts w:ascii="Times New Roman" w:eastAsia="新細明體" w:hAnsi="Times New Roman" w:cs="Times New Roman"/>
-        </w:rPr>
-        <w:t>）</w:t>
+        <w:t>成功標準與商業目標達成度</w:t>
       </w:r>
       <w:bookmarkEnd w:id="2"/>
     </w:p>
@@ -8764,7 +8744,7 @@
       <w:pPr>
         <w:pStyle w:val="21"/>
       </w:pPr>
-      <w:bookmarkStart w:id="3" w:name="_Toc242536660"/>
+      <w:bookmarkStart w:id="3" w:name="_Toc242539778"/>
       <w:r>
         <w:rPr>
           <w:rFonts w:ascii="Times New Roman" w:eastAsia="新細明體" w:hAnsi="Times New Roman" w:cs="Times New Roman"/>
@@ -9062,19 +9042,109 @@
               <w:rPr>
                 <w:sz w:val="18"/>
               </w:rPr>
+              <w:t>增量（</w:t>
+            </w:r>
+            <w:r>
+              <w:rPr>
+                <w:sz w:val="18"/>
+              </w:rPr>
               <w:t xml:space="preserve">A2 </w:t>
             </w:r>
             <w:r>
               <w:rPr>
                 <w:sz w:val="18"/>
               </w:rPr>
-              <w:t>推算節省所用的名單轉換率</w:t>
-            </w:r>
-            <w:r>
-              <w:rPr>
-                <w:sz w:val="18"/>
-              </w:rPr>
-              <w:t xml:space="preserve"> 18%</w:t>
+              <w:t>表</w:t>
+            </w:r>
+            <w:r>
+              <w:rPr>
+                <w:sz w:val="18"/>
+              </w:rPr>
+              <w:t xml:space="preserve"> 1 </w:t>
+            </w:r>
+            <w:r>
+              <w:rPr>
+                <w:sz w:val="18"/>
+              </w:rPr>
+              <w:t>第</w:t>
+            </w:r>
+            <w:r>
+              <w:rPr>
+                <w:sz w:val="18"/>
+              </w:rPr>
+              <w:t xml:space="preserve"> 1 </w:t>
+            </w:r>
+            <w:r>
+              <w:rPr>
+                <w:sz w:val="18"/>
+              </w:rPr>
+              <w:t>列：為正）：去重</w:t>
+            </w:r>
+            <w:r>
+              <w:rPr>
+                <w:sz w:val="18"/>
+              </w:rPr>
+              <w:t xml:space="preserve"> +0.46 [−1.03, +1.90]</w:t>
+            </w:r>
+            <w:r>
+              <w:rPr>
+                <w:sz w:val="18"/>
+              </w:rPr>
+              <w:t>、原始</w:t>
+            </w:r>
+            <w:r>
+              <w:rPr>
+                <w:sz w:val="18"/>
+              </w:rPr>
+              <w:t xml:space="preserve"> +4.02 [+2.64, +5.42]</w:t>
+            </w:r>
+            <w:r>
+              <w:rPr>
+                <w:sz w:val="18"/>
+              </w:rPr>
+              <w:t>，按經濟期分層後兩口徑皆含</w:t>
+            </w:r>
+            <w:r>
+              <w:rPr>
+                <w:sz w:val="18"/>
+              </w:rPr>
+              <w:t xml:space="preserve"> 0</w:t>
+            </w:r>
+            <w:r>
+              <w:rPr>
+                <w:sz w:val="18"/>
+              </w:rPr>
+              <w:t>；參考：同月配對名單</w:t>
+            </w:r>
+            <w:r>
+              <w:rPr>
+                <w:sz w:val="18"/>
+              </w:rPr>
+              <w:t xml:space="preserve"> 16.77%</w:t>
+            </w:r>
+            <w:r>
+              <w:rPr>
+                <w:sz w:val="18"/>
+              </w:rPr>
+              <w:t>、手機規則</w:t>
+            </w:r>
+            <w:r>
+              <w:rPr>
+                <w:sz w:val="18"/>
+              </w:rPr>
+              <w:t xml:space="preserve"> 16.58%</w:t>
+            </w:r>
+            <w:r>
+              <w:rPr>
+                <w:sz w:val="18"/>
+              </w:rPr>
+              <w:t>、同月組成隨機外撥</w:t>
+            </w:r>
+            <w:r>
+              <w:rPr>
+                <w:sz w:val="18"/>
+              </w:rPr>
+              <w:t xml:space="preserve"> 14.27%</w:t>
             </w:r>
             <w:r>
               <w:rPr>
@@ -9086,6 +9156,30 @@
               <w:rPr>
                 <w:sz w:val="18"/>
               </w:rPr>
+              <w:t xml:space="preserve">18% </w:t>
+            </w:r>
+            <w:r>
+              <w:rPr>
+                <w:sz w:val="18"/>
+              </w:rPr>
+              <w:t>是</w:t>
+            </w:r>
+            <w:r>
+              <w:rPr>
+                <w:sz w:val="18"/>
+              </w:rPr>
+              <w:t xml:space="preserve"> A2 </w:t>
+            </w:r>
+            <w:r>
+              <w:rPr>
+                <w:sz w:val="18"/>
+              </w:rPr>
+              <w:t>推算節省用的假設，</w:t>
+            </w:r>
+            <w:r>
+              <w:rPr>
+                <w:sz w:val="18"/>
+              </w:rPr>
               <w:t xml:space="preserve">A2 </w:t>
             </w:r>
             <w:r>
@@ -9116,55 +9210,7 @@
               <w:rPr>
                 <w:sz w:val="18"/>
               </w:rPr>
-              <w:t>列）；同月配對名單</w:t>
-            </w:r>
-            <w:r>
-              <w:rPr>
-                <w:sz w:val="18"/>
-              </w:rPr>
-              <w:t xml:space="preserve"> 16.77%</w:t>
-            </w:r>
-            <w:r>
-              <w:rPr>
-                <w:sz w:val="18"/>
-              </w:rPr>
-              <w:t>；手機規則</w:t>
-            </w:r>
-            <w:r>
-              <w:rPr>
-                <w:sz w:val="18"/>
-              </w:rPr>
-              <w:t xml:space="preserve"> 16.58%</w:t>
-            </w:r>
-            <w:r>
-              <w:rPr>
-                <w:sz w:val="18"/>
-              </w:rPr>
-              <w:t>、同月組成隨機外撥</w:t>
-            </w:r>
-            <w:r>
-              <w:rPr>
-                <w:sz w:val="18"/>
-              </w:rPr>
-              <w:t xml:space="preserve"> 14.27%</w:t>
-            </w:r>
-            <w:r>
-              <w:rPr>
-                <w:sz w:val="18"/>
-              </w:rPr>
-              <w:t>（全體</w:t>
-            </w:r>
-            <w:r>
-              <w:rPr>
-                <w:sz w:val="18"/>
-              </w:rPr>
-              <w:t xml:space="preserve"> 13.14%</w:t>
-            </w:r>
-            <w:r>
-              <w:rPr>
-                <w:sz w:val="18"/>
-              </w:rPr>
-              <w:t>）</w:t>
+              <w:t>列）</w:t>
             </w:r>
           </w:p>
         </w:tc>
@@ -9372,7 +9418,7 @@
               <w:rPr>
                 <w:sz w:val="18"/>
               </w:rPr>
-              <w:t>目標，也最多比手機規則多省</w:t>
+              <w:t>目標，也只比手機規則多省</w:t>
             </w:r>
             <w:r>
               <w:rPr>
@@ -9418,7 +9464,6 @@
               <w:rPr>
                 <w:sz w:val="18"/>
               </w:rPr>
-              <w:lastRenderedPageBreak/>
               <w:t>壓低折扣成本</w:t>
             </w:r>
           </w:p>
@@ -9591,7 +9636,7 @@
               <w:rPr>
                 <w:sz w:val="18"/>
               </w:rPr>
-              <w:t>增量）（</w:t>
+              <w:t>增量，以未取整值計）（</w:t>
             </w:r>
             <w:r>
               <w:rPr>
@@ -9649,7 +9694,7 @@
               <w:rPr>
                 <w:sz w:val="18"/>
               </w:rPr>
-              <w:t>第一步名單沒有讓不虧門檻降低（原始</w:t>
+              <w:t>兩口徑都不能證明名單降低不虧門檻：原始口徑名單</w:t>
             </w:r>
             <w:r>
               <w:rPr>
@@ -9661,7 +9706,43 @@
               <w:rPr>
                 <w:sz w:val="18"/>
               </w:rPr>
-              <w:t>倍與試點相近；去重</w:t>
+              <w:t>倍，略高於同口徑隨機外撥</w:t>
+            </w:r>
+            <w:r>
+              <w:rPr>
+                <w:sz w:val="18"/>
+              </w:rPr>
+              <w:t xml:space="preserve"> 4.1 </w:t>
+            </w:r>
+            <w:r>
+              <w:rPr>
+                <w:sz w:val="18"/>
+              </w:rPr>
+              <w:t>倍（試點</w:t>
+            </w:r>
+            <w:r>
+              <w:rPr>
+                <w:sz w:val="18"/>
+              </w:rPr>
+              <w:t xml:space="preserve"> 4.2 </w:t>
+            </w:r>
+            <w:r>
+              <w:rPr>
+                <w:sz w:val="18"/>
+              </w:rPr>
+              <w:t>倍）；去重口徑點估計由</w:t>
+            </w:r>
+            <w:r>
+              <w:rPr>
+                <w:sz w:val="18"/>
+              </w:rPr>
+              <w:t xml:space="preserve"> 110.5 </w:t>
+            </w:r>
+            <w:r>
+              <w:rPr>
+                <w:sz w:val="18"/>
+              </w:rPr>
+              <w:t>倍降到</w:t>
             </w:r>
             <w:r>
               <w:rPr>
@@ -9685,7 +9766,7 @@
               <w:rPr>
                 <w:sz w:val="18"/>
               </w:rPr>
-              <w:t>、倍數不穩）；要靠增量排序與「不給優惠」組</w:t>
+              <w:t>、倍數不穩，不能據此判定；要靠增量排序與「不給優惠」組</w:t>
             </w:r>
           </w:p>
         </w:tc>
@@ -9944,7 +10025,21 @@
           <w:color w:val="333333"/>
           <w:sz w:val="20"/>
         </w:rPr>
-        <w:t>），白送的折扣就超過名單最多能比手機規則多省的</w:t>
+        <w:t>），白送的折扣就超過名單達</w:t>
+      </w:r>
+      <w:r>
+        <w:rPr>
+          <w:color w:val="333333"/>
+          <w:sz w:val="20"/>
+        </w:rPr>
+        <w:t xml:space="preserve"> A2 </w:t>
+      </w:r>
+      <w:r>
+        <w:rPr>
+          <w:color w:val="333333"/>
+          <w:sz w:val="20"/>
+        </w:rPr>
+        <w:t>目標時比手機規則多省的</w:t>
       </w:r>
       <w:r>
         <w:rPr>
@@ -9971,8 +10066,9 @@
         <w:rPr>
           <w:noProof/>
         </w:rPr>
+        <w:lastRenderedPageBreak/>
         <w:drawing>
-          <wp:inline distT="0" distB="0" distL="0" distR="0" wp14:anchorId="0B29309C" wp14:editId="463A81E6">
+          <wp:inline distT="0" distB="0" distL="0" distR="0" wp14:anchorId="54D9F8E9" wp14:editId="492ED5AB">
             <wp:extent cx="5724000" cy="3982406"/>
             <wp:effectExtent l="0" t="0" r="0" b="0"/>
             <wp:docPr id="1" name="Picture 1"/>
@@ -10098,19 +10194,31 @@
         <w:rPr>
           <w:sz w:val="22"/>
         </w:rPr>
-        <w:t>，藍色折扣段卻在原始口徑幾乎不動、在去重口徑更高。結論：名單省下的是未成交電話，白送的折扣沒有變少；名單即使達</w:t>
+        <w:t>，藍色折扣段在原始口徑幾乎不動；去重口徑較高是因為去重刪掉對照組的重複列（同為去重口徑，測試集全體目標組也有</w:t>
       </w:r>
       <w:r>
         <w:rPr>
           <w:sz w:val="22"/>
         </w:rPr>
+        <w:t xml:space="preserve"> 99.1%</w:t>
+      </w:r>
+      <w:r>
+        <w:rPr>
+          <w:sz w:val="22"/>
+        </w:rPr>
+        <w:t>），不是名單讓折扣外溢變多。結論：名單省下的是未成交電話，白送的折扣沒有變少；名單即使達</w:t>
+      </w:r>
+      <w:r>
+        <w:rPr>
+          <w:sz w:val="22"/>
+        </w:rPr>
         <w:t xml:space="preserve"> A2 </w:t>
       </w:r>
       <w:r>
         <w:rPr>
           <w:sz w:val="22"/>
         </w:rPr>
-        <w:t>目標，相對手機規則每輪也最多只多省</w:t>
+        <w:t>目標，相對手機規則每輪也只多省</w:t>
       </w:r>
       <w:r>
         <w:rPr>
@@ -10141,12 +10249,11 @@
       <w:pPr>
         <w:pStyle w:val="21"/>
       </w:pPr>
-      <w:bookmarkStart w:id="4" w:name="_Toc242536661"/>
+      <w:bookmarkStart w:id="4" w:name="_Toc242539779"/>
       <w:r>
         <w:rPr>
           <w:rFonts w:ascii="Times New Roman" w:eastAsia="新細明體" w:hAnsi="Times New Roman" w:cs="Times New Roman"/>
         </w:rPr>
-        <w:lastRenderedPageBreak/>
         <w:t xml:space="preserve">2.2 </w:t>
       </w:r>
       <w:r>
@@ -10232,6 +10339,7 @@
           <w:b/>
           <w:sz w:val="22"/>
         </w:rPr>
+        <w:lastRenderedPageBreak/>
         <w:t>表</w:t>
       </w:r>
       <w:r>
@@ -11596,13 +11704,25 @@
               <w:rPr>
                 <w:sz w:val="18"/>
               </w:rPr>
-              <w:t>單一門檻名單（</w:t>
-            </w:r>
-            <w:r>
-              <w:rPr>
-                <w:sz w:val="18"/>
-              </w:rPr>
-              <w:t xml:space="preserve">4,752 </w:t>
+              <w:t>單一門檻名單（去重</w:t>
+            </w:r>
+            <w:r>
+              <w:rPr>
+                <w:sz w:val="18"/>
+              </w:rPr>
+              <w:t xml:space="preserve"> 4,752 </w:t>
+            </w:r>
+            <w:r>
+              <w:rPr>
+                <w:sz w:val="18"/>
+              </w:rPr>
+              <w:t>通／原始</w:t>
+            </w:r>
+            <w:r>
+              <w:rPr>
+                <w:sz w:val="18"/>
+              </w:rPr>
+              <w:t xml:space="preserve"> 4,772 </w:t>
             </w:r>
             <w:r>
               <w:rPr>
@@ -12398,7 +12518,6 @@
               <w:rPr>
                 <w:sz w:val="18"/>
               </w:rPr>
-              <w:lastRenderedPageBreak/>
               <w:t xml:space="preserve">ML④ </w:t>
             </w:r>
             <w:r>
@@ -12734,6 +12853,7 @@
           <w:color w:val="333333"/>
           <w:sz w:val="20"/>
         </w:rPr>
+        <w:lastRenderedPageBreak/>
         <w:t>註：達標＝達</w:t>
       </w:r>
       <w:r>
@@ -13451,7 +13571,7 @@
               <w:rPr>
                 <w:sz w:val="18"/>
               </w:rPr>
-              <w:t>年齡層、月份的</w:t>
+              <w:t>年齡層</w:t>
             </w:r>
             <w:r>
               <w:rPr>
@@ -13463,7 +13583,19 @@
               <w:rPr>
                 <w:sz w:val="18"/>
               </w:rPr>
-              <w:t>差超過</w:t>
+              <w:t>差</w:t>
+            </w:r>
+            <w:r>
+              <w:rPr>
+                <w:sz w:val="18"/>
+              </w:rPr>
+              <w:t xml:space="preserve"> 0.115</w:t>
+            </w:r>
+            <w:r>
+              <w:rPr>
+                <w:sz w:val="18"/>
+              </w:rPr>
+              <w:t>，超過</w:t>
             </w:r>
             <w:r>
               <w:rPr>
@@ -13475,6 +13607,42 @@
               <w:rPr>
                 <w:sz w:val="18"/>
               </w:rPr>
+              <w:t>（婚姻</w:t>
+            </w:r>
+            <w:r>
+              <w:rPr>
+                <w:sz w:val="18"/>
+              </w:rPr>
+              <w:t xml:space="preserve"> 0.016 </w:t>
+            </w:r>
+            <w:r>
+              <w:rPr>
+                <w:sz w:val="18"/>
+              </w:rPr>
+              <w:t>達標；月份差屬時期穩健性，見上列）；</w:t>
+            </w:r>
+            <w:r>
+              <w:rPr>
+                <w:sz w:val="18"/>
+              </w:rPr>
+              <w:t xml:space="preserve">60 </w:t>
+            </w:r>
+            <w:r>
+              <w:rPr>
+                <w:sz w:val="18"/>
+              </w:rPr>
+              <w:t>歲以上入選</w:t>
+            </w:r>
+            <w:r>
+              <w:rPr>
+                <w:sz w:val="18"/>
+              </w:rPr>
+              <w:t xml:space="preserve"> 94%</w:t>
+            </w:r>
+            <w:r>
+              <w:rPr>
+                <w:sz w:val="18"/>
+              </w:rPr>
               <w:t>（</w:t>
             </w:r>
             <w:r>
@@ -13487,25 +13655,7 @@
               <w:rPr>
                 <w:sz w:val="18"/>
               </w:rPr>
-              <w:t>節）；</w:t>
-            </w:r>
-            <w:r>
-              <w:rPr>
-                <w:sz w:val="18"/>
-              </w:rPr>
-              <w:t xml:space="preserve">60 </w:t>
-            </w:r>
-            <w:r>
-              <w:rPr>
-                <w:sz w:val="18"/>
-              </w:rPr>
-              <w:t>歲以上入選</w:t>
-            </w:r>
-            <w:r>
-              <w:rPr>
-                <w:sz w:val="18"/>
-              </w:rPr>
-              <w:t xml:space="preserve"> 94%</w:t>
+              <w:t>節）</w:t>
             </w:r>
           </w:p>
         </w:tc>
@@ -13655,14 +13805,38 @@
               <w:rPr>
                 <w:sz w:val="18"/>
               </w:rPr>
-              <w:t>）；尚無逐客戶入選原因</w:t>
+              <w:t>）；尚無逐客戶入選原因（</w:t>
+            </w:r>
+            <w:r>
+              <w:rPr>
+                <w:sz w:val="18"/>
+              </w:rPr>
+              <w:t xml:space="preserve">A2 </w:t>
+            </w:r>
+            <w:r>
+              <w:rPr>
+                <w:sz w:val="18"/>
+              </w:rPr>
+              <w:t>表</w:t>
+            </w:r>
+            <w:r>
+              <w:rPr>
+                <w:sz w:val="18"/>
+              </w:rPr>
+              <w:t xml:space="preserve"> 8 </w:t>
+            </w:r>
+            <w:r>
+              <w:rPr>
+                <w:sz w:val="18"/>
+              </w:rPr>
+              <w:t>要求每位入選客戶附原因）</w:t>
             </w:r>
           </w:p>
         </w:tc>
         <w:tc>
           <w:tcPr>
             <w:tcW w:w="1134" w:type="dxa"/>
-            <w:shd w:val="clear" w:color="auto" w:fill="FAEED2"/>
+            <w:shd w:val="clear" w:color="auto" w:fill="F5DCD8"/>
           </w:tcPr>
           <w:p>
             <w:pPr>
@@ -13673,7 +13847,7 @@
                 <w:b/>
                 <w:sz w:val="18"/>
               </w:rPr>
-              <w:t>部分</w:t>
+              <w:t>未達</w:t>
             </w:r>
           </w:p>
         </w:tc>
@@ -13871,7 +14045,7 @@
               <w:rPr>
                 <w:sz w:val="18"/>
               </w:rPr>
-              <w:t>只需外撥日前批次評分；本機單執行緒替</w:t>
+              <w:t>只需外撥日前批次評分；單執行緒替</w:t>
             </w:r>
             <w:r>
               <w:rPr>
@@ -13943,14 +14117,86 @@
               <w:rPr>
                 <w:sz w:val="18"/>
               </w:rPr>
-              <w:t>次中位數；硬體相依，只當量級）</w:t>
+              <w:t>次中位數；硬體相依，只當量級）；資源：單機</w:t>
+            </w:r>
+            <w:r>
+              <w:rPr>
+                <w:sz w:val="18"/>
+              </w:rPr>
+              <w:t xml:space="preserve"> CPU</w:t>
+            </w:r>
+            <w:r>
+              <w:rPr>
+                <w:sz w:val="18"/>
+              </w:rPr>
+              <w:t>、不需</w:t>
+            </w:r>
+            <w:r>
+              <w:rPr>
+                <w:sz w:val="18"/>
+              </w:rPr>
+              <w:t xml:space="preserve"> GPU</w:t>
+            </w:r>
+            <w:r>
+              <w:rPr>
+                <w:sz w:val="18"/>
+              </w:rPr>
+              <w:t>，整份</w:t>
+            </w:r>
+            <w:r>
+              <w:rPr>
+                <w:sz w:val="18"/>
+              </w:rPr>
+              <w:t xml:space="preserve"> Notebook </w:t>
+            </w:r>
+            <w:r>
+              <w:rPr>
+                <w:sz w:val="18"/>
+              </w:rPr>
+              <w:t>全部執行（含訓練）約</w:t>
+            </w:r>
+            <w:r>
+              <w:rPr>
+                <w:sz w:val="18"/>
+              </w:rPr>
+              <w:t xml:space="preserve"> 4–6 </w:t>
+            </w:r>
+            <w:r>
+              <w:rPr>
+                <w:sz w:val="18"/>
+              </w:rPr>
+              <w:t>分鐘（一般筆電，硬體相依；</w:t>
+            </w:r>
+            <w:r>
+              <w:rPr>
+                <w:sz w:val="18"/>
+              </w:rPr>
+              <w:t xml:space="preserve">A2 </w:t>
+            </w:r>
+            <w:r>
+              <w:rPr>
+                <w:sz w:val="18"/>
+              </w:rPr>
+              <w:t>表</w:t>
+            </w:r>
+            <w:r>
+              <w:rPr>
+                <w:sz w:val="18"/>
+              </w:rPr>
+              <w:t xml:space="preserve"> 8</w:t>
+            </w:r>
+            <w:r>
+              <w:rPr>
+                <w:sz w:val="18"/>
+              </w:rPr>
+              <w:t>「延遲／資源」列）</w:t>
             </w:r>
           </w:p>
         </w:tc>
         <w:tc>
           <w:tcPr>
             <w:tcW w:w="1134" w:type="dxa"/>
-            <w:shd w:val="clear" w:color="auto" w:fill="ECEBE8"/>
+            <w:shd w:val="clear" w:color="auto" w:fill="E2EEDD"/>
           </w:tcPr>
           <w:p>
             <w:pPr>
@@ -13961,7 +14207,7 @@
                 <w:b/>
                 <w:sz w:val="18"/>
               </w:rPr>
-              <w:t>量級足夠</w:t>
+              <w:t>達標（量級）</w:t>
             </w:r>
           </w:p>
         </w:tc>
@@ -14046,7 +14292,7 @@
       <w:pPr>
         <w:pStyle w:val="21"/>
       </w:pPr>
-      <w:bookmarkStart w:id="5" w:name="_Toc242536662"/>
+      <w:bookmarkStart w:id="5" w:name="_Toc242539780"/>
       <w:r>
         <w:rPr>
           <w:rFonts w:ascii="Times New Roman" w:eastAsia="新細明體" w:hAnsi="Times New Roman" w:cs="Times New Roman"/>
@@ -14141,7 +14387,7 @@
         </w:rPr>
         <w:lastRenderedPageBreak/>
         <w:drawing>
-          <wp:inline distT="0" distB="0" distL="0" distR="0" wp14:anchorId="4D963B5B" wp14:editId="176FF3FE">
+          <wp:inline distT="0" distB="0" distL="0" distR="0" wp14:anchorId="24C7D57E" wp14:editId="21560A7B">
             <wp:extent cx="5724000" cy="3169773"/>
             <wp:effectExtent l="0" t="0" r="0" b="0"/>
             <wp:docPr id="2" name="Picture 2"/>
@@ -14298,7 +14544,7 @@
       <w:pPr>
         <w:pStyle w:val="21"/>
       </w:pPr>
-      <w:bookmarkStart w:id="6" w:name="_Toc242536663"/>
+      <w:bookmarkStart w:id="6" w:name="_Toc242539781"/>
       <w:r>
         <w:rPr>
           <w:rFonts w:ascii="Times New Roman" w:eastAsia="新細明體" w:hAnsi="Times New Roman" w:cs="Times New Roman"/>
@@ -14318,31 +14564,55 @@
         <w:spacing w:after="0" w:line="480" w:lineRule="auto"/>
       </w:pPr>
       <w:r>
-        <w:t>名單排序有效：前</w:t>
+        <w:t>每月各取分數前</w:t>
       </w:r>
       <w:r>
         <w:t xml:space="preserve"> 20% </w:t>
       </w:r>
       <w:r>
-        <w:t>就抓到</w:t>
+        <w:t>可抓到</w:t>
       </w:r>
       <w:r>
         <w:t xml:space="preserve"> 45.4% </w:t>
       </w:r>
       <w:r>
-        <w:t>的成交，同月配對名單轉換率</w:t>
+        <w:t>的成交，但每個經濟期各取前</w:t>
+      </w:r>
+      <w:r>
+        <w:t xml:space="preserve"> 20% </w:t>
+      </w:r>
+      <w:r>
+        <w:t>只抓到</w:t>
+      </w:r>
+      <w:r>
+        <w:t xml:space="preserve"> 28.2%</w:t>
+      </w:r>
+      <w:r>
+        <w:t>（隨機</w:t>
+      </w:r>
+      <w:r>
+        <w:t xml:space="preserve"> 20%</w:t>
+      </w:r>
+      <w:r>
+        <w:t>），差距多來自時期（</w:t>
+      </w:r>
+      <w:r>
+        <w:t xml:space="preserve">2.3 </w:t>
+      </w:r>
+      <w:r>
+        <w:t>節）；同月配對名單</w:t>
       </w:r>
       <w:r>
         <w:t xml:space="preserve"> 16.77% </w:t>
       </w:r>
       <w:r>
-        <w:t>也高於同月組成的隨機外撥</w:t>
+        <w:t>雖高於同月組成的隨機外撥</w:t>
       </w:r>
       <w:r>
         <w:t xml:space="preserve"> 14.27%</w:t>
       </w:r>
       <w:r>
-        <w:t>。但它只比手機規則高</w:t>
+        <w:t>，但只比手機規則高</w:t>
       </w:r>
       <w:r>
         <w:t xml:space="preserve"> 0.19 </w:t>
@@ -14366,7 +14636,7 @@
         <w:t xml:space="preserve"> 0</w:t>
       </w:r>
       <w:r>
-        <w:t>，可能只是抽樣誤差；同經濟期配對的點估計</w:t>
+        <w:t>；同經濟期配對的點估計</w:t>
       </w:r>
       <w:r>
         <w:t xml:space="preserve"> −0.21</w:t>
@@ -14405,7 +14675,7 @@
         </w:rPr>
         <w:lastRenderedPageBreak/>
         <w:drawing>
-          <wp:inline distT="0" distB="0" distL="0" distR="0" wp14:anchorId="3CF01A43" wp14:editId="622C3EA6">
+          <wp:inline distT="0" distB="0" distL="0" distR="0" wp14:anchorId="7CDCE400" wp14:editId="4123D39A">
             <wp:extent cx="5256000" cy="6815949"/>
             <wp:effectExtent l="0" t="0" r="0" b="0"/>
             <wp:docPr id="3" name="Picture 3"/>
@@ -14764,7 +15034,7 @@
           <w:noProof/>
         </w:rPr>
         <w:drawing>
-          <wp:inline distT="0" distB="0" distL="0" distR="0" wp14:anchorId="566C5CFD" wp14:editId="16384B53">
+          <wp:inline distT="0" distB="0" distL="0" distR="0" wp14:anchorId="1679A1AD" wp14:editId="533C1E72">
             <wp:extent cx="5724000" cy="3562609"/>
             <wp:effectExtent l="0" t="0" r="0" b="0"/>
             <wp:docPr id="4" name="Picture 4"/>
@@ -14902,14 +15172,50 @@
         <w:rPr>
           <w:sz w:val="22"/>
         </w:rPr>
-        <w:t>。</w:t>
+        <w:t>；改用同經濟期配對時，名單每輪反比手機規則多花</w:t>
+      </w:r>
+      <w:r>
+        <w:rPr>
+          <w:sz w:val="22"/>
+        </w:rPr>
+        <w:t xml:space="preserve"> A$546</w:t>
+      </w:r>
+      <w:r>
+        <w:rPr>
+          <w:sz w:val="22"/>
+        </w:rPr>
+        <w:t>（</w:t>
+      </w:r>
+      <w:r>
+        <w:rPr>
+          <w:sz w:val="22"/>
+        </w:rPr>
+        <w:t xml:space="preserve">A$51,887 </w:t>
+      </w:r>
+      <w:r>
+        <w:rPr>
+          <w:sz w:val="22"/>
+        </w:rPr>
+        <w:t>對</w:t>
+      </w:r>
+      <w:r>
+        <w:rPr>
+          <w:sz w:val="22"/>
+        </w:rPr>
+        <w:t xml:space="preserve"> A$51,341</w:t>
+      </w:r>
+      <w:r>
+        <w:rPr>
+          <w:sz w:val="22"/>
+        </w:rPr>
+        <w:t>）。</w:t>
       </w:r>
     </w:p>
     <w:p>
       <w:pPr>
         <w:pStyle w:val="21"/>
       </w:pPr>
-      <w:bookmarkStart w:id="7" w:name="_Toc242536664"/>
+      <w:bookmarkStart w:id="7" w:name="_Toc242539782"/>
       <w:r>
         <w:rPr>
           <w:rFonts w:ascii="Times New Roman" w:eastAsia="新細明體" w:hAnsi="Times New Roman" w:cs="Times New Roman"/>
@@ -14959,22 +15265,10 @@
         <w:t xml:space="preserve"> A2 </w:t>
       </w:r>
       <w:r>
-        <w:t>原文會過。但轉換率隨時期在</w:t>
-      </w:r>
-      <w:r>
-        <w:t xml:space="preserve"> 7.2% </w:t>
-      </w:r>
-      <w:r>
-        <w:t>到</w:t>
-      </w:r>
-      <w:r>
-        <w:t xml:space="preserve"> 56.13% </w:t>
-      </w:r>
-      <w:r>
-        <w:t>間變動，</w:t>
-      </w:r>
-      <w:r>
-        <w:t xml:space="preserve">A2 </w:t>
+        <w:t>原文會過。但</w:t>
+      </w:r>
+      <w:r>
+        <w:t xml:space="preserve"> A2 </w:t>
       </w:r>
       <w:r>
         <w:t>表</w:t>
@@ -14983,7 +15277,7 @@
         <w:t xml:space="preserve"> 5 </w:t>
       </w:r>
       <w:r>
-        <w:t>已規定兩組按時期分層比較；分層後為</w:t>
+        <w:t>已規定兩組按時期分層比較，分層後為</w:t>
       </w:r>
       <w:r>
         <w:t xml:space="preserve"> −0.97 </w:t>
@@ -15052,7 +15346,7 @@
         </w:rPr>
         <w:lastRenderedPageBreak/>
         <w:drawing>
-          <wp:inline distT="0" distB="0" distL="0" distR="0" wp14:anchorId="08AE7AD5" wp14:editId="28AB0264">
+          <wp:inline distT="0" distB="0" distL="0" distR="0" wp14:anchorId="4468E8E2" wp14:editId="07BB0E68">
             <wp:extent cx="5256000" cy="4957571"/>
             <wp:effectExtent l="0" t="0" r="0" b="0"/>
             <wp:docPr id="5" name="Picture 5"/>
@@ -15274,7 +15568,7 @@
         <w:rPr>
           <w:sz w:val="22"/>
         </w:rPr>
-        <w:t>個百分點、區間</w:t>
+        <w:t>個百分點（未取整值相減）、區間</w:t>
       </w:r>
       <w:r>
         <w:rPr>
@@ -16269,7 +16563,7 @@
       <w:pPr>
         <w:pStyle w:val="21"/>
       </w:pPr>
-      <w:bookmarkStart w:id="8" w:name="_Toc242536665"/>
+      <w:bookmarkStart w:id="8" w:name="_Toc242539783"/>
       <w:r>
         <w:rPr>
           <w:rFonts w:ascii="Times New Roman" w:eastAsia="新細明體" w:hAnsi="Times New Roman" w:cs="Times New Roman"/>
@@ -16313,13 +16607,7 @@
         <w:t xml:space="preserve"> 0.686</w:t>
       </w:r>
       <w:r>
-        <w:t>）、月份差</w:t>
-      </w:r>
-      <w:r>
-        <w:t xml:space="preserve"> 0.214</w:t>
-      </w:r>
-      <w:r>
-        <w:t>，未達</w:t>
+        <w:t>），未達</w:t>
       </w:r>
       <w:r>
         <w:t xml:space="preserve"> A2</w:t>
@@ -16337,7 +16625,13 @@
         <w:t xml:space="preserve"> 0.016 </w:t>
       </w:r>
       <w:r>
-        <w:t>達標（圖</w:t>
+        <w:t>達標；月份差</w:t>
+      </w:r>
+      <w:r>
+        <w:t xml:space="preserve"> 0.214 </w:t>
+      </w:r>
+      <w:r>
+        <w:t>屬時期穩健性（圖</w:t>
       </w:r>
       <w:r>
         <w:t xml:space="preserve"> 6</w:t>
@@ -16381,7 +16675,7 @@
           <w:noProof/>
         </w:rPr>
         <w:drawing>
-          <wp:inline distT="0" distB="0" distL="0" distR="0" wp14:anchorId="438774F8" wp14:editId="3E9F223D">
+          <wp:inline distT="0" distB="0" distL="0" distR="0" wp14:anchorId="2E245944" wp14:editId="438142FF">
             <wp:extent cx="5328000" cy="5631878"/>
             <wp:effectExtent l="0" t="0" r="0" b="0"/>
             <wp:docPr id="6" name="Picture 6"/>
@@ -16514,7 +16808,7 @@
       <w:pPr>
         <w:pStyle w:val="21"/>
       </w:pPr>
-      <w:bookmarkStart w:id="9" w:name="_Toc242536666"/>
+      <w:bookmarkStart w:id="9" w:name="_Toc242539784"/>
       <w:r>
         <w:rPr>
           <w:rFonts w:ascii="Times New Roman" w:eastAsia="新細明體" w:hAnsi="Times New Roman" w:cs="Times New Roman"/>
@@ -16566,7 +16860,7 @@
       <w:pPr>
         <w:pStyle w:val="1"/>
       </w:pPr>
-      <w:bookmarkStart w:id="10" w:name="_Toc242536667"/>
+      <w:bookmarkStart w:id="10" w:name="_Toc242539785"/>
       <w:r>
         <w:rPr>
           <w:rFonts w:ascii="Times New Roman" w:eastAsia="新細明體" w:hAnsi="Times New Roman" w:cs="Times New Roman"/>
@@ -16577,19 +16871,7 @@
         <w:rPr>
           <w:rFonts w:ascii="Times New Roman" w:eastAsia="新細明體" w:hAnsi="Times New Roman" w:cs="Times New Roman"/>
         </w:rPr>
-        <w:t>未來改進、新增功能與新產品構想（</w:t>
-      </w:r>
-      <w:r>
-        <w:rPr>
-          <w:rFonts w:ascii="Times New Roman" w:eastAsia="新細明體" w:hAnsi="Times New Roman" w:cs="Times New Roman"/>
-        </w:rPr>
-        <w:t>B3</w:t>
-      </w:r>
-      <w:r>
-        <w:rPr>
-          <w:rFonts w:ascii="Times New Roman" w:eastAsia="新細明體" w:hAnsi="Times New Roman" w:cs="Times New Roman"/>
-        </w:rPr>
-        <w:t>）</w:t>
+        <w:t>未來改進、新增功能與新產品構想</w:t>
       </w:r>
       <w:bookmarkEnd w:id="10"/>
     </w:p>
@@ -16604,13 +16886,19 @@
         <w:t xml:space="preserve"> R6 </w:t>
       </w:r>
       <w:r>
-        <w:t>分改進、新增功能、新產品三類，依可行性與價值排序。改進讓模型學到客戶差異而非時期；新增功能讓名單附上入選原因與增量；新產品從兩個證據出發：白送的折扣遠大於名單能多省的通話費（圖</w:t>
+        <w:t>分改進、新增功能、新產品三類，各類型內依優先序排列。改進讓模型學到客戶差異而非時期；新增功能讓名單附上入選原因與增量；新產品從兩個證據出發：白送的折扣遠大於名單能多省的通話費（圖</w:t>
       </w:r>
       <w:r>
         <w:t xml:space="preserve"> 1</w:t>
       </w:r>
       <w:r>
-        <w:t>），以及時期效應大。</w:t>
+        <w:t>），以及時期效應大；構想</w:t>
+      </w:r>
+      <w:r>
+        <w:t xml:space="preserve"> 9 </w:t>
+      </w:r>
+      <w:r>
+        <w:t>則延伸到其他產品。</w:t>
       </w:r>
     </w:p>
     <w:p>
@@ -16880,6 +17168,12 @@
               </w:rPr>
               <w:t>1</w:t>
             </w:r>
+            <w:r>
+              <w:rPr>
+                <w:sz w:val="17"/>
+              </w:rPr>
+              <w:t>（下一輪起收資料，收齊後重建）</w:t>
+            </w:r>
           </w:p>
         </w:tc>
         <w:tc>
@@ -17176,7 +17470,7 @@
               <w:rPr>
                 <w:sz w:val="17"/>
               </w:rPr>
-              <w:t>目標也最多</w:t>
+              <w:t>目標也只多省</w:t>
             </w:r>
             <w:r>
               <w:rPr>
@@ -17957,6 +18251,7 @@
               <w:rPr>
                 <w:sz w:val="17"/>
               </w:rPr>
+              <w:lastRenderedPageBreak/>
               <w:t xml:space="preserve">5 </w:t>
             </w:r>
             <w:r>
@@ -18184,7 +18479,6 @@
               <w:rPr>
                 <w:sz w:val="17"/>
               </w:rPr>
-              <w:lastRenderedPageBreak/>
               <w:t xml:space="preserve">6 </w:t>
             </w:r>
             <w:r>
@@ -18372,7 +18666,7 @@
               <w:rPr>
                 <w:sz w:val="17"/>
               </w:rPr>
-              <w:t>每輪外推：白送的折扣</w:t>
+              <w:t>上限量級（非預期節省）：每輪白送的折扣</w:t>
             </w:r>
             <w:r>
               <w:rPr>
@@ -18396,7 +18690,7 @@
               <w:rPr>
                 <w:sz w:val="17"/>
               </w:rPr>
-              <w:t>）；測試集名單</w:t>
+              <w:t>），可省比例待「不給優惠」組量出；測試集名單</w:t>
             </w:r>
             <w:r>
               <w:rPr>
@@ -18883,6 +19177,191 @@
                 <w:sz w:val="17"/>
               </w:rPr>
               <w:t>個月度期間，不以期間為隨機單位</w:t>
+            </w:r>
+          </w:p>
+        </w:tc>
+        <w:tc>
+          <w:tcPr>
+            <w:tcW w:w="1361" w:type="dxa"/>
+          </w:tcPr>
+          <w:p>
+            <w:pPr>
+              <w:spacing w:after="20" w:line="264" w:lineRule="auto"/>
+            </w:pPr>
+            <w:r>
+              <w:rPr>
+                <w:sz w:val="17"/>
+              </w:rPr>
+              <w:t>待驗，暫不估</w:t>
+            </w:r>
+          </w:p>
+        </w:tc>
+      </w:tr>
+      <w:tr>
+        <w:trPr>
+          <w:cantSplit/>
+          <w:jc w:val="center"/>
+        </w:trPr>
+        <w:tc>
+          <w:tcPr>
+            <w:tcW w:w="1474" w:type="dxa"/>
+          </w:tcPr>
+          <w:p>
+            <w:pPr>
+              <w:spacing w:after="20" w:line="264" w:lineRule="auto"/>
+            </w:pPr>
+            <w:r>
+              <w:rPr>
+                <w:sz w:val="17"/>
+              </w:rPr>
+              <w:t xml:space="preserve">9 </w:t>
+            </w:r>
+            <w:r>
+              <w:rPr>
+                <w:sz w:val="17"/>
+              </w:rPr>
+              <w:t>次佳產品推薦（</w:t>
+            </w:r>
+            <w:r>
+              <w:rPr>
+                <w:sz w:val="17"/>
+              </w:rPr>
+              <w:t>next-best-offer</w:t>
+            </w:r>
+            <w:r>
+              <w:rPr>
+                <w:sz w:val="17"/>
+              </w:rPr>
+              <w:t>）：同一套撥號前特徵、增量評分與常設對照組流程，套到分期、餘額代償等其他產品</w:t>
+            </w:r>
+          </w:p>
+        </w:tc>
+        <w:tc>
+          <w:tcPr>
+            <w:tcW w:w="964" w:type="dxa"/>
+          </w:tcPr>
+          <w:p>
+            <w:pPr>
+              <w:spacing w:after="20" w:line="264" w:lineRule="auto"/>
+            </w:pPr>
+            <w:r>
+              <w:rPr>
+                <w:sz w:val="17"/>
+              </w:rPr>
+              <w:t>新產品</w:t>
+            </w:r>
+          </w:p>
+          <w:p>
+            <w:pPr>
+              <w:spacing w:after="20" w:line="264" w:lineRule="auto"/>
+            </w:pPr>
+            <w:r>
+              <w:rPr>
+                <w:sz w:val="17"/>
+              </w:rPr>
+              <w:t>3</w:t>
+            </w:r>
+          </w:p>
+        </w:tc>
+        <w:tc>
+          <w:tcPr>
+            <w:tcW w:w="1928" w:type="dxa"/>
+          </w:tcPr>
+          <w:p>
+            <w:pPr>
+              <w:spacing w:after="20" w:line="264" w:lineRule="auto"/>
+            </w:pPr>
+            <w:r>
+              <w:rPr>
+                <w:sz w:val="17"/>
+              </w:rPr>
+              <w:t xml:space="preserve">pipeline </w:t>
+            </w:r>
+            <w:r>
+              <w:rPr>
+                <w:sz w:val="17"/>
+              </w:rPr>
+              <w:t>與</w:t>
+            </w:r>
+            <w:r>
+              <w:rPr>
+                <w:sz w:val="17"/>
+              </w:rPr>
+              <w:t xml:space="preserve"> A2 </w:t>
+            </w:r>
+            <w:r>
+              <w:rPr>
+                <w:sz w:val="17"/>
+              </w:rPr>
+              <w:t>表</w:t>
+            </w:r>
+            <w:r>
+              <w:rPr>
+                <w:sz w:val="17"/>
+              </w:rPr>
+              <w:t xml:space="preserve"> 9 </w:t>
+            </w:r>
+            <w:r>
+              <w:rPr>
+                <w:sz w:val="17"/>
+              </w:rPr>
+              <w:t>的試點流程可重用；撥號前</w:t>
+            </w:r>
+            <w:r>
+              <w:rPr>
+                <w:sz w:val="17"/>
+              </w:rPr>
+              <w:t xml:space="preserve"> 11 </w:t>
+            </w:r>
+            <w:r>
+              <w:rPr>
+                <w:sz w:val="17"/>
+              </w:rPr>
+              <w:t>欄不限於信用卡</w:t>
+            </w:r>
+          </w:p>
+        </w:tc>
+        <w:tc>
+          <w:tcPr>
+            <w:tcW w:w="1644" w:type="dxa"/>
+          </w:tcPr>
+          <w:p>
+            <w:pPr>
+              <w:spacing w:after="20" w:line="264" w:lineRule="auto"/>
+            </w:pPr>
+            <w:r>
+              <w:rPr>
+                <w:sz w:val="17"/>
+              </w:rPr>
+              <w:t>每個產品都要先有隨機外撥組的新標籤；跨產品推薦須法遵審查</w:t>
+            </w:r>
+          </w:p>
+        </w:tc>
+        <w:tc>
+          <w:tcPr>
+            <w:tcW w:w="1644" w:type="dxa"/>
+          </w:tcPr>
+          <w:p>
+            <w:pPr>
+              <w:spacing w:after="20" w:line="264" w:lineRule="auto"/>
+            </w:pPr>
+            <w:r>
+              <w:rPr>
+                <w:sz w:val="17"/>
+              </w:rPr>
+              <w:t>每個產品先跑一輪隨機外撥，撥號前</w:t>
+            </w:r>
+            <w:r>
+              <w:rPr>
+                <w:sz w:val="17"/>
+              </w:rPr>
+              <w:t xml:space="preserve"> AUC ≥ 0.75 </w:t>
+            </w:r>
+            <w:r>
+              <w:rPr>
+                <w:sz w:val="17"/>
+              </w:rPr>
+              <w:t>且增量為正</w:t>
             </w:r>
           </w:p>
         </w:tc>
@@ -18933,7 +19412,7 @@
           <w:color w:val="333333"/>
           <w:sz w:val="20"/>
         </w:rPr>
-        <w:t>＝下一輪前完成；</w:t>
+        <w:t>＝下一輪開始做；</w:t>
       </w:r>
       <w:r>
         <w:rPr>
@@ -18996,7 +19475,7 @@
           <w:color w:val="333333"/>
           <w:sz w:val="20"/>
         </w:rPr>
-        <w:t xml:space="preserve"> 1</w:t>
+        <w:t xml:space="preserve"> 6</w:t>
       </w:r>
       <w:r>
         <w:rPr>
@@ -19010,42 +19489,70 @@
           <w:color w:val="333333"/>
           <w:sz w:val="20"/>
         </w:rPr>
-        <w:t>6</w:t>
+        <w:t>4</w:t>
       </w:r>
       <w:r>
         <w:rPr>
           <w:color w:val="333333"/>
           <w:sz w:val="20"/>
         </w:rPr>
-        <w:t>、</w:t>
+        <w:t>：只需現有欄位或多一個隨機分組，構想</w:t>
       </w:r>
       <w:r>
         <w:rPr>
           <w:color w:val="333333"/>
           <w:sz w:val="20"/>
         </w:rPr>
-        <w:t>4</w:t>
+        <w:t xml:space="preserve"> 6 </w:t>
       </w:r>
       <w:r>
         <w:rPr>
           <w:color w:val="333333"/>
           <w:sz w:val="20"/>
         </w:rPr>
-        <w:t>：都只需現有欄位或多一個隨機分組，構想</w:t>
+        <w:t>不增加通話量；構想</w:t>
       </w:r>
       <w:r>
         <w:rPr>
           <w:color w:val="333333"/>
           <w:sz w:val="20"/>
         </w:rPr>
-        <w:t xml:space="preserve"> 6 </w:t>
+        <w:t xml:space="preserve"> 1 </w:t>
       </w:r>
       <w:r>
         <w:rPr>
           <w:color w:val="333333"/>
           <w:sz w:val="20"/>
         </w:rPr>
-        <w:t>不增加通話量。構想</w:t>
+        <w:t>所需的客戶編號與外撥日期下一輪起才開始記錄（</w:t>
+      </w:r>
+      <w:r>
+        <w:rPr>
+          <w:color w:val="333333"/>
+          <w:sz w:val="20"/>
+        </w:rPr>
+        <w:t xml:space="preserve">A2 </w:t>
+      </w:r>
+      <w:r>
+        <w:rPr>
+          <w:color w:val="333333"/>
+          <w:sz w:val="20"/>
+        </w:rPr>
+        <w:t>請求</w:t>
+      </w:r>
+      <w:r>
+        <w:rPr>
+          <w:color w:val="333333"/>
+          <w:sz w:val="20"/>
+        </w:rPr>
+        <w:t xml:space="preserve"> ②</w:t>
+      </w:r>
+      <w:r>
+        <w:rPr>
+          <w:color w:val="333333"/>
+          <w:sz w:val="20"/>
+        </w:rPr>
+        <w:t>），收齊後才重建。構想</w:t>
       </w:r>
       <w:r>
         <w:rPr>
@@ -19066,30 +19573,19 @@
       <w:pPr>
         <w:pStyle w:val="1"/>
       </w:pPr>
-      <w:bookmarkStart w:id="11" w:name="_Toc242536668"/>
+      <w:bookmarkStart w:id="11" w:name="_Toc242539786"/>
       <w:r>
         <w:rPr>
           <w:rFonts w:ascii="Times New Roman" w:eastAsia="新細明體" w:hAnsi="Times New Roman" w:cs="Times New Roman"/>
         </w:rPr>
+        <w:lastRenderedPageBreak/>
         <w:t xml:space="preserve">4 </w:t>
       </w:r>
       <w:r>
         <w:rPr>
           <w:rFonts w:ascii="Times New Roman" w:eastAsia="新細明體" w:hAnsi="Times New Roman" w:cs="Times New Roman"/>
         </w:rPr>
-        <w:t>後續問題：放寬資格後能否沿用（</w:t>
-      </w:r>
-      <w:r>
-        <w:rPr>
-          <w:rFonts w:ascii="Times New Roman" w:eastAsia="新細明體" w:hAnsi="Times New Roman" w:cs="Times New Roman"/>
-        </w:rPr>
-        <w:t>B4</w:t>
-      </w:r>
-      <w:r>
-        <w:rPr>
-          <w:rFonts w:ascii="Times New Roman" w:eastAsia="新細明體" w:hAnsi="Times New Roman" w:cs="Times New Roman"/>
-        </w:rPr>
-        <w:t>）</w:t>
+        <w:t>後續問題：放寬資格後能否沿用</w:t>
       </w:r>
       <w:bookmarkEnd w:id="11"/>
     </w:p>
@@ -19174,7 +19670,19 @@
               <w:rPr>
                 <w:sz w:val="20"/>
               </w:rPr>
-              <w:t>不能：新客戶落在訓練範圍外，分數、切點與評估證據都不能沿用，只能先影子評分</w:t>
+              <w:t>不能：部分新客戶可能落在訓練範圍外；分布可事先比對，但新客戶買不買的規律要有新標籤才驗得出，故分數、切點與評估證據都不能沿用；待模型先通過舊客群的階段</w:t>
+            </w:r>
+            <w:r>
+              <w:rPr>
+                <w:sz w:val="20"/>
+              </w:rPr>
+              <w:t xml:space="preserve"> 0</w:t>
+            </w:r>
+            <w:r>
+              <w:rPr>
+                <w:sz w:val="20"/>
+              </w:rPr>
+              <w:t>，也只能先影子評分</w:t>
             </w:r>
           </w:p>
         </w:tc>
@@ -19221,7 +19729,7 @@
               <w:rPr>
                 <w:sz w:val="20"/>
               </w:rPr>
-              <w:t>資料漂移（新客戶落在訓練範圍外）；概念漂移與商業前提改變（「特徵</w:t>
+              <w:t>資料漂移（部分新客戶落在訓練範圍外）；概念漂移與商業前提改變（「特徵</w:t>
             </w:r>
             <w:r>
               <w:rPr>
@@ -19374,7 +19882,7 @@
       <w:pPr>
         <w:pStyle w:val="21"/>
       </w:pPr>
-      <w:bookmarkStart w:id="12" w:name="_Toc242536669"/>
+      <w:bookmarkStart w:id="12" w:name="_Toc242539787"/>
       <w:r>
         <w:rPr>
           <w:rFonts w:ascii="Times New Roman" w:eastAsia="新細明體" w:hAnsi="Times New Roman" w:cs="Times New Roman"/>
@@ -19394,25 +19902,30 @@
         <w:spacing w:after="0" w:line="480" w:lineRule="auto"/>
       </w:pPr>
       <w:r>
-        <w:t>不能。訓練資料只含舊資格內被隨機外撥的客戶，新客戶落在訓練範圍外，分數、切點與評估證據都不能沿用（</w:t>
+        <w:t>不能。訓練資料只含舊資格內被隨機外撥的客戶，部分新客戶可能落在訓練範圍外；分布可事先比對，但買不買的規律要有新標籤才驗得出，故分數、切點與評估證據都不能沿用（</w:t>
       </w:r>
       <w:r>
         <w:t>b-1</w:t>
       </w:r>
       <w:r>
-        <w:t>），只能先影子評分（只記錄、不決定外撥）。</w:t>
+        <w:t>）；即使模型先通過舊客群的階段</w:t>
+      </w:r>
+      <w:r>
+        <w:t xml:space="preserve"> 0</w:t>
+      </w:r>
+      <w:r>
+        <w:t>，也只能先影子評分（只記錄、不決定外撥）。</w:t>
       </w:r>
     </w:p>
     <w:p>
       <w:pPr>
         <w:pStyle w:val="21"/>
       </w:pPr>
-      <w:bookmarkStart w:id="13" w:name="_Toc242536670"/>
+      <w:bookmarkStart w:id="13" w:name="_Toc242539788"/>
       <w:r>
         <w:rPr>
           <w:rFonts w:ascii="Times New Roman" w:eastAsia="新細明體" w:hAnsi="Times New Roman" w:cs="Times New Roman"/>
         </w:rPr>
-        <w:lastRenderedPageBreak/>
         <w:t xml:space="preserve">(b-1) </w:t>
       </w:r>
       <w:r>
@@ -19483,7 +19996,7 @@
         <w:t xml:space="preserve">5 </w:t>
       </w:r>
       <w:r>
-        <w:t>名），若新客戶多半沒有前次行銷紀錄，這兩欄會多為</w:t>
+        <w:t>名）；新客戶若多無前次紀錄，這兩欄多為</w:t>
       </w:r>
       <w:r>
         <w:t xml:space="preserve"> nonexistent</w:t>
@@ -19495,25 +20008,7 @@
         <w:t>0</w:t>
       </w:r>
       <w:r>
-        <w:t>；</w:t>
-      </w:r>
-      <w:r>
-        <w:t>cci</w:t>
-      </w:r>
-      <w:r>
-        <w:t>、</w:t>
-      </w:r>
-      <w:r>
-        <w:t xml:space="preserve">cpi </w:t>
-      </w:r>
-      <w:r>
-        <w:t>只區分時期（</w:t>
-      </w:r>
-      <w:r>
-        <w:t>2.3</w:t>
-      </w:r>
-      <w:r>
-        <w:t>）。排序力可能大幅下降，新客戶也可能排在有前次紀錄的舊客戶後面，待表</w:t>
+        <w:t>，排序力可能大幅下降，待表</w:t>
       </w:r>
       <w:r>
         <w:t xml:space="preserve"> R7 </w:t>
@@ -19564,7 +20059,7 @@
         <w:t>，輸入與接受的關係改變）</w:t>
       </w:r>
       <w:r>
-        <w:t>：只能從模型在新資料上的效能看出（</w:t>
+        <w:t>：新客戶（如首次申卡者）對同樣優惠的反應可能不同，「前次成功者不打也會買」等舊規律未必成立；只能從模型在新資料上的效能看出（</w:t>
       </w:r>
       <w:r>
         <w:t>Gama et al., 2014; University of Technology Sydney, 2026a</w:t>
@@ -19597,7 +20092,7 @@
         <w:t>評估證據斷層</w:t>
       </w:r>
       <w:r>
-        <w:t>：舊資料只對舊客群是隨機樣本；連舊客群的增量都隨口徑與時期控制而變，更不能外推到新客群。</w:t>
+        <w:t>：舊資料只是舊客群的隨機樣本；連舊客群的增量都隨口徑與時期而變，更不能外推到新客群。</w:t>
       </w:r>
     </w:p>
     <w:p>
@@ -19609,6 +20104,7 @@
         <w:rPr>
           <w:b/>
         </w:rPr>
+        <w:lastRenderedPageBreak/>
         <w:t>原因</w:t>
       </w:r>
       <w:r>
@@ -19624,13 +20120,7 @@
         <w:t>分數未校準</w:t>
       </w:r>
       <w:r>
-        <w:t>：新舊客群不能當機率比較；依產能取前</w:t>
-      </w:r>
-      <w:r>
-        <w:t xml:space="preserve"> k </w:t>
-      </w:r>
-      <w:r>
-        <w:t>名時兩群搶同一批名額，預期轉換率失準。</w:t>
+        <w:t>：分數不能當機率；新舊客群搶同一批名額時，預期轉換率會失準。</w:t>
       </w:r>
     </w:p>
     <w:p>
@@ -19670,7 +20160,7 @@
       <w:pPr>
         <w:pStyle w:val="21"/>
       </w:pPr>
-      <w:bookmarkStart w:id="14" w:name="_Toc242536671"/>
+      <w:bookmarkStart w:id="14" w:name="_Toc242539789"/>
       <w:r>
         <w:rPr>
           <w:rFonts w:ascii="Times New Roman" w:eastAsia="新細明體" w:hAnsi="Times New Roman" w:cs="Times New Roman"/>
@@ -19950,7 +20440,55 @@
               <w:rPr>
                 <w:sz w:val="18"/>
               </w:rPr>
-              <w:t>分布（均值、方差、最大最小值、各類佔比，超過閾值即預警），算出落在訓練範圍外的比例；與授信確認新客群的核准率與預期違約；</w:t>
+              <w:t>分布（平均數、變異數、最大最小值、各類佔比；年齡層、職業任一類佔比相差超過</w:t>
+            </w:r>
+            <w:r>
+              <w:rPr>
+                <w:sz w:val="18"/>
+              </w:rPr>
+              <w:t xml:space="preserve"> 5 </w:t>
+            </w:r>
+            <w:r>
+              <w:rPr>
+                <w:sz w:val="18"/>
+              </w:rPr>
+              <w:t>個百分點即預警，</w:t>
+            </w:r>
+            <w:r>
+              <w:rPr>
+                <w:sz w:val="18"/>
+              </w:rPr>
+              <w:t xml:space="preserve">A2 </w:t>
+            </w:r>
+            <w:r>
+              <w:rPr>
+                <w:sz w:val="18"/>
+              </w:rPr>
+              <w:t>表</w:t>
+            </w:r>
+            <w:r>
+              <w:rPr>
+                <w:sz w:val="18"/>
+              </w:rPr>
+              <w:t xml:space="preserve"> 10 </w:t>
+            </w:r>
+            <w:r>
+              <w:rPr>
+                <w:sz w:val="18"/>
+              </w:rPr>
+              <w:t>第</w:t>
+            </w:r>
+            <w:r>
+              <w:rPr>
+                <w:sz w:val="18"/>
+              </w:rPr>
+              <w:t xml:space="preserve"> 2 </w:t>
+            </w:r>
+            <w:r>
+              <w:rPr>
+                <w:sz w:val="18"/>
+              </w:rPr>
+              <w:t>列建議值，其餘欄位比照），算出落在訓練範圍外的比例；與授信確認新客群的核准率與預期違約；</w:t>
             </w:r>
             <w:r>
               <w:rPr>
@@ -20140,7 +20678,6 @@
               <w:rPr>
                 <w:sz w:val="18"/>
               </w:rPr>
-              <w:lastRenderedPageBreak/>
               <w:t xml:space="preserve">2 </w:t>
             </w:r>
             <w:r>
@@ -20311,7 +20848,7 @@
               <w:rPr>
                 <w:sz w:val="18"/>
               </w:rPr>
-              <w:t>每個新子群至少約</w:t>
+              <w:t>每個新子群每輪約</w:t>
             </w:r>
             <w:r>
               <w:rPr>
@@ -20371,19 +20908,19 @@
               <w:rPr>
                 <w:sz w:val="18"/>
               </w:rPr>
-              <w:t>），看連續</w:t>
-            </w:r>
-            <w:r>
-              <w:rPr>
-                <w:sz w:val="18"/>
-              </w:rPr>
-              <w:t xml:space="preserve"> 2 </w:t>
-            </w:r>
-            <w:r>
-              <w:rPr>
-                <w:sz w:val="18"/>
-              </w:rPr>
-              <w:t>輪；示算（轉換率</w:t>
+              <w:t>，量不出</w:t>
+            </w:r>
+            <w:r>
+              <w:rPr>
+                <w:sz w:val="18"/>
+              </w:rPr>
+              <w:t xml:space="preserve"> 0.05 </w:t>
+            </w:r>
+            <w:r>
+              <w:rPr>
+                <w:sz w:val="18"/>
+              </w:rPr>
+              <w:t>的差距），兩輪合併再判定；示算（轉換率</w:t>
             </w:r>
             <w:r>
               <w:rPr>
@@ -20407,7 +20944,7 @@
               <w:rPr>
                 <w:sz w:val="18"/>
               </w:rPr>
-              <w:t>）：每子群約</w:t>
+              <w:t>）：每個子群每輪約</w:t>
             </w:r>
             <w:r>
               <w:rPr>
@@ -20419,7 +20956,7 @@
               <w:rPr>
                 <w:sz w:val="18"/>
               </w:rPr>
-              <w:t>通、合計約</w:t>
+              <w:t>通、約</w:t>
             </w:r>
             <w:r>
               <w:rPr>
@@ -20657,6 +21194,7 @@
               <w:rPr>
                 <w:sz w:val="18"/>
               </w:rPr>
+              <w:lastRenderedPageBreak/>
               <w:t xml:space="preserve">5 </w:t>
             </w:r>
             <w:r>
@@ -20977,7 +21515,7 @@
       <w:pPr>
         <w:pStyle w:val="1"/>
       </w:pPr>
-      <w:bookmarkStart w:id="15" w:name="_Toc242536672"/>
+      <w:bookmarkStart w:id="15" w:name="_Toc242539790"/>
       <w:r>
         <w:rPr>
           <w:rFonts w:ascii="Times New Roman" w:eastAsia="新細明體" w:hAnsi="Times New Roman" w:cs="Times New Roman"/>
@@ -21451,19 +21989,7 @@
               <w:rPr>
                 <w:sz w:val="20"/>
               </w:rPr>
-              <w:t>以測試集選模；</w:t>
-            </w:r>
-            <w:r>
-              <w:rPr>
-                <w:sz w:val="20"/>
-              </w:rPr>
-              <w:t xml:space="preserve">A3 </w:t>
-            </w:r>
-            <w:r>
-              <w:rPr>
-                <w:sz w:val="20"/>
-              </w:rPr>
-              <w:t>設計階段也曾以同一測試集預跑，所有測試數字屬樂觀估計；偏誤只會讓名單看起來更好，結論已是未通過，方向不變。資料沒有日期，無法另留較晚的期間驗證</w:t>
+              <w:t>以測試集選模，測試集在探索階段也被用過，所有測試數字屬樂觀估計；偏誤只會讓名單看起來更好，結論已是未通過，方向不變。資料沒有日期，無法另留較晚的期間驗證</w:t>
             </w:r>
           </w:p>
         </w:tc>
@@ -21487,7 +22013,6 @@
                 <w:b/>
                 <w:sz w:val="20"/>
               </w:rPr>
-              <w:lastRenderedPageBreak/>
               <w:t>概念驗證模型</w:t>
             </w:r>
           </w:p>
@@ -21598,7 +22123,67 @@
               <w:rPr>
                 <w:sz w:val="20"/>
               </w:rPr>
-              <w:t>與常設對照組確認</w:t>
+              <w:t>與常設對照組確認；</w:t>
+            </w:r>
+            <w:r>
+              <w:rPr>
+                <w:sz w:val="20"/>
+              </w:rPr>
+              <w:t xml:space="preserve">A2 </w:t>
+            </w:r>
+            <w:r>
+              <w:rPr>
+                <w:sz w:val="20"/>
+              </w:rPr>
+              <w:t>表</w:t>
+            </w:r>
+            <w:r>
+              <w:rPr>
+                <w:sz w:val="20"/>
+              </w:rPr>
+              <w:t xml:space="preserve"> 5 </w:t>
+            </w:r>
+            <w:r>
+              <w:rPr>
+                <w:sz w:val="20"/>
+              </w:rPr>
+              <w:t>另規定依前次行銷結果分層，本版只做時期分層（去重後兩組前次成功者</w:t>
+            </w:r>
+            <w:r>
+              <w:rPr>
+                <w:sz w:val="20"/>
+              </w:rPr>
+              <w:t xml:space="preserve"> 4.11% </w:t>
+            </w:r>
+            <w:r>
+              <w:rPr>
+                <w:sz w:val="20"/>
+              </w:rPr>
+              <w:t>對</w:t>
+            </w:r>
+            <w:r>
+              <w:rPr>
+                <w:sz w:val="20"/>
+              </w:rPr>
+              <w:t xml:space="preserve"> 3.60%</w:t>
+            </w:r>
+            <w:r>
+              <w:rPr>
+                <w:sz w:val="20"/>
+              </w:rPr>
+              <w:t>），待補客戶編號後與</w:t>
+            </w:r>
+            <w:r>
+              <w:rPr>
+                <w:sz w:val="20"/>
+              </w:rPr>
+              <w:t xml:space="preserve"> A/B </w:t>
+            </w:r>
+            <w:r>
+              <w:rPr>
+                <w:sz w:val="20"/>
+              </w:rPr>
+              <w:t>一併確認</w:t>
             </w:r>
           </w:p>
         </w:tc>
@@ -21638,18 +22223,30 @@
               <w:rPr>
                 <w:sz w:val="20"/>
               </w:rPr>
-              <w:t>存檔輸出為本機從頭全部執行的結果（</w:t>
+              <w:t>數字以</w:t>
             </w:r>
             <w:r>
               <w:rPr>
                 <w:sz w:val="20"/>
               </w:rPr>
-              <w:t>Python 3.11.9</w:t>
+              <w:t xml:space="preserve"> Notebook </w:t>
             </w:r>
             <w:r>
               <w:rPr>
                 <w:sz w:val="20"/>
               </w:rPr>
+              <w:t>存檔輸出為準（</w:t>
+            </w:r>
+            <w:r>
+              <w:rPr>
+                <w:sz w:val="20"/>
+              </w:rPr>
+              <w:t>Python 3.11</w:t>
+            </w:r>
+            <w:r>
+              <w:rPr>
+                <w:sz w:val="20"/>
+              </w:rPr>
               <w:t>、</w:t>
             </w:r>
             <w:r>
@@ -21662,36 +22259,31 @@
               <w:rPr>
                 <w:sz w:val="20"/>
               </w:rPr>
-              <w:t>），數字以存檔版為準；換版本時分群等少數數字、評分秒數（表</w:t>
+              <w:t>、</w:t>
             </w:r>
             <w:r>
               <w:rPr>
                 <w:sz w:val="20"/>
               </w:rPr>
+              <w:t>xgboost 3.0.2</w:t>
+            </w:r>
+            <w:r>
+              <w:rPr>
+                <w:sz w:val="20"/>
+              </w:rPr>
+              <w:t>）；換套件版本時，分群編號、評分秒數（表</w:t>
+            </w:r>
+            <w:r>
+              <w:rPr>
+                <w:sz w:val="20"/>
+              </w:rPr>
               <w:t xml:space="preserve"> R4</w:t>
             </w:r>
             <w:r>
               <w:rPr>
                 <w:sz w:val="20"/>
               </w:rPr>
-              <w:t>）可能不同</w:t>
-            </w:r>
-          </w:p>
-          <w:p>
-            <w:pPr>
-              <w:spacing w:after="20" w:line="276" w:lineRule="auto"/>
-            </w:pPr>
-            <w:r>
-              <w:rPr>
-                <w:sz w:val="20"/>
-              </w:rPr>
-              <w:t>Colab</w:t>
-            </w:r>
-            <w:r>
-              <w:rPr>
-                <w:sz w:val="20"/>
-              </w:rPr>
-              <w:t>：尚未實測</w:t>
+              <w:t>）等少數數字可能略有不同</w:t>
             </w:r>
           </w:p>
         </w:tc>
@@ -21702,7 +22294,7 @@
         <w:pStyle w:val="1"/>
         <w:pageBreakBefore/>
       </w:pPr>
-      <w:bookmarkStart w:id="16" w:name="_Toc242536673"/>
+      <w:bookmarkStart w:id="16" w:name="_Toc242539791"/>
       <w:r>
         <w:rPr>
           <w:rFonts w:ascii="Times New Roman" w:eastAsia="新細明體" w:hAnsi="Times New Roman" w:cs="Times New Roman"/>
@@ -21831,7 +22423,7 @@
         <w:pStyle w:val="1"/>
         <w:pageBreakBefore/>
       </w:pPr>
-      <w:bookmarkStart w:id="17" w:name="_Toc242536674"/>
+      <w:bookmarkStart w:id="17" w:name="_Toc242539792"/>
       <w:r>
         <w:rPr>
           <w:rFonts w:ascii="Times New Roman" w:eastAsia="新細明體" w:hAnsi="Times New Roman" w:cs="Times New Roman"/>
@@ -23513,7 +24105,7 @@
       <w:pPr>
         <w:pStyle w:val="1"/>
       </w:pPr>
-      <w:bookmarkStart w:id="18" w:name="_Toc242536675"/>
+      <w:bookmarkStart w:id="18" w:name="_Toc242539793"/>
       <w:r>
         <w:rPr>
           <w:rFonts w:ascii="Times New Roman" w:eastAsia="新細明體" w:hAnsi="Times New Roman" w:cs="Times New Roman"/>
@@ -23546,7 +24138,7 @@
           <w:noProof/>
         </w:rPr>
         <w:drawing>
-          <wp:inline distT="0" distB="0" distL="0" distR="0" wp14:anchorId="79F15752" wp14:editId="3AAFEAD6">
+          <wp:inline distT="0" distB="0" distL="0" distR="0" wp14:anchorId="50F3FA71" wp14:editId="3ADB97AB">
             <wp:extent cx="5364000" cy="4024521"/>
             <wp:effectExtent l="0" t="0" r="0" b="0"/>
             <wp:docPr id="7" name="Picture 7"/>
@@ -23651,7 +24243,7 @@
         </w:rPr>
         <w:lastRenderedPageBreak/>
         <w:drawing>
-          <wp:inline distT="0" distB="0" distL="0" distR="0" wp14:anchorId="09D0EBF0" wp14:editId="2EF801A6">
+          <wp:inline distT="0" distB="0" distL="0" distR="0" wp14:anchorId="15565410" wp14:editId="2BE3B498">
             <wp:extent cx="5616000" cy="4438158"/>
             <wp:effectExtent l="0" t="0" r="0" b="0"/>
             <wp:docPr id="8" name="Picture 8"/>
@@ -23864,7 +24456,7 @@
         </w:rPr>
         <w:lastRenderedPageBreak/>
         <w:drawing>
-          <wp:inline distT="0" distB="0" distL="0" distR="0" wp14:anchorId="7B63FE44" wp14:editId="461E630D">
+          <wp:inline distT="0" distB="0" distL="0" distR="0" wp14:anchorId="5993E955" wp14:editId="1A6B51F9">
             <wp:extent cx="5724000" cy="3951291"/>
             <wp:effectExtent l="0" t="0" r="0" b="0"/>
             <wp:docPr id="9" name="Picture 9"/>
@@ -24329,31 +24921,31 @@
       </w:rPr>
     </w:lvl>
   </w:abstractNum>
-  <w:num w:numId="1" w16cid:durableId="786201233">
+  <w:num w:numId="1" w16cid:durableId="423108694">
     <w:abstractNumId w:val="8"/>
   </w:num>
-  <w:num w:numId="2" w16cid:durableId="1408382368">
+  <w:num w:numId="2" w16cid:durableId="1978680506">
     <w:abstractNumId w:val="6"/>
   </w:num>
-  <w:num w:numId="3" w16cid:durableId="678239990">
+  <w:num w:numId="3" w16cid:durableId="911549086">
     <w:abstractNumId w:val="5"/>
   </w:num>
-  <w:num w:numId="4" w16cid:durableId="766271746">
+  <w:num w:numId="4" w16cid:durableId="370109504">
     <w:abstractNumId w:val="4"/>
   </w:num>
-  <w:num w:numId="5" w16cid:durableId="1552228707">
+  <w:num w:numId="5" w16cid:durableId="813253563">
     <w:abstractNumId w:val="7"/>
   </w:num>
-  <w:num w:numId="6" w16cid:durableId="1914392076">
+  <w:num w:numId="6" w16cid:durableId="89199158">
     <w:abstractNumId w:val="3"/>
   </w:num>
-  <w:num w:numId="7" w16cid:durableId="1773820067">
+  <w:num w:numId="7" w16cid:durableId="932862647">
     <w:abstractNumId w:val="2"/>
   </w:num>
-  <w:num w:numId="8" w16cid:durableId="1975139552">
+  <w:num w:numId="8" w16cid:durableId="1803428328">
     <w:abstractNumId w:val="1"/>
   </w:num>
-  <w:num w:numId="9" w16cid:durableId="1213539173">
+  <w:num w:numId="9" w16cid:durableId="468939799">
     <w:abstractNumId w:val="0"/>
   </w:num>
 </w:numbering>
@@ -35751,7 +36343,7 @@
     <w:autoRedefine/>
     <w:uiPriority w:val="39"/>
     <w:unhideWhenUsed/>
-    <w:rsid w:val="004809EB"/>
+    <w:rsid w:val="00E57ECF"/>
   </w:style>
   <w:style w:type="paragraph" w:styleId="2a">
     <w:name w:val="toc 2"/>
@@ -35760,7 +36352,7 @@
     <w:autoRedefine/>
     <w:uiPriority w:val="39"/>
     <w:unhideWhenUsed/>
-    <w:rsid w:val="004809EB"/>
+    <w:rsid w:val="00E57ECF"/>
     <w:pPr>
       <w:ind w:leftChars="200" w:left="480"/>
     </w:pPr>
@@ -35770,7 +36362,7 @@
     <w:basedOn w:val="a2"/>
     <w:uiPriority w:val="99"/>
     <w:unhideWhenUsed/>
-    <w:rsid w:val="004809EB"/>
+    <w:rsid w:val="00E57ECF"/>
     <w:rPr>
       <w:color w:val="0000FF" w:themeColor="hyperlink"/>
       <w:u w:val="single"/>

--- a/Machine Learning/assessments/A3_交件/Huang_26254793_321513_A3.docx
+++ b/Machine Learning/assessments/A3_交件/Huang_26254793_321513_A3.docx
@@ -547,7 +547,7 @@
               <w:rPr>
                 <w:sz w:val="22"/>
               </w:rPr>
-              <w:t xml:space="preserve"> 1,733 </w:t>
+              <w:t xml:space="preserve"> 1,752 </w:t>
             </w:r>
             <w:r>
               <w:rPr>
@@ -596,7 +596,7 @@
       <w:r>
         <w:fldChar w:fldCharType="separate"/>
       </w:r>
-      <w:hyperlink w:anchor="_Toc242539775" w:history="1">
+      <w:hyperlink w:anchor="_Toc242540898" w:history="1">
         <w:r>
           <w:rPr>
             <w:rStyle w:val="affa"/>
@@ -630,7 +630,7 @@
             <w:noProof/>
             <w:webHidden/>
           </w:rPr>
-          <w:instrText xml:space="preserve"> PAGEREF _Toc242539775 \h </w:instrText>
+          <w:instrText xml:space="preserve"> PAGEREF _Toc242540898 \h </w:instrText>
         </w:r>
         <w:r>
           <w:rPr>
@@ -671,7 +671,7 @@
           <w:noProof/>
         </w:rPr>
       </w:pPr>
-      <w:hyperlink w:anchor="_Toc242539776" w:history="1">
+      <w:hyperlink w:anchor="_Toc242540899" w:history="1">
         <w:r>
           <w:rPr>
             <w:rStyle w:val="affa"/>
@@ -705,7 +705,7 @@
             <w:noProof/>
             <w:webHidden/>
           </w:rPr>
-          <w:instrText xml:space="preserve"> PAGEREF _Toc242539776 \h </w:instrText>
+          <w:instrText xml:space="preserve"> PAGEREF _Toc242540899 \h </w:instrText>
         </w:r>
         <w:r>
           <w:rPr>
@@ -725,7 +725,7 @@
             <w:noProof/>
             <w:webHidden/>
           </w:rPr>
-          <w:t>4</w:t>
+          <w:t>5</w:t>
         </w:r>
         <w:r>
           <w:rPr>
@@ -746,7 +746,7 @@
           <w:noProof/>
         </w:rPr>
       </w:pPr>
-      <w:hyperlink w:anchor="_Toc242539777" w:history="1">
+      <w:hyperlink w:anchor="_Toc242540900" w:history="1">
         <w:r>
           <w:rPr>
             <w:rStyle w:val="affa"/>
@@ -780,7 +780,7 @@
             <w:noProof/>
             <w:webHidden/>
           </w:rPr>
-          <w:instrText xml:space="preserve"> PAGEREF _Toc242539777 \h </w:instrText>
+          <w:instrText xml:space="preserve"> PAGEREF _Toc242540900 \h </w:instrText>
         </w:r>
         <w:r>
           <w:rPr>
@@ -821,7 +821,7 @@
           <w:noProof/>
         </w:rPr>
       </w:pPr>
-      <w:hyperlink w:anchor="_Toc242539778" w:history="1">
+      <w:hyperlink w:anchor="_Toc242540901" w:history="1">
         <w:r>
           <w:rPr>
             <w:rStyle w:val="affa"/>
@@ -855,7 +855,7 @@
             <w:noProof/>
             <w:webHidden/>
           </w:rPr>
-          <w:instrText xml:space="preserve"> PAGEREF _Toc242539778 \h </w:instrText>
+          <w:instrText xml:space="preserve"> PAGEREF _Toc242540901 \h </w:instrText>
         </w:r>
         <w:r>
           <w:rPr>
@@ -896,7 +896,7 @@
           <w:noProof/>
         </w:rPr>
       </w:pPr>
-      <w:hyperlink w:anchor="_Toc242539779" w:history="1">
+      <w:hyperlink w:anchor="_Toc242540902" w:history="1">
         <w:r>
           <w:rPr>
             <w:rStyle w:val="affa"/>
@@ -930,7 +930,7 @@
             <w:noProof/>
             <w:webHidden/>
           </w:rPr>
-          <w:instrText xml:space="preserve"> PAGEREF _Toc242539779 \h </w:instrText>
+          <w:instrText xml:space="preserve"> PAGEREF _Toc242540902 \h </w:instrText>
         </w:r>
         <w:r>
           <w:rPr>
@@ -971,7 +971,7 @@
           <w:noProof/>
         </w:rPr>
       </w:pPr>
-      <w:hyperlink w:anchor="_Toc242539780" w:history="1">
+      <w:hyperlink w:anchor="_Toc242540903" w:history="1">
         <w:r>
           <w:rPr>
             <w:rStyle w:val="affa"/>
@@ -1019,7 +1019,7 @@
             <w:noProof/>
             <w:webHidden/>
           </w:rPr>
-          <w:instrText xml:space="preserve"> PAGEREF _Toc242539780 \h </w:instrText>
+          <w:instrText xml:space="preserve"> PAGEREF _Toc242540903 \h </w:instrText>
         </w:r>
         <w:r>
           <w:rPr>
@@ -1060,7 +1060,7 @@
           <w:noProof/>
         </w:rPr>
       </w:pPr>
-      <w:hyperlink w:anchor="_Toc242539781" w:history="1">
+      <w:hyperlink w:anchor="_Toc242540904" w:history="1">
         <w:r>
           <w:rPr>
             <w:rStyle w:val="affa"/>
@@ -1094,7 +1094,7 @@
             <w:noProof/>
             <w:webHidden/>
           </w:rPr>
-          <w:instrText xml:space="preserve"> PAGEREF _Toc242539781 \h </w:instrText>
+          <w:instrText xml:space="preserve"> PAGEREF _Toc242540904 \h </w:instrText>
         </w:r>
         <w:r>
           <w:rPr>
@@ -1135,7 +1135,7 @@
           <w:noProof/>
         </w:rPr>
       </w:pPr>
-      <w:hyperlink w:anchor="_Toc242539782" w:history="1">
+      <w:hyperlink w:anchor="_Toc242540905" w:history="1">
         <w:r>
           <w:rPr>
             <w:rStyle w:val="affa"/>
@@ -1169,7 +1169,7 @@
             <w:noProof/>
             <w:webHidden/>
           </w:rPr>
-          <w:instrText xml:space="preserve"> PAGEREF _Toc242539782 \h </w:instrText>
+          <w:instrText xml:space="preserve"> PAGEREF _Toc242540905 \h </w:instrText>
         </w:r>
         <w:r>
           <w:rPr>
@@ -1210,7 +1210,7 @@
           <w:noProof/>
         </w:rPr>
       </w:pPr>
-      <w:hyperlink w:anchor="_Toc242539783" w:history="1">
+      <w:hyperlink w:anchor="_Toc242540906" w:history="1">
         <w:r>
           <w:rPr>
             <w:rStyle w:val="affa"/>
@@ -1244,7 +1244,7 @@
             <w:noProof/>
             <w:webHidden/>
           </w:rPr>
-          <w:instrText xml:space="preserve"> PAGEREF _Toc242539783 \h </w:instrText>
+          <w:instrText xml:space="preserve"> PAGEREF _Toc242540906 \h </w:instrText>
         </w:r>
         <w:r>
           <w:rPr>
@@ -1285,7 +1285,7 @@
           <w:noProof/>
         </w:rPr>
       </w:pPr>
-      <w:hyperlink w:anchor="_Toc242539784" w:history="1">
+      <w:hyperlink w:anchor="_Toc242540907" w:history="1">
         <w:r>
           <w:rPr>
             <w:rStyle w:val="affa"/>
@@ -1319,7 +1319,7 @@
             <w:noProof/>
             <w:webHidden/>
           </w:rPr>
-          <w:instrText xml:space="preserve"> PAGEREF _Toc242539784 \h </w:instrText>
+          <w:instrText xml:space="preserve"> PAGEREF _Toc242540907 \h </w:instrText>
         </w:r>
         <w:r>
           <w:rPr>
@@ -1360,7 +1360,7 @@
           <w:noProof/>
         </w:rPr>
       </w:pPr>
-      <w:hyperlink w:anchor="_Toc242539785" w:history="1">
+      <w:hyperlink w:anchor="_Toc242540908" w:history="1">
         <w:r>
           <w:rPr>
             <w:rStyle w:val="affa"/>
@@ -1394,7 +1394,7 @@
             <w:noProof/>
             <w:webHidden/>
           </w:rPr>
-          <w:instrText xml:space="preserve"> PAGEREF _Toc242539785 \h </w:instrText>
+          <w:instrText xml:space="preserve"> PAGEREF _Toc242540908 \h </w:instrText>
         </w:r>
         <w:r>
           <w:rPr>
@@ -1435,7 +1435,7 @@
           <w:noProof/>
         </w:rPr>
       </w:pPr>
-      <w:hyperlink w:anchor="_Toc242539786" w:history="1">
+      <w:hyperlink w:anchor="_Toc242540909" w:history="1">
         <w:r>
           <w:rPr>
             <w:rStyle w:val="affa"/>
@@ -1469,7 +1469,7 @@
             <w:noProof/>
             <w:webHidden/>
           </w:rPr>
-          <w:instrText xml:space="preserve"> PAGEREF _Toc242539786 \h </w:instrText>
+          <w:instrText xml:space="preserve"> PAGEREF _Toc242540909 \h </w:instrText>
         </w:r>
         <w:r>
           <w:rPr>
@@ -1510,7 +1510,7 @@
           <w:noProof/>
         </w:rPr>
       </w:pPr>
-      <w:hyperlink w:anchor="_Toc242539787" w:history="1">
+      <w:hyperlink w:anchor="_Toc242540910" w:history="1">
         <w:r>
           <w:rPr>
             <w:rStyle w:val="affa"/>
@@ -1544,7 +1544,7 @@
             <w:noProof/>
             <w:webHidden/>
           </w:rPr>
-          <w:instrText xml:space="preserve"> PAGEREF _Toc242539787 \h </w:instrText>
+          <w:instrText xml:space="preserve"> PAGEREF _Toc242540910 \h </w:instrText>
         </w:r>
         <w:r>
           <w:rPr>
@@ -1585,7 +1585,7 @@
           <w:noProof/>
         </w:rPr>
       </w:pPr>
-      <w:hyperlink w:anchor="_Toc242539788" w:history="1">
+      <w:hyperlink w:anchor="_Toc242540911" w:history="1">
         <w:r>
           <w:rPr>
             <w:rStyle w:val="affa"/>
@@ -1619,7 +1619,7 @@
             <w:noProof/>
             <w:webHidden/>
           </w:rPr>
-          <w:instrText xml:space="preserve"> PAGEREF _Toc242539788 \h </w:instrText>
+          <w:instrText xml:space="preserve"> PAGEREF _Toc242540911 \h </w:instrText>
         </w:r>
         <w:r>
           <w:rPr>
@@ -1660,7 +1660,7 @@
           <w:noProof/>
         </w:rPr>
       </w:pPr>
-      <w:hyperlink w:anchor="_Toc242539789" w:history="1">
+      <w:hyperlink w:anchor="_Toc242540912" w:history="1">
         <w:r>
           <w:rPr>
             <w:rStyle w:val="affa"/>
@@ -1694,7 +1694,7 @@
             <w:noProof/>
             <w:webHidden/>
           </w:rPr>
-          <w:instrText xml:space="preserve"> PAGEREF _Toc242539789 \h </w:instrText>
+          <w:instrText xml:space="preserve"> PAGEREF _Toc242540912 \h </w:instrText>
         </w:r>
         <w:r>
           <w:rPr>
@@ -1735,7 +1735,7 @@
           <w:noProof/>
         </w:rPr>
       </w:pPr>
-      <w:hyperlink w:anchor="_Toc242539790" w:history="1">
+      <w:hyperlink w:anchor="_Toc242540913" w:history="1">
         <w:r>
           <w:rPr>
             <w:rStyle w:val="affa"/>
@@ -1762,7 +1762,7 @@
             <w:noProof/>
             <w:webHidden/>
           </w:rPr>
-          <w:instrText xml:space="preserve"> PAGEREF _Toc242539790 \h </w:instrText>
+          <w:instrText xml:space="preserve"> PAGEREF _Toc242540913 \h </w:instrText>
         </w:r>
         <w:r>
           <w:rPr>
@@ -1803,7 +1803,7 @@
           <w:noProof/>
         </w:rPr>
       </w:pPr>
-      <w:hyperlink w:anchor="_Toc242539791" w:history="1">
+      <w:hyperlink w:anchor="_Toc242540914" w:history="1">
         <w:r>
           <w:rPr>
             <w:rStyle w:val="affa"/>
@@ -1830,7 +1830,7 @@
             <w:noProof/>
             <w:webHidden/>
           </w:rPr>
-          <w:instrText xml:space="preserve"> PAGEREF _Toc242539791 \h </w:instrText>
+          <w:instrText xml:space="preserve"> PAGEREF _Toc242540914 \h </w:instrText>
         </w:r>
         <w:r>
           <w:rPr>
@@ -1871,7 +1871,7 @@
           <w:noProof/>
         </w:rPr>
       </w:pPr>
-      <w:hyperlink w:anchor="_Toc242539792" w:history="1">
+      <w:hyperlink w:anchor="_Toc242540915" w:history="1">
         <w:r>
           <w:rPr>
             <w:rStyle w:val="affa"/>
@@ -1912,7 +1912,7 @@
             <w:noProof/>
             <w:webHidden/>
           </w:rPr>
-          <w:instrText xml:space="preserve"> PAGEREF _Toc242539792 \h </w:instrText>
+          <w:instrText xml:space="preserve"> PAGEREF _Toc242540915 \h </w:instrText>
         </w:r>
         <w:r>
           <w:rPr>
@@ -1953,7 +1953,7 @@
           <w:noProof/>
         </w:rPr>
       </w:pPr>
-      <w:hyperlink w:anchor="_Toc242539793" w:history="1">
+      <w:hyperlink w:anchor="_Toc242540916" w:history="1">
         <w:r>
           <w:rPr>
             <w:rStyle w:val="affa"/>
@@ -1994,7 +1994,7 @@
             <w:noProof/>
             <w:webHidden/>
           </w:rPr>
-          <w:instrText xml:space="preserve"> PAGEREF _Toc242539793 \h </w:instrText>
+          <w:instrText xml:space="preserve"> PAGEREF _Toc242540916 \h </w:instrText>
         </w:r>
         <w:r>
           <w:rPr>
@@ -2039,7 +2039,7 @@
       <w:pPr>
         <w:pStyle w:val="1"/>
       </w:pPr>
-      <w:bookmarkStart w:id="0" w:name="_Toc242539775"/>
+      <w:bookmarkStart w:id="0" w:name="_Toc242540898"/>
       <w:r>
         <w:rPr>
           <w:rFonts w:ascii="Times New Roman" w:eastAsia="新細明體" w:hAnsi="Times New Roman" w:cs="Times New Roman"/>
@@ -2162,7 +2162,7 @@
         <w:t xml:space="preserve"> A$1.89</w:t>
       </w:r>
       <w:r>
-        <w:t>（去重</w:t>
+        <w:t>（原始口徑；去重</w:t>
       </w:r>
       <w:r>
         <w:t xml:space="preserve"> A$1.50</w:t>
@@ -2298,7 +2298,7 @@
               <w:rPr>
                 <w:sz w:val="18"/>
               </w:rPr>
-              <w:t xml:space="preserve"> p.4</w:t>
+              <w:t xml:space="preserve"> p.5</w:t>
             </w:r>
             <w:r>
               <w:rPr>
@@ -2593,7 +2593,7 @@
               <w:rPr>
                 <w:sz w:val="18"/>
               </w:rPr>
-              <w:t>（去重</w:t>
+              <w:t>（原始口徑；去重</w:t>
             </w:r>
             <w:r>
               <w:rPr>
@@ -3073,6 +3073,7 @@
               <w:rPr>
                 <w:sz w:val="18"/>
               </w:rPr>
+              <w:lastRenderedPageBreak/>
               <w:t>下一輪即可先做、不需模型的準備</w:t>
             </w:r>
           </w:p>
@@ -3135,7 +3136,6 @@
               <w:rPr>
                 <w:sz w:val="18"/>
               </w:rPr>
-              <w:lastRenderedPageBreak/>
               <w:t>建議下一步</w:t>
             </w:r>
           </w:p>
@@ -4229,7 +4229,7 @@
               <w:rPr>
                 <w:sz w:val="20"/>
               </w:rPr>
-              <w:t>每組</w:t>
+              <w:t>經濟期（文中亦稱時期）＝一組</w:t>
             </w:r>
             <w:r>
               <w:rPr>
@@ -4247,13 +4247,13 @@
               <w:rPr>
                 <w:sz w:val="20"/>
               </w:rPr>
-              <w:t>cci</w:t>
+              <w:t xml:space="preserve">cci </w:t>
             </w:r>
             <w:r>
               <w:rPr>
                 <w:sz w:val="20"/>
               </w:rPr>
-              <w:t>（一組約一個年月）取同通數，用來檢查同月配對</w:t>
+              <w:t>值（約一個年月）；每個經濟期取與手機規則同通數，用來檢查同月配對</w:t>
             </w:r>
           </w:p>
         </w:tc>
@@ -4399,7 +4399,7 @@
               <w:rPr>
                 <w:sz w:val="20"/>
               </w:rPr>
-              <w:t>③④</w:t>
+              <w:t>③④⑤</w:t>
             </w:r>
             <w:r>
               <w:rPr>
@@ -4429,7 +4429,19 @@
               <w:rPr>
                 <w:sz w:val="20"/>
               </w:rPr>
-              <w:t>；與同月配對名單通數相同、組成不同（轉換率</w:t>
+              <w:t>（圖</w:t>
+            </w:r>
+            <w:r>
+              <w:rPr>
+                <w:sz w:val="20"/>
+              </w:rPr>
+              <w:t xml:space="preserve"> 1 </w:t>
+            </w:r>
+            <w:r>
+              <w:rPr>
+                <w:sz w:val="20"/>
+              </w:rPr>
+              <w:t>的本來就會買比例亦取自此名單）；與同月配對名單通數相同、組成不同（轉換率</w:t>
             </w:r>
             <w:r>
               <w:rPr>
@@ -4697,11 +4709,12 @@
       <w:pPr>
         <w:pStyle w:val="1"/>
       </w:pPr>
-      <w:bookmarkStart w:id="1" w:name="_Toc242539776"/>
+      <w:bookmarkStart w:id="1" w:name="_Toc242540899"/>
       <w:r>
         <w:rPr>
           <w:rFonts w:ascii="Times New Roman" w:eastAsia="新細明體" w:hAnsi="Times New Roman" w:cs="Times New Roman"/>
         </w:rPr>
+        <w:lastRenderedPageBreak/>
         <w:t xml:space="preserve">1 </w:t>
       </w:r>
       <w:r>
@@ -4762,11 +4775,7 @@
         <w:t>；</w:t>
       </w:r>
       <w:r>
-        <w:t>scikit-</w:t>
-      </w:r>
-      <w:r>
-        <w:lastRenderedPageBreak/>
-        <w:t>learn developers, n.d.</w:t>
+        <w:t>scikit-learn developers, n.d.</w:t>
       </w:r>
       <w:r>
         <w:t>）；整份</w:t>
@@ -4998,7 +5007,7 @@
                 <w:b/>
                 <w:sz w:val="18"/>
               </w:rPr>
-              <w:t>影響（實測）</w:t>
+              <w:t>影響（量測結果）</w:t>
             </w:r>
           </w:p>
         </w:tc>
@@ -5257,7 +5266,7 @@
               <w:rPr>
                 <w:sz w:val="18"/>
               </w:rPr>
-              <w:t>點名為防洩漏</w:t>
+              <w:t>屬防範資料洩漏的做法（見本節首段）</w:t>
             </w:r>
           </w:p>
         </w:tc>
@@ -6357,6 +6366,7 @@
               <w:rPr>
                 <w:sz w:val="18"/>
               </w:rPr>
+              <w:lastRenderedPageBreak/>
               <w:t>發現：</w:t>
             </w:r>
             <w:r>
@@ -6624,7 +6634,6 @@
               <w:rPr>
                 <w:sz w:val="18"/>
               </w:rPr>
-              <w:lastRenderedPageBreak/>
               <w:t>發現：</w:t>
             </w:r>
             <w:r>
@@ -8724,7 +8733,7 @@
       <w:pPr>
         <w:pStyle w:val="1"/>
       </w:pPr>
-      <w:bookmarkStart w:id="2" w:name="_Toc242539777"/>
+      <w:bookmarkStart w:id="2" w:name="_Toc242540900"/>
       <w:r>
         <w:rPr>
           <w:rFonts w:ascii="Times New Roman" w:eastAsia="新細明體" w:hAnsi="Times New Roman" w:cs="Times New Roman"/>
@@ -8744,7 +8753,7 @@
       <w:pPr>
         <w:pStyle w:val="21"/>
       </w:pPr>
-      <w:bookmarkStart w:id="3" w:name="_Toc242539778"/>
+      <w:bookmarkStart w:id="3" w:name="_Toc242540901"/>
       <w:r>
         <w:rPr>
           <w:rFonts w:ascii="Times New Roman" w:eastAsia="新細明體" w:hAnsi="Times New Roman" w:cs="Times New Roman"/>
@@ -10011,7 +10020,7 @@
           <w:color w:val="333333"/>
           <w:sz w:val="20"/>
         </w:rPr>
-        <w:t>（去重</w:t>
+        <w:t>（原始口徑；去重</w:t>
       </w:r>
       <w:r>
         <w:rPr>
@@ -10068,7 +10077,7 @@
         </w:rPr>
         <w:lastRenderedPageBreak/>
         <w:drawing>
-          <wp:inline distT="0" distB="0" distL="0" distR="0" wp14:anchorId="54D9F8E9" wp14:editId="492ED5AB">
+          <wp:inline distT="0" distB="0" distL="0" distR="0" wp14:anchorId="23DA7E85" wp14:editId="10347CC6">
             <wp:extent cx="5724000" cy="3982406"/>
             <wp:effectExtent l="0" t="0" r="0" b="0"/>
             <wp:docPr id="1" name="Picture 1"/>
@@ -10146,6 +10155,42 @@
         <w:rPr>
           <w:sz w:val="22"/>
         </w:rPr>
+        <w:t>；圖內「</w:t>
+      </w:r>
+      <w:r>
+        <w:rPr>
+          <w:sz w:val="22"/>
+        </w:rPr>
+        <w:t>Fig 7</w:t>
+      </w:r>
+      <w:r>
+        <w:rPr>
+          <w:sz w:val="22"/>
+        </w:rPr>
+        <w:t>」指</w:t>
+      </w:r>
+      <w:r>
+        <w:rPr>
+          <w:sz w:val="22"/>
+        </w:rPr>
+        <w:t xml:space="preserve"> Notebook Fig 7</w:t>
+      </w:r>
+      <w:r>
+        <w:rPr>
+          <w:sz w:val="22"/>
+        </w:rPr>
+        <w:t>，即本報告圖</w:t>
+      </w:r>
+      <w:r>
+        <w:rPr>
+          <w:sz w:val="22"/>
+        </w:rPr>
+        <w:t xml:space="preserve"> 4</w:t>
+      </w:r>
+      <w:r>
+        <w:rPr>
+          <w:sz w:val="22"/>
+        </w:rPr>
         <w:t>）：同樣</w:t>
       </w:r>
       <w:r>
@@ -10236,20 +10281,32 @@
         <w:rPr>
           <w:sz w:val="22"/>
         </w:rPr>
-        <w:t xml:space="preserve"> A$1.89 </w:t>
+        <w:t xml:space="preserve"> A$1.89</w:t>
       </w:r>
       <w:r>
         <w:rPr>
           <w:sz w:val="22"/>
         </w:rPr>
-        <w:t>時白送的折扣就超過此數。</w:t>
+        <w:t>（原始口徑；去重</w:t>
+      </w:r>
+      <w:r>
+        <w:rPr>
+          <w:sz w:val="22"/>
+        </w:rPr>
+        <w:t xml:space="preserve"> A$1.50</w:t>
+      </w:r>
+      <w:r>
+        <w:rPr>
+          <w:sz w:val="22"/>
+        </w:rPr>
+        <w:t>）時白送的折扣就超過此數。</w:t>
       </w:r>
     </w:p>
     <w:p>
       <w:pPr>
         <w:pStyle w:val="21"/>
       </w:pPr>
-      <w:bookmarkStart w:id="4" w:name="_Toc242539779"/>
+      <w:bookmarkStart w:id="4" w:name="_Toc242540902"/>
       <w:r>
         <w:rPr>
           <w:rFonts w:ascii="Times New Roman" w:eastAsia="新細明體" w:hAnsi="Times New Roman" w:cs="Times New Roman"/>
@@ -12854,56 +12911,56 @@
           <w:sz w:val="20"/>
         </w:rPr>
         <w:lastRenderedPageBreak/>
-        <w:t>註：達標＝達</w:t>
+        <w:t>註：業務</w:t>
       </w:r>
       <w:r>
         <w:rPr>
           <w:color w:val="333333"/>
           <w:sz w:val="20"/>
         </w:rPr>
-        <w:t xml:space="preserve"> A2 </w:t>
+        <w:t xml:space="preserve">①–⑤ </w:t>
       </w:r>
       <w:r>
         <w:rPr>
           <w:color w:val="333333"/>
           <w:sz w:val="20"/>
         </w:rPr>
-        <w:t>門檻；未達＝證據在門檻錯的一邊；未證實＝方向對、</w:t>
+        <w:t>沿用</w:t>
       </w:r>
       <w:r>
         <w:rPr>
           <w:color w:val="333333"/>
           <w:sz w:val="20"/>
         </w:rPr>
-        <w:t xml:space="preserve">95% </w:t>
+        <w:t xml:space="preserve"> A2 </w:t>
       </w:r>
       <w:r>
         <w:rPr>
           <w:color w:val="333333"/>
           <w:sz w:val="20"/>
         </w:rPr>
-        <w:t>區間跨門檻；列報＝</w:t>
+        <w:t>表</w:t>
       </w:r>
       <w:r>
         <w:rPr>
           <w:color w:val="333333"/>
           <w:sz w:val="20"/>
         </w:rPr>
-        <w:t xml:space="preserve">A2 </w:t>
+        <w:t xml:space="preserve"> 4 </w:t>
       </w:r>
       <w:r>
         <w:rPr>
           <w:color w:val="333333"/>
           <w:sz w:val="20"/>
         </w:rPr>
-        <w:t>不作關卡，列報項仍依門檻標達／未達；示算＝只能在假設下試算。</w:t>
+        <w:t>業務列的編號；</w:t>
       </w:r>
       <w:r>
         <w:rPr>
           <w:color w:val="333333"/>
           <w:sz w:val="20"/>
         </w:rPr>
-        <w:t xml:space="preserve">[ ] </w:t>
+        <w:t xml:space="preserve">ML①–⑤ </w:t>
       </w:r>
       <w:r>
         <w:rPr>
@@ -12917,14 +12974,154 @@
           <w:color w:val="333333"/>
           <w:sz w:val="20"/>
         </w:rPr>
-        <w:t xml:space="preserve"> 95% </w:t>
+        <w:t xml:space="preserve"> A2 </w:t>
       </w:r>
       <w:r>
         <w:rPr>
           <w:color w:val="333333"/>
           <w:sz w:val="20"/>
         </w:rPr>
-        <w:t>區間，單位為個百分點；式</w:t>
+        <w:t>表</w:t>
+      </w:r>
+      <w:r>
+        <w:rPr>
+          <w:color w:val="333333"/>
+          <w:sz w:val="20"/>
+        </w:rPr>
+        <w:t xml:space="preserve"> 4 </w:t>
+      </w:r>
+      <w:r>
+        <w:rPr>
+          <w:color w:val="333333"/>
+          <w:sz w:val="20"/>
+        </w:rPr>
+        <w:t>五個</w:t>
+      </w:r>
+      <w:r>
+        <w:rPr>
+          <w:color w:val="333333"/>
+          <w:sz w:val="20"/>
+        </w:rPr>
+        <w:t xml:space="preserve"> ML </w:t>
+      </w:r>
+      <w:r>
+        <w:rPr>
+          <w:color w:val="333333"/>
+          <w:sz w:val="20"/>
+        </w:rPr>
+        <w:t>列依序編號（</w:t>
+      </w:r>
+      <w:r>
+        <w:rPr>
+          <w:color w:val="333333"/>
+          <w:sz w:val="20"/>
+        </w:rPr>
+        <w:t xml:space="preserve">A2 </w:t>
+      </w:r>
+      <w:r>
+        <w:rPr>
+          <w:color w:val="333333"/>
+          <w:sz w:val="20"/>
+        </w:rPr>
+        <w:t>原表</w:t>
+      </w:r>
+      <w:r>
+        <w:rPr>
+          <w:color w:val="333333"/>
+          <w:sz w:val="20"/>
+        </w:rPr>
+        <w:t xml:space="preserve"> ML </w:t>
+      </w:r>
+      <w:r>
+        <w:rPr>
+          <w:color w:val="333333"/>
+          <w:sz w:val="20"/>
+        </w:rPr>
+        <w:t>列未編號）。達標＝達</w:t>
+      </w:r>
+      <w:r>
+        <w:rPr>
+          <w:color w:val="333333"/>
+          <w:sz w:val="20"/>
+        </w:rPr>
+        <w:t xml:space="preserve"> A2 </w:t>
+      </w:r>
+      <w:r>
+        <w:rPr>
+          <w:color w:val="333333"/>
+          <w:sz w:val="20"/>
+        </w:rPr>
+        <w:t>門檻；未達＝證據在門檻錯的一邊；未證實＝方向對、</w:t>
+      </w:r>
+      <w:r>
+        <w:rPr>
+          <w:color w:val="333333"/>
+          <w:sz w:val="20"/>
+        </w:rPr>
+        <w:t xml:space="preserve">95% </w:t>
+      </w:r>
+      <w:r>
+        <w:rPr>
+          <w:color w:val="333333"/>
+          <w:sz w:val="20"/>
+        </w:rPr>
+        <w:t>區間跨門檻；列報＝</w:t>
+      </w:r>
+      <w:r>
+        <w:rPr>
+          <w:color w:val="333333"/>
+          <w:sz w:val="20"/>
+        </w:rPr>
+        <w:t xml:space="preserve">A2 </w:t>
+      </w:r>
+      <w:r>
+        <w:rPr>
+          <w:color w:val="333333"/>
+          <w:sz w:val="20"/>
+        </w:rPr>
+        <w:t>不作關卡，列報項仍依門檻標達／未達；示算＝只能在假設下試算。</w:t>
+      </w:r>
+      <w:r>
+        <w:rPr>
+          <w:color w:val="333333"/>
+          <w:sz w:val="20"/>
+        </w:rPr>
+        <w:t xml:space="preserve">[ ] </w:t>
+      </w:r>
+      <w:r>
+        <w:rPr>
+          <w:color w:val="333333"/>
+          <w:sz w:val="20"/>
+        </w:rPr>
+        <w:t>為</w:t>
+      </w:r>
+      <w:r>
+        <w:rPr>
+          <w:color w:val="333333"/>
+          <w:sz w:val="20"/>
+        </w:rPr>
+        <w:t xml:space="preserve"> 95% </w:t>
+      </w:r>
+      <w:r>
+        <w:rPr>
+          <w:color w:val="333333"/>
+          <w:sz w:val="20"/>
+        </w:rPr>
+        <w:t>區間，單位為個百分點（業務</w:t>
+      </w:r>
+      <w:r>
+        <w:rPr>
+          <w:color w:val="333333"/>
+          <w:sz w:val="20"/>
+        </w:rPr>
+        <w:t xml:space="preserve">④ </w:t>
+      </w:r>
+      <w:r>
+        <w:rPr>
+          <w:color w:val="333333"/>
+          <w:sz w:val="20"/>
+        </w:rPr>
+        <w:t>為百分比）；式</w:t>
       </w:r>
       <w:r>
         <w:rPr>
@@ -14292,7 +14489,7 @@
       <w:pPr>
         <w:pStyle w:val="21"/>
       </w:pPr>
-      <w:bookmarkStart w:id="5" w:name="_Toc242539780"/>
+      <w:bookmarkStart w:id="5" w:name="_Toc242540903"/>
       <w:r>
         <w:rPr>
           <w:rFonts w:ascii="Times New Roman" w:eastAsia="新細明體" w:hAnsi="Times New Roman" w:cs="Times New Roman"/>
@@ -14387,7 +14584,7 @@
         </w:rPr>
         <w:lastRenderedPageBreak/>
         <w:drawing>
-          <wp:inline distT="0" distB="0" distL="0" distR="0" wp14:anchorId="24C7D57E" wp14:editId="21560A7B">
+          <wp:inline distT="0" distB="0" distL="0" distR="0" wp14:anchorId="48A38435" wp14:editId="4413BBA5">
             <wp:extent cx="5724000" cy="3169773"/>
             <wp:effectExtent l="0" t="0" r="0" b="0"/>
             <wp:docPr id="2" name="Picture 2"/>
@@ -14544,7 +14741,7 @@
       <w:pPr>
         <w:pStyle w:val="21"/>
       </w:pPr>
-      <w:bookmarkStart w:id="6" w:name="_Toc242539781"/>
+      <w:bookmarkStart w:id="6" w:name="_Toc242540904"/>
       <w:r>
         <w:rPr>
           <w:rFonts w:ascii="Times New Roman" w:eastAsia="新細明體" w:hAnsi="Times New Roman" w:cs="Times New Roman"/>
@@ -14675,7 +14872,7 @@
         </w:rPr>
         <w:lastRenderedPageBreak/>
         <w:drawing>
-          <wp:inline distT="0" distB="0" distL="0" distR="0" wp14:anchorId="7CDCE400" wp14:editId="4123D39A">
+          <wp:inline distT="0" distB="0" distL="0" distR="0" wp14:anchorId="44129357" wp14:editId="17AB47C0">
             <wp:extent cx="5256000" cy="6815949"/>
             <wp:effectExtent l="0" t="0" r="0" b="0"/>
             <wp:docPr id="3" name="Picture 3"/>
@@ -15034,7 +15231,7 @@
           <w:noProof/>
         </w:rPr>
         <w:drawing>
-          <wp:inline distT="0" distB="0" distL="0" distR="0" wp14:anchorId="1679A1AD" wp14:editId="533C1E72">
+          <wp:inline distT="0" distB="0" distL="0" distR="0" wp14:anchorId="20EC4DBE" wp14:editId="246F4652">
             <wp:extent cx="5724000" cy="3562609"/>
             <wp:effectExtent l="0" t="0" r="0" b="0"/>
             <wp:docPr id="4" name="Picture 4"/>
@@ -15215,7 +15412,7 @@
       <w:pPr>
         <w:pStyle w:val="21"/>
       </w:pPr>
-      <w:bookmarkStart w:id="7" w:name="_Toc242539782"/>
+      <w:bookmarkStart w:id="7" w:name="_Toc242540905"/>
       <w:r>
         <w:rPr>
           <w:rFonts w:ascii="Times New Roman" w:eastAsia="新細明體" w:hAnsi="Times New Roman" w:cs="Times New Roman"/>
@@ -15346,7 +15543,7 @@
         </w:rPr>
         <w:lastRenderedPageBreak/>
         <w:drawing>
-          <wp:inline distT="0" distB="0" distL="0" distR="0" wp14:anchorId="4468E8E2" wp14:editId="07BB0E68">
+          <wp:inline distT="0" distB="0" distL="0" distR="0" wp14:anchorId="5BE97887" wp14:editId="26C1AA7C">
             <wp:extent cx="5256000" cy="4957571"/>
             <wp:effectExtent l="0" t="0" r="0" b="0"/>
             <wp:docPr id="5" name="Picture 5"/>
@@ -16500,7 +16697,7 @@
           <w:color w:val="333333"/>
           <w:sz w:val="20"/>
         </w:rPr>
-        <w:t>最大（錯誤</w:t>
+        <w:t>最大（每人代價上，錯誤</w:t>
       </w:r>
       <w:r>
         <w:rPr>
@@ -16563,7 +16760,7 @@
       <w:pPr>
         <w:pStyle w:val="21"/>
       </w:pPr>
-      <w:bookmarkStart w:id="8" w:name="_Toc242539783"/>
+      <w:bookmarkStart w:id="8" w:name="_Toc242540906"/>
       <w:r>
         <w:rPr>
           <w:rFonts w:ascii="Times New Roman" w:eastAsia="新細明體" w:hAnsi="Times New Roman" w:cs="Times New Roman"/>
@@ -16675,7 +16872,7 @@
           <w:noProof/>
         </w:rPr>
         <w:drawing>
-          <wp:inline distT="0" distB="0" distL="0" distR="0" wp14:anchorId="2E245944" wp14:editId="438142FF">
+          <wp:inline distT="0" distB="0" distL="0" distR="0" wp14:anchorId="6EB62FE9" wp14:editId="5E58E7D1">
             <wp:extent cx="5328000" cy="5631878"/>
             <wp:effectExtent l="0" t="0" r="0" b="0"/>
             <wp:docPr id="6" name="Picture 6"/>
@@ -16808,7 +17005,7 @@
       <w:pPr>
         <w:pStyle w:val="21"/>
       </w:pPr>
-      <w:bookmarkStart w:id="9" w:name="_Toc242539784"/>
+      <w:bookmarkStart w:id="9" w:name="_Toc242540907"/>
       <w:r>
         <w:rPr>
           <w:rFonts w:ascii="Times New Roman" w:eastAsia="新細明體" w:hAnsi="Times New Roman" w:cs="Times New Roman"/>
@@ -16860,7 +17057,7 @@
       <w:pPr>
         <w:pStyle w:val="1"/>
       </w:pPr>
-      <w:bookmarkStart w:id="10" w:name="_Toc242539785"/>
+      <w:bookmarkStart w:id="10" w:name="_Toc242540908"/>
       <w:r>
         <w:rPr>
           <w:rFonts w:ascii="Times New Roman" w:eastAsia="新細明體" w:hAnsi="Times New Roman" w:cs="Times New Roman"/>
@@ -17607,7 +17804,19 @@
               <w:rPr>
                 <w:sz w:val="17"/>
               </w:rPr>
-              <w:t>，拿掉欄位補不了缺口</w:t>
+              <w:t>（整體</w:t>
+            </w:r>
+            <w:r>
+              <w:rPr>
+                <w:sz w:val="17"/>
+              </w:rPr>
+              <w:t xml:space="preserve"> AUC </w:t>
+            </w:r>
+            <w:r>
+              <w:rPr>
+                <w:sz w:val="17"/>
+              </w:rPr>
+              <w:t>幾乎不變；法遵若不准用，代價很小）</w:t>
             </w:r>
           </w:p>
         </w:tc>
@@ -19573,7 +19782,7 @@
       <w:pPr>
         <w:pStyle w:val="1"/>
       </w:pPr>
-      <w:bookmarkStart w:id="11" w:name="_Toc242539786"/>
+      <w:bookmarkStart w:id="11" w:name="_Toc242540909"/>
       <w:r>
         <w:rPr>
           <w:rFonts w:ascii="Times New Roman" w:eastAsia="新細明體" w:hAnsi="Times New Roman" w:cs="Times New Roman"/>
@@ -19670,7 +19879,7 @@
               <w:rPr>
                 <w:sz w:val="20"/>
               </w:rPr>
-              <w:t>不能：部分新客戶可能落在訓練範圍外；分布可事先比對，但新客戶買不買的規律要有新標籤才驗得出，故分數、切點與評估證據都不能沿用；待模型先通過舊客群的階段</w:t>
+              <w:t>不能：部分新客戶可能落在訓練範圍外；分布可事先比對，但新客戶買不買的規律要有新標籤才驗得出，故分數、切點與評估證據都不能沿用；即使模型先通過舊客群的階段</w:t>
             </w:r>
             <w:r>
               <w:rPr>
@@ -19882,7 +20091,7 @@
       <w:pPr>
         <w:pStyle w:val="21"/>
       </w:pPr>
-      <w:bookmarkStart w:id="12" w:name="_Toc242539787"/>
+      <w:bookmarkStart w:id="12" w:name="_Toc242540910"/>
       <w:r>
         <w:rPr>
           <w:rFonts w:ascii="Times New Roman" w:eastAsia="新細明體" w:hAnsi="Times New Roman" w:cs="Times New Roman"/>
@@ -19921,7 +20130,7 @@
       <w:pPr>
         <w:pStyle w:val="21"/>
       </w:pPr>
-      <w:bookmarkStart w:id="13" w:name="_Toc242539788"/>
+      <w:bookmarkStart w:id="13" w:name="_Toc242540911"/>
       <w:r>
         <w:rPr>
           <w:rFonts w:ascii="Times New Roman" w:eastAsia="新細明體" w:hAnsi="Times New Roman" w:cs="Times New Roman"/>
@@ -20160,7 +20369,7 @@
       <w:pPr>
         <w:pStyle w:val="21"/>
       </w:pPr>
-      <w:bookmarkStart w:id="14" w:name="_Toc242539789"/>
+      <w:bookmarkStart w:id="14" w:name="_Toc242540912"/>
       <w:r>
         <w:rPr>
           <w:rFonts w:ascii="Times New Roman" w:eastAsia="新細明體" w:hAnsi="Times New Roman" w:cs="Times New Roman"/>
@@ -20180,7 +20389,7 @@
         <w:spacing w:after="0" w:line="480" w:lineRule="auto"/>
       </w:pPr>
       <w:r>
-        <w:t>沿用前處理與評估流程，重訓模型參數、校準與切點（表</w:t>
+        <w:t>沿用前處理與評估流程，視新客群可得欄位重做特徵選擇，並重訓模型參數、校準與切點（表</w:t>
       </w:r>
       <w:r>
         <w:t xml:space="preserve"> R7</w:t>
@@ -21515,7 +21724,7 @@
       <w:pPr>
         <w:pStyle w:val="1"/>
       </w:pPr>
-      <w:bookmarkStart w:id="15" w:name="_Toc242539790"/>
+      <w:bookmarkStart w:id="15" w:name="_Toc242540913"/>
       <w:r>
         <w:rPr>
           <w:rFonts w:ascii="Times New Roman" w:eastAsia="新細明體" w:hAnsi="Times New Roman" w:cs="Times New Roman"/>
@@ -22147,7 +22356,7 @@
               <w:rPr>
                 <w:sz w:val="20"/>
               </w:rPr>
-              <w:t>另規定依前次行銷結果分層，本版只做時期分層（去重後兩組前次成功者</w:t>
+              <w:t>另規定依前次行銷結果分層，本報告只做時期分層（去重後兩組前次成功者</w:t>
             </w:r>
             <w:r>
               <w:rPr>
@@ -22294,7 +22503,7 @@
         <w:pStyle w:val="1"/>
         <w:pageBreakBefore/>
       </w:pPr>
-      <w:bookmarkStart w:id="16" w:name="_Toc242539791"/>
+      <w:bookmarkStart w:id="16" w:name="_Toc242540914"/>
       <w:r>
         <w:rPr>
           <w:rFonts w:ascii="Times New Roman" w:eastAsia="新細明體" w:hAnsi="Times New Roman" w:cs="Times New Roman"/>
@@ -22423,7 +22632,7 @@
         <w:pStyle w:val="1"/>
         <w:pageBreakBefore/>
       </w:pPr>
-      <w:bookmarkStart w:id="17" w:name="_Toc242539792"/>
+      <w:bookmarkStart w:id="17" w:name="_Toc242540915"/>
       <w:r>
         <w:rPr>
           <w:rFonts w:ascii="Times New Roman" w:eastAsia="新細明體" w:hAnsi="Times New Roman" w:cs="Times New Roman"/>
@@ -24105,7 +24314,7 @@
       <w:pPr>
         <w:pStyle w:val="1"/>
       </w:pPr>
-      <w:bookmarkStart w:id="18" w:name="_Toc242539793"/>
+      <w:bookmarkStart w:id="18" w:name="_Toc242540916"/>
       <w:r>
         <w:rPr>
           <w:rFonts w:ascii="Times New Roman" w:eastAsia="新細明體" w:hAnsi="Times New Roman" w:cs="Times New Roman"/>
@@ -24138,7 +24347,7 @@
           <w:noProof/>
         </w:rPr>
         <w:drawing>
-          <wp:inline distT="0" distB="0" distL="0" distR="0" wp14:anchorId="50F3FA71" wp14:editId="3ADB97AB">
+          <wp:inline distT="0" distB="0" distL="0" distR="0" wp14:anchorId="13C2259B" wp14:editId="1A295545">
             <wp:extent cx="5364000" cy="4024521"/>
             <wp:effectExtent l="0" t="0" r="0" b="0"/>
             <wp:docPr id="7" name="Picture 7"/>
@@ -24243,7 +24452,7 @@
         </w:rPr>
         <w:lastRenderedPageBreak/>
         <w:drawing>
-          <wp:inline distT="0" distB="0" distL="0" distR="0" wp14:anchorId="15565410" wp14:editId="2BE3B498">
+          <wp:inline distT="0" distB="0" distL="0" distR="0" wp14:anchorId="3EB9071E" wp14:editId="5B52D593">
             <wp:extent cx="5616000" cy="4438158"/>
             <wp:effectExtent l="0" t="0" r="0" b="0"/>
             <wp:docPr id="8" name="Picture 8"/>
@@ -24456,7 +24665,7 @@
         </w:rPr>
         <w:lastRenderedPageBreak/>
         <w:drawing>
-          <wp:inline distT="0" distB="0" distL="0" distR="0" wp14:anchorId="5993E955" wp14:editId="1A6B51F9">
+          <wp:inline distT="0" distB="0" distL="0" distR="0" wp14:anchorId="13D853C7" wp14:editId="6D12B7EE">
             <wp:extent cx="5724000" cy="3951291"/>
             <wp:effectExtent l="0" t="0" r="0" b="0"/>
             <wp:docPr id="9" name="Picture 9"/>
@@ -24921,31 +25130,31 @@
       </w:rPr>
     </w:lvl>
   </w:abstractNum>
-  <w:num w:numId="1" w16cid:durableId="423108694">
+  <w:num w:numId="1" w16cid:durableId="703484360">
     <w:abstractNumId w:val="8"/>
   </w:num>
-  <w:num w:numId="2" w16cid:durableId="1978680506">
+  <w:num w:numId="2" w16cid:durableId="1782724936">
     <w:abstractNumId w:val="6"/>
   </w:num>
-  <w:num w:numId="3" w16cid:durableId="911549086">
+  <w:num w:numId="3" w16cid:durableId="604270735">
     <w:abstractNumId w:val="5"/>
   </w:num>
-  <w:num w:numId="4" w16cid:durableId="370109504">
+  <w:num w:numId="4" w16cid:durableId="1730685442">
     <w:abstractNumId w:val="4"/>
   </w:num>
-  <w:num w:numId="5" w16cid:durableId="813253563">
+  <w:num w:numId="5" w16cid:durableId="195701466">
     <w:abstractNumId w:val="7"/>
   </w:num>
-  <w:num w:numId="6" w16cid:durableId="89199158">
+  <w:num w:numId="6" w16cid:durableId="385687558">
     <w:abstractNumId w:val="3"/>
   </w:num>
-  <w:num w:numId="7" w16cid:durableId="932862647">
+  <w:num w:numId="7" w16cid:durableId="1833839489">
     <w:abstractNumId w:val="2"/>
   </w:num>
-  <w:num w:numId="8" w16cid:durableId="1803428328">
+  <w:num w:numId="8" w16cid:durableId="1791169358">
     <w:abstractNumId w:val="1"/>
   </w:num>
-  <w:num w:numId="9" w16cid:durableId="468939799">
+  <w:num w:numId="9" w16cid:durableId="1332371445">
     <w:abstractNumId w:val="0"/>
   </w:num>
 </w:numbering>
@@ -36343,7 +36552,7 @@
     <w:autoRedefine/>
     <w:uiPriority w:val="39"/>
     <w:unhideWhenUsed/>
-    <w:rsid w:val="00E57ECF"/>
+    <w:rsid w:val="001F19A1"/>
   </w:style>
   <w:style w:type="paragraph" w:styleId="2a">
     <w:name w:val="toc 2"/>
@@ -36352,7 +36561,7 @@
     <w:autoRedefine/>
     <w:uiPriority w:val="39"/>
     <w:unhideWhenUsed/>
-    <w:rsid w:val="00E57ECF"/>
+    <w:rsid w:val="001F19A1"/>
     <w:pPr>
       <w:ind w:leftChars="200" w:left="480"/>
     </w:pPr>
@@ -36362,7 +36571,7 @@
     <w:basedOn w:val="a2"/>
     <w:uiPriority w:val="99"/>
     <w:unhideWhenUsed/>
-    <w:rsid w:val="00E57ECF"/>
+    <w:rsid w:val="001F19A1"/>
     <w:rPr>
       <w:color w:val="0000FF" w:themeColor="hyperlink"/>
       <w:u w:val="single"/>
